--- a/MemoriaTFM_1.1.docx
+++ b/MemoriaTFM_1.1.docx
@@ -340,7 +340,7 @@
         <w:rPr>
           <w:i/>
         </w:rPr>
-        <w:t>walk-forward</w:t>
+        <w:t>validación progresiva</w:t>
       </w:r>
       <w:r>
         <w:rPr>
@@ -5746,7 +5746,7 @@
         <w:jc w:val="both"/>
       </w:pPr>
       <w:r>
-        <w:t>O1. Construir un pipeline automatizado de procesamiento de las más de 17 millones de secuencias GISAID mediante streaming eficiente, generando matrices de frecuencia temporal y mutacional que representen de forma estructurada la incidencia del virus en la población a lo largo del tiempo.</w:t>
+        <w:t>O1. Construir una cadena de procesamiento automatizada de las más de 17 millones de secuencias GISAID mediante flujo continuo eficiente, generando matrices de frecuencia temporal y mutacional que representen de forma estructurada la incidencia del virus en la población a lo largo del tiempo.</w:t>
       </w:r>
     </w:p>
     <w:p>
@@ -5762,7 +5762,7 @@
         <w:jc w:val="both"/>
       </w:pPr>
       <w:r>
-        <w:t>O3. Entrenar y validar un clasificador LightGBM para la predicción de crecimiento a varias semanas vista, con validación walk-forward por épocas pandémicas libre de filtraciones de datos: se corrigen explícitamente dos fuentes de fuga de información identificadas en versiones previas de este proyecto, el uso indebido del conjunto de test como conjunto de validación para el early stopping (detalle en 4.3), y la falta de censura temporal en las etiquetas, es decir, que la etiqueta de entrenamiento no debe incorporar información posterior al momento en que se hace la predicción (detalle en 4.3).</w:t>
+        <w:t>O3. Entrenar y validar un clasificador LightGBM para la predicción de crecimiento a varias semanas vista, con validación progresiva por épocas pandémicas libre de filtraciones de datos: se corrigen explícitamente dos fuentes de fuga de información identificadas en versiones previas de este proyecto, el uso indebido del conjunto de test como conjunto de validación para el early stopping (detalle en 4.3), y la falta de censura temporal en las etiquetas, es decir, que la etiqueta de entrenamiento no debe incorporar información posterior al momento en que se hace la predicción (detalle en 4.3).</w:t>
       </w:r>
     </w:p>
     <w:p>
@@ -5813,7 +5813,7 @@
         <w:jc w:val="both"/>
       </w:pPr>
       <w:r>
-        <w:t>El documento se organiza en nueve capítulos. El capítulo 2 revisa el estado del arte: qué se ha intentado antes para predecir la evolución de virus de ARN de evolución rápida, tanto con modelos de aprendizaje automático como con análisis de supervivencia, y qué evidencia previa sostiene la hipótesis biológica de este trabajo. El capítulo 3 establece el marco teórico biológico, incluyendo la estructura de SARS-CoV-2, la nomenclatura Pango y los mecanismos de escape inmune relevantes para interpretar los resultados. El capítulo 4 presenta los fundamentos metodológicos propios de este trabajo: la formulación del problema como clasificación binaria, la configuración concreta de LightGBM y de Cox PH, y la validación walk-forward en series temporales. El capítulo 5 describe los datos de GISAID y el pipeline de procesamiento. El capítulo 6 detalla la ingeniería de características en sus tres capas. El capítulo 7 presenta los resultados, incluyendo el análisis exploratorio, los modelos de predicción, el análisis de supervivencia, la proyección forward, y la validación del sistema tanto interna (walk-forward, backtesting) como externa (junio 2026). El capítulo 8 discute las implicaciones técnicas y biológicas y las limitaciones del trabajo. El capítulo 9 cierra con las conclusiones técnicas y biológicas y las líneas de trabajo futuro.</w:t>
+        <w:t>El documento se organiza en nueve capítulos. El capítulo 2 revisa el estado del arte: qué se ha intentado antes para predecir la evolución de virus de ARN de evolución rápida, tanto con modelos de aprendizaje automático como con análisis de supervivencia, y qué evidencia previa sostiene la hipótesis biológica de este trabajo. El capítulo 3 establece el marco teórico biológico, incluyendo la estructura de SARS-CoV-2, la nomenclatura Pango y los mecanismos de escape inmune relevantes para interpretar los resultados. El capítulo 4 presenta los fundamentos metodológicos propios de este trabajo: la formulación del problema como clasificación binaria, la configuración concreta de LightGBM y de Cox PH, y la validación progresiva en series temporales. El capítulo 5 describe los datos de GISAID y la cadena de procesamiento. El capítulo 6 detalla la ingeniería de características en sus tres capas. El capítulo 7 presenta los resultados, incluyendo el análisis exploratorio, los modelos de predicción, el análisis de supervivencia, la proyección forward, y la validación del sistema tanto interna (validación progresiva, backtesting) como externa (junio 2026). El capítulo 8 discute las implicaciones técnicas y biológicas y las limitaciones del trabajo. El capítulo 9 cierra con las conclusiones técnicas y biológicas y las líneas de trabajo futuro.</w:t>
       </w:r>
     </w:p>
     <w:p>
@@ -5849,7 +5849,7 @@
       </w:pPr>
       <w:bookmarkStart w:id="17" w:name="_Toc238218695"/>
       <w:r>
-        <w:t>2.1. Predicción computacional de la evolución y el fitness viral</w:t>
+        <w:t>2.1. Predicción computacional de la evolución y la eficacia biológica viral</w:t>
       </w:r>
       <w:bookmarkEnd w:id="17"/>
     </w:p>
@@ -5869,7 +5869,7 @@
         </w:r>
       </w:hyperlink>
       <w:r>
-        <w:t>estimaron directamente el fitness relativo (la capacidad de una variante para propagarse y mantenerse en la población frente a otras variantes circulantes) de cada mutación a partir de 6,4 millones de genomas mediante un modelo de regresión, encontrando que unas pocas decenas de posiciones concentran la mayor parte de la ventaja selectiva observada. Thadani et al.</w:t>
+        <w:t>estimaron directamente la eficacia biológica relativa (la capacidad de una variante para propagarse y mantenerse en la población frente a otras variantes circulantes) de cada mutación a partir de 6,4 millones de genomas mediante un modelo de regresión, encontrando que unas pocas decenas de posiciones concentran la mayor parte de la ventaja selectiva observada. Thadani et al.</w:t>
       </w:r>
       <w:hyperlink w:anchor="ref11" w:history="1">
         <w:r>
@@ -5880,7 +5880,7 @@
         </w:r>
       </w:hyperlink>
       <w:r>
-        <w:t>entrenaron un modelo de lenguaje sobre secuencias virales previas a la pandemia (sin ver ni un solo genoma de SARS-CoV-2) y demostraron que aun así predecía razonablemente bien qué mutaciones de escape inmune emergerían después, una validación temporal por corte muy próxima en espíritu al walk-forward que se usa en este trabajo (3.4).</w:t>
+        <w:t>entrenaron un modelo de lenguaje sobre secuencias virales previas a la pandemia (sin ver ni un solo genoma de SARS-CoV-2) y demostraron que aun así predecía razonablemente bien qué mutaciones de escape inmune emergerían después, una validación temporal por corte muy próxima en espíritu a la validación progresiva que se usa en este trabajo (3.4).</w:t>
       </w:r>
     </w:p>
     <w:p>
@@ -6076,7 +6076,7 @@
         </w:r>
       </w:hyperlink>
       <w:r>
-        <w:t>es un algoritmo de ensemble basado en árboles de decisión que construye secuencialmente árboles, cada uno de los cuales corrige los errores del conjunto anterior. A diferencia de otras implementaciones de gradient boosting como XGBoost, LightGBM crece los árboles hoja a hoja (elige en cada paso el nodo con mayor ganancia de información, en vez de expandir nivel a nivel), lo que produce árboles más profundos y precisos con el mismo número de hojas. Incorpora además dos optimizaciones propias: Gradient-based One-Side Sampling (GOSS), que reduce cuántos ejemplos hace falta usar en cada árbol sin perder información relevante, y Exclusive Feature Bundling (EFB), que agrupa variables que casi nunca toman valores distintos de cero a la vez. El resultado final no es una única regla de decisión, sino un conjunto de árboles (cada uno con muchas hojas, es decir, muchas reglas) cuyas predicciones se suman con un peso; cuantos más árboles, más fina es la frontera de decisión que el modelo puede aprender.</w:t>
+        <w:t>es un algoritmo de conjunto basado en árboles de decisión que construye secuencialmente árboles, cada uno de los cuales corrige los errores del conjunto anterior. A diferencia de otras implementaciones de gradient boosting como XGBoost, LightGBM crece los árboles hoja a hoja (elige en cada paso el nodo con mayor ganancia de información, en vez de expandir nivel a nivel), lo que produce árboles más profundos y precisos con el mismo número de hojas. Incorpora además dos optimizaciones propias: Gradient-based One-Side Sampling (GOSS), que reduce cuántos ejemplos hace falta usar en cada árbol sin perder información relevante, y Exclusive Feature Bundling (EFB), que agrupa variables que casi nunca toman valores distintos de cero a la vez. El resultado final no es una única regla de decisión, sino un conjunto de árboles (cada uno con muchas hojas, es decir, muchas reglas) cuyas predicciones se suman con un peso; cuantos más árboles, más fina es la frontera de decisión que el modelo puede aprender.</w:t>
       </w:r>
     </w:p>
     <w:p>
@@ -6095,7 +6095,7 @@
         </w:r>
       </w:hyperlink>
       <w:r>
-        <w:t xml:space="preserve">usan un ensemble de CatBoost (gradient boosting) y random forest para clasificar genomas completos de SARS-CoV-2 en </w:t>
+        <w:t xml:space="preserve">usan un conjunto de modelos CatBoost (gradient boosting) y random forest para clasificar genomas completos de SARS-CoV-2 en </w:t>
       </w:r>
       <w:r>
         <w:lastRenderedPageBreak/>
@@ -6571,22 +6571,21 @@
       </w:pPr>
       <w:r>
         <w:drawing>
-          <wp:inline distT="0" distB="0" distL="0" distR="0" wp14:anchorId="6A672C4C" wp14:editId="131B4810">
-            <wp:extent cx="5486400" cy="3676072"/>
-            <wp:effectExtent l="0" t="0" r="0" b="0"/>
-            <wp:docPr id="21" name="Picture 21"/>
+          <wp:inline xmlns:a="http://schemas.openxmlformats.org/drawingml/2006/main" xmlns:pic="http://schemas.openxmlformats.org/drawingml/2006/picture">
+            <wp:extent cx="5486400" cy="4612360"/>
+            <wp:docPr id="22" name="Picture 22"/>
             <wp:cNvGraphicFramePr>
-              <a:graphicFrameLocks xmlns:a="http://schemas.openxmlformats.org/drawingml/2006/main" noChangeAspect="1"/>
+              <a:graphicFrameLocks noChangeAspect="1"/>
             </wp:cNvGraphicFramePr>
-            <a:graphic xmlns:a="http://schemas.openxmlformats.org/drawingml/2006/main">
+            <a:graphic>
               <a:graphicData uri="http://schemas.openxmlformats.org/drawingml/2006/picture">
-                <pic:pic xmlns:pic="http://schemas.openxmlformats.org/drawingml/2006/picture">
+                <pic:pic>
                   <pic:nvPicPr>
-                    <pic:cNvPr id="0" name="3_2_nomenclatura_pango.png"/>
+                    <pic:cNvPr id="0" name="fig_3_1a_arbol_pango.png"/>
                     <pic:cNvPicPr/>
                   </pic:nvPicPr>
                   <pic:blipFill>
-                    <a:blip r:embed="rId16"/>
+                    <a:blip r:embed="rId90"/>
                     <a:stretch>
                       <a:fillRect/>
                     </a:stretch>
@@ -6594,11 +6593,9 @@
                   <pic:spPr>
                     <a:xfrm>
                       <a:off x="0" y="0"/>
-                      <a:ext cx="5486400" cy="3676072"/>
+                      <a:ext cx="5486400" cy="4612360"/>
                     </a:xfrm>
-                    <a:prstGeom prst="rect">
-                      <a:avLst/>
-                    </a:prstGeom>
+                    <a:prstGeom prst="rect"/>
                   </pic:spPr>
                 </pic:pic>
               </a:graphicData>
@@ -6617,7 +6614,61 @@
         <w:rPr>
           <w:b/>
         </w:rPr>
-        <w:t>Figura 3.1. Nomenclatura Pango: profundidad jerárquica del árbol filogenético (izquierda), donde cada nivel representa un linaje descendiente del anterior, y mecanismo de alias de compresión (derecha), por el que un linaje muy ramificado recibe un nombre corto (p. ej. EG en vez de XBB.1.9.2) para mantener la nomenclatura manejable.</w:t>
+        <w:t>Figura 3.1a. Nomenclatura Pango: profundidad jerárquica del árbol filogenético, donde cada nivel representa un linaje descendiente del anterior.</w:t>
+      </w:r>
+    </w:p>
+    <w:p>
+      <w:pPr>
+        <w:keepNext/>
+        <w:spacing w:before="280" w:after="80"/>
+        <w:jc w:val="center"/>
+      </w:pPr>
+      <w:r>
+        <w:drawing>
+          <wp:inline xmlns:a="http://schemas.openxmlformats.org/drawingml/2006/main" xmlns:pic="http://schemas.openxmlformats.org/drawingml/2006/picture">
+            <wp:extent cx="5486400" cy="5326123"/>
+            <wp:docPr id="23" name="Picture 23"/>
+            <wp:cNvGraphicFramePr>
+              <a:graphicFrameLocks noChangeAspect="1"/>
+            </wp:cNvGraphicFramePr>
+            <a:graphic>
+              <a:graphicData uri="http://schemas.openxmlformats.org/drawingml/2006/picture">
+                <pic:pic>
+                  <pic:nvPicPr>
+                    <pic:cNvPr id="0" name="fig_3_1b_alias_pango.png"/>
+                    <pic:cNvPicPr/>
+                  </pic:nvPicPr>
+                  <pic:blipFill>
+                    <a:blip r:embed="rId91"/>
+                    <a:stretch>
+                      <a:fillRect/>
+                    </a:stretch>
+                  </pic:blipFill>
+                  <pic:spPr>
+                    <a:xfrm>
+                      <a:off x="0" y="0"/>
+                      <a:ext cx="5486400" cy="5326123"/>
+                    </a:xfrm>
+                    <a:prstGeom prst="rect"/>
+                  </pic:spPr>
+                </pic:pic>
+              </a:graphicData>
+            </a:graphic>
+          </wp:inline>
+        </w:drawing>
+      </w:r>
+    </w:p>
+    <w:p>
+      <w:pPr>
+        <w:keepLines/>
+        <w:spacing w:before="80" w:after="280"/>
+        <w:jc w:val="center"/>
+      </w:pPr>
+      <w:r>
+        <w:rPr>
+          <w:b/>
+        </w:rPr>
+        <w:t>Figura 3.1b. Nomenclatura Pango: mecanismo de alias de compresión, por el que un linaje muy ramificado recibe un nombre corto (p. ej. EG en vez de XBB.1.9.2) para mantener la nomenclatura manejable.</w:t>
       </w:r>
     </w:p>
     <w:p>
@@ -7115,13 +7166,13 @@
         <w:jc w:val="both"/>
       </w:pPr>
       <w:r>
-        <w:t xml:space="preserve">Esta segmentación temporal es crucial metodológicamente: los cinco folds del </w:t>
+        <w:t xml:space="preserve">Esta segmentación temporal es crucial metodológicamente: los cinco folds de la </w:t>
       </w:r>
       <w:r>
         <w:rPr>
           <w:i/>
         </w:rPr>
-        <w:t>walk-forward</w:t>
+        <w:t>validación progresiva</w:t>
       </w:r>
       <w:r>
         <w:t xml:space="preserve"> se definieron a partir de esas épocas pandémicas. De esta forma, la validación temporal adquiere relevancia epidemiológica significativa, es decir, cada fold representa un cambio real en el paisaje viral al que el modelo no ha tenido acceso durante el entrenamiento.</w:t>
@@ -7192,7 +7243,7 @@
           <w:i/>
           <w:iCs/>
         </w:rPr>
-        <w:t>fitness</w:t>
+        <w:t>eficacia biológica</w:t>
       </w:r>
       <w:r>
         <w:t xml:space="preserve"> empírica (tasa de crecimiento log-lineal sobre las 8 semanas previas al corte de datos) es negativa en enero 2026 (log_growth_8w ≈ −0.10), indicando que ha alcanzado su pico de dominancia y está comenzando a ser desplazada por sus sucesores. Esta </w:t>
@@ -7202,7 +7253,7 @@
           <w:i/>
           <w:iCs/>
         </w:rPr>
-        <w:t>fitness</w:t>
+        <w:t>eficacia biológica</w:t>
       </w:r>
       <w:r>
         <w:t xml:space="preserve"> no es uniforme a nivel global: Davidson et al. </w:t>
@@ -7570,7 +7621,7 @@
           <w:i/>
           <w:iCs/>
         </w:rPr>
-        <w:t>walk-forward</w:t>
+        <w:t>validación progresiva</w:t>
       </w:r>
       <w:r>
         <w:t xml:space="preserve"> (M2, M2-SPNSP30, M3-SPNSP, M3-ALL) (7.2.2): el AUC de </w:t>
@@ -7580,7 +7631,7 @@
           <w:i/>
           <w:iCs/>
         </w:rPr>
-        <w:t>walk-forward</w:t>
+        <w:t>validación progresiva</w:t>
       </w:r>
       <w:r>
         <w:t xml:space="preserve"> es consistentemente inferior al de la </w:t>
@@ -7687,22 +7738,22 @@
         <w:t>conjunto de datos</w:t>
       </w:r>
       <w:r>
-        <w:t xml:space="preserve"> desplaza aún más ese desajuste (más en PARAMS_M2 que en BASE_PARAMS). El AUC-ROC valida el </w:t>
+        <w:t xml:space="preserve"> desplaza aún más ese desajuste (más en PARAMS_M2 que en BASE_PARAMS). El AUC-ROC valida la </w:t>
       </w:r>
       <w:r>
         <w:rPr>
           <w:i/>
         </w:rPr>
-        <w:t>ranking</w:t>
-      </w:r>
-      <w:r>
-        <w:t xml:space="preserve"> relativo (ordenación) de los ejemplos, no las probabilidades absolutas. El sistema usa esta salida de dos formas distintas según lo que necesita cada módulo: el </w:t>
+        <w:t>priorización</w:t>
+      </w:r>
+      <w:r>
+        <w:t xml:space="preserve"> relativa de los ejemplos, no las probabilidades absolutas. El sistema usa esta salida de dos formas distintas según lo que necesita cada módulo: la </w:t>
       </w:r>
       <w:r>
         <w:rPr>
           <w:i/>
         </w:rPr>
-        <w:t>ranking</w:t>
+        <w:t>priorización</w:t>
       </w:r>
       <w:r>
         <w:t xml:space="preserve"> de vigilancia (7.4) sí requiere que HIGH/MEDIUM/WATCH signifiquen una probabilidad real, así que calibra la salida de LightGBM con IsotonicRegression sobre el mismo 20% de validación interna; el replicador de proyección forward (7.5), en cambio, solo necesita el orden relativo entre </w:t>
@@ -7946,7 +7997,7 @@
         <w:rPr>
           <w:color w:val="2E74B5"/>
         </w:rPr>
-        <w:t>4.4. Validación en series temporales: walk-forward por épocas pandémicas</w:t>
+        <w:t>4.4. Validación progresiva en series temporales por épocas pandémicas</w:t>
       </w:r>
       <w:bookmarkEnd w:id="48"/>
       <w:bookmarkEnd w:id="49"/>
@@ -7970,10 +8021,10 @@
         <w:rPr>
           <w:i/>
         </w:rPr>
-        <w:t>walk-forward</w:t>
-      </w:r>
-      <w:r>
-        <w:t xml:space="preserve"> validation por épocas pandémicas, que tiene mayor sentido biológico que una partición temporal arbitraria. Se definen cinco folds de entrenamiento-</w:t>
+        <w:t>validación progresiva</w:t>
+      </w:r>
+      <w:r>
+        <w:t xml:space="preserve"> por épocas pandémicas, que tiene mayor sentido biológico que una partición temporal arbitraria. Se definen cinco folds de entrenamiento-</w:t>
       </w:r>
       <w:r>
         <w:rPr>
@@ -8045,13 +8096,13 @@
         <w:jc w:val="both"/>
       </w:pPr>
       <w:r>
-        <w:t xml:space="preserve">El AUC final del </w:t>
+        <w:t xml:space="preserve">El AUC final de la </w:t>
       </w:r>
       <w:r>
         <w:rPr>
           <w:i/>
         </w:rPr>
-        <w:t>walk-forward</w:t>
+        <w:t>validación progresiva</w:t>
       </w:r>
       <w:r>
         <w:t xml:space="preserve"> es la media sobre los cinco folds. La desviación estándar entre folds es un indicador de la estabilidad del modelo ante cambios cualitativos en el paisaje viral: una std alta indica que el modelo es muy sensible al tipo concreto de variantes presentes en cada época.</w:t>
@@ -8075,7 +8126,7 @@
         <w:jc w:val="both"/>
       </w:pPr>
       <w:r>
-        <w:t>Antes de fijar LightGBM como algoritmo del sistema se comparó su rendimiento con tres alternativas de uso muy extendido en aprendizaje automático: la regresión logística (el modelo de clasificación binaria más simple, que estima cómo cada variable empuja hacia arriba o hacia abajo la probabilidad de que una variante llegue a dominar), un random forest (un conjunto de muchos árboles de decisión entrenados de forma independiente y promediados entre sí) y un gradient boosting genérico (el mismo principio que LightGBM, árboles que se van corrigiendo unos a otros, pero sin las optimizaciones de velocidad y de manejo de datos dispersos propias de LightGBM). Los cuatro algoritmos se entrenaron y evaluaron sobre exactamente los mismos datos, el mismo reparto temporal de entrenamiento/validación/test y la misma variable objetivo censurada (4.3), tanto en la partición temporal fija como en la validación walk-forward por épocas pandémicas descrita en esta misma sección, para que la comparación fuera limpia.</w:t>
+        <w:t>Antes de fijar LightGBM como algoritmo del sistema se comparó su rendimiento con tres alternativas de uso muy extendido en aprendizaje automático: la regresión logística (el modelo de clasificación binaria más simple, que estima cómo cada variable empuja hacia arriba o hacia abajo la probabilidad de que una variante llegue a dominar), un random forest (un conjunto de muchos árboles de decisión entrenados de forma independiente y promediados entre sí) y un gradient boosting genérico (el mismo principio que LightGBM, árboles que se van corrigiendo unos a otros, pero sin las optimizaciones de velocidad y de manejo de datos dispersos propias de LightGBM). Los cuatro algoritmos se entrenaron y evaluaron sobre exactamente los mismos datos, el mismo reparto temporal de entrenamiento/validación/test y la misma variable objetivo censurada (4.3), tanto en la partición temporal fija como en la validación progresiva por épocas pandémicas descrita en esta misma sección, para que la comparación fuera limpia.</w:t>
       </w:r>
     </w:p>
     <w:p>
@@ -8083,7 +8134,7 @@
         <w:jc w:val="both"/>
       </w:pPr>
       <w:r>
-        <w:t>La Tabla 4.1 resume el AUC medio (± desviación típica entre las cinco épocas del walk-forward) de cada algoritmo en los cuatro conjuntos de datos que admiten esta validación temporal. El patrón no es uniforme: en los dos conjuntos a nivel de familia Pango (M2 y M2-SPNSP30) LightGBM es claramente el mejor; en los dos conjuntos a nivel de mutación individual (M3-SPNSP y M3-ALL) la regresión logística iguala o supera ligeramente a LightGBM.</w:t>
+        <w:t>La Tabla 4.1 resume el AUC medio (± desviación típica entre las cinco épocas de la validación progresiva) de cada algoritmo en los cuatro conjuntos de datos que admiten esta validación temporal. El patrón no es uniforme: en los dos conjuntos a nivel de familia Pango (M2 y M2-SPNSP30) LightGBM es claramente el mejor; en los dos conjuntos a nivel de mutación individual (M3-SPNSP y M3-ALL) la regresión logística iguala o supera ligeramente a LightGBM.</w:t>
       </w:r>
     </w:p>
     <w:p>
@@ -8096,7 +8147,7 @@
         <w:rPr>
           <w:b/>
         </w:rPr>
-        <w:t>Tabla 4.1. AUC medio ± desviación típica en la validación walk-forward (5 épocas pandémicas), por algoritmo y conjunto de datos. En negrita, el mejor algoritmo de cada fila.</w:t>
+        <w:t>Tabla 4.1. AUC medio ± desviación típica en la validación progresiva (5 épocas pandémicas), por algoritmo y conjunto de datos. En negrita, el mejor algoritmo de cada fila.</w:t>
       </w:r>
     </w:p>
     <w:tbl>
@@ -8575,7 +8626,7 @@
         <w:rPr>
           <w:b/>
         </w:rPr>
-        <w:t>Figura 4.1. AUC medio walk-forward (± desviación típica) por algoritmo y conjunto de datos, comparando LightGBM con regresión logística, random forest y gradient boosting genérico. LightGBM es el algoritmo que más veces gana por época individual, aunque la regresión logística lo supere de media en dos de los cuatro conjuntos de datos (4.4.1).</w:t>
+        <w:t>Figura 4.1. AUC medio de validación progresiva (± desviación típica) por algoritmo y conjunto de datos, comparando LightGBM con regresión logística, random forest y gradient boosting genérico. LightGBM es el algoritmo que más veces gana por época individual, aunque la regresión logística lo supere de media en dos de los cuatro conjuntos de datos (4.4.1).</w:t>
       </w:r>
     </w:p>
     <w:p>
@@ -8680,7 +8731,7 @@
         <w:jc w:val="both"/>
       </w:pPr>
       <w:r>
-        <w:t>El conjunto de datos utilizado corresponde a la descarga de metadatos GISAID del 22 de febrero de 2026, que incluye 16.959.512 secuencias con fecha y clado válidos, distribuidas en 322 semanas (diciembre 2019 - febrero 2026). No se utilizan las secuencias nucleotídicas completas (ficheros FASTA, el formato de texto estándar para almacenar secuencias de ADN/ARN/proteínas, donde cada secuencia va precedida de una línea de cabecera que empieza por "&gt;"), sino únicamente los metadatos y la lista de mutaciones precomputada, lo que reduce sustancialmente el coste computacional: el procesamiento completo mediante streaming requiere aproximadamente 30-50 minutos en un ordenador personal estándar, frente a las semanas que requeriría el alineamiento y análisis de las secuencias brutas.</w:t>
+        <w:t>El conjunto de datos utilizado corresponde a la descarga de metadatos GISAID del 22 de febrero de 2026, que incluye 16.959.512 secuencias con fecha y clado válidos, distribuidas en 322 semanas (diciembre 2019 - febrero 2026). No se utilizan las secuencias nucleotídicas completas (ficheros FASTA, el formato de texto estándar para almacenar secuencias de ADN/ARN/proteínas, donde cada secuencia va precedida de una línea de cabecera que empieza por "&gt;"), sino únicamente los metadatos y la lista de mutaciones precomputada, lo que reduce sustancialmente el coste computacional: el procesamiento completo mediante flujo continuo requiere aproximadamente 30-50 minutos en un ordenador personal estándar, frente a las semanas que requeriría el alineamiento y análisis de las secuencias brutas.</w:t>
       </w:r>
     </w:p>
     <w:p>
@@ -8696,7 +8747,7 @@
         <w:rPr>
           <w:color w:val="2E74B5"/>
         </w:rPr>
-        <w:t>5.2. Pipeline de procesamiento y streaming</w:t>
+        <w:t>5.2. Cadena de procesamiento de datos en flujo continuo</w:t>
       </w:r>
       <w:bookmarkEnd w:id="57"/>
       <w:bookmarkEnd w:id="58"/>
@@ -8706,13 +8757,13 @@
         <w:jc w:val="both"/>
       </w:pPr>
       <w:r>
-        <w:t xml:space="preserve">Los cerca de 17 millones de registros se procesan por </w:t>
+        <w:t xml:space="preserve">Los cerca de 17 millones de registros se procesan en </w:t>
       </w:r>
       <w:r>
         <w:rPr>
           <w:i/>
         </w:rPr>
-        <w:t>streaming</w:t>
+        <w:t>flujo continuo</w:t>
       </w:r>
       <w:r>
         <w:t>, en bloques, para no cargar todo en memoria. De cada registro se conservan solo los de calidad suficiente: fecha de colección válida y posterior a 2020, linaje Pango asignado y al menos una sustitución aminoacídica anotada.</w:t>
@@ -8737,13 +8788,13 @@
         <w:jc w:val="both"/>
       </w:pPr>
       <w:r>
-        <w:t xml:space="preserve">La exclusión del fondo genético compartido de Omicron es un paso crucial para el análisis mutacional diferencial: aproximadamente 60 mutaciones están presentes en &gt;95% de todas las secuencias Omicron y no aportan información discriminativa entre las familias actuales. Estas mutaciones se identifican como las de frecuencia global &gt;0.90 en la semana de análisis y se excluyen del </w:t>
+        <w:t xml:space="preserve">La exclusión del fondo genético compartido de Omicron es un paso crucial para el análisis mutacional diferencial: aproximadamente 60 mutaciones están presentes en &gt;95% de todas las secuencias Omicron y no aportan información discriminativa entre las familias actuales. Estas mutaciones se identifican como las de frecuencia global &gt;0.90 en la semana de análisis y se excluyen de la </w:t>
       </w:r>
       <w:r>
         <w:rPr>
           <w:i/>
         </w:rPr>
-        <w:t>ranking</w:t>
+        <w:t>priorización</w:t>
       </w:r>
       <w:r>
         <w:t xml:space="preserve"> mutacional, mostrando únicamente las mutaciones que diferencian a una familia del fondo común de Omicron tardío.</w:t>
@@ -9402,7 +9453,7 @@
         <w:rPr>
           <w:i/>
         </w:rPr>
-        <w:t>streaming</w:t>
+        <w:t>flujo continuo</w:t>
       </w:r>
       <w:r>
         <w:t xml:space="preserve">) observadas entre 2020 y 2026, con 12.355 observaciones (familia, semana) construidas con un mínimo de 3 secuencias por semana (MIN_SEQS=3, reducido desde 10 para capturar la fase de incubación temprana de cada familia). La </w:t>
@@ -9495,7 +9546,7 @@
         <w:rPr>
           <w:i/>
         </w:rPr>
-        <w:t>streaming</w:t>
+        <w:t>flujo continuo</w:t>
       </w:r>
       <w:r>
         <w:t xml:space="preserve">. Cada observación es (mutación, semana), con 104.461 filas totales (53.564 </w:t>
@@ -9601,7 +9652,7 @@
         <w:rPr>
           <w:i/>
         </w:rPr>
-        <w:t>fitness</w:t>
+        <w:t>eficacia biológica</w:t>
       </w:r>
       <w:r>
         <w:t>; (iv) persistencia y madurez (semanas activas, antigüedad desde la primera detección y máximo histórico de frecuencia); y (v) expansión geográfica (número de países con detección y su variación reciente).</w:t>
@@ -9668,7 +9719,7 @@
         <w:rPr>
           <w:i/>
         </w:rPr>
-        <w:t>fitness</w:t>
+        <w:t>eficacia biológica</w:t>
       </w:r>
       <w:r>
         <w:t xml:space="preserve"> replicativa: el número de mutaciones en Spike y en NSP12 (divergencia acumulada y cambios en la replicación), las situadas en epítopos de anticuerpos, en el dominio RBD y en el sitio de corte de furina (presión selectiva inmunitaria y capacidad de fusión), y la diversidad mutacional interna de la familia (indicio de evolución activa).</w:t>
@@ -9740,7 +9791,7 @@
         <w:rPr>
           <w:i/>
         </w:rPr>
-        <w:t>walk-forward</w:t>
+        <w:t>validación progresiva</w:t>
       </w:r>
       <w:r>
         <w:t xml:space="preserve"> (M2: 0.8772 -&gt; M2-SPNSP30: 0.8265). Este resultado, aparentemente contraintuitivo, tiene una explicación metodológica: las </w:t>
@@ -9755,22 +9806,22 @@
         <w:t>características</w:t>
       </w:r>
       <w:r>
-        <w:t xml:space="preserve"> temporales de M2 son más universales: el crecimiento log-lineal funciona de forma parecida en Alpha que en XFG. Esta observación, junto con la regularización más fuerte aplicada a ambos en la ronda de mejora final del sistema (PARAMS_M2, ver 7.2.2), lleva a elegir M2 como señal principal para el </w:t>
+        <w:t xml:space="preserve"> temporales de M2 son más universales: el crecimiento log-lineal funciona de forma parecida en Alpha que en XFG. Esta observación, junto con la regularización más fuerte aplicada a ambos en la ronda de mejora final del sistema (PARAMS_M2, ver 7.2.2), lleva a elegir M2 como señal principal para la </w:t>
       </w:r>
       <w:r>
         <w:rPr>
           <w:i/>
         </w:rPr>
-        <w:t>ranking</w:t>
-      </w:r>
-      <w:r>
-        <w:t xml:space="preserve"> de vigilancia de familias, y M3-SPNSP como complemento para el </w:t>
+        <w:t>priorización</w:t>
+      </w:r>
+      <w:r>
+        <w:t xml:space="preserve"> de vigilancia de familias, y M3-SPNSP como complemento para la </w:t>
       </w:r>
       <w:r>
         <w:rPr>
           <w:i/>
         </w:rPr>
-        <w:t>ranking</w:t>
+        <w:t>priorización</w:t>
       </w:r>
       <w:r>
         <w:t xml:space="preserve"> de mutaciones.</w:t>
@@ -9908,22 +9959,21 @@
       </w:pPr>
       <w:r>
         <w:drawing>
-          <wp:inline distT="0" distB="0" distL="0" distR="0" wp14:anchorId="5B17F0C2" wp14:editId="407C39C3">
-            <wp:extent cx="5486400" cy="1948754"/>
-            <wp:effectExtent l="0" t="0" r="0" b="0"/>
-            <wp:docPr id="5" name="Picture 5"/>
+          <wp:inline xmlns:a="http://schemas.openxmlformats.org/drawingml/2006/main" xmlns:pic="http://schemas.openxmlformats.org/drawingml/2006/picture">
+            <wp:extent cx="5486400" cy="2966527"/>
+            <wp:docPr id="47" name="Picture 47"/>
             <wp:cNvGraphicFramePr>
-              <a:graphicFrameLocks xmlns:a="http://schemas.openxmlformats.org/drawingml/2006/main" noChangeAspect="1"/>
+              <a:graphicFrameLocks noChangeAspect="1"/>
             </wp:cNvGraphicFramePr>
-            <a:graphic xmlns:a="http://schemas.openxmlformats.org/drawingml/2006/main">
+            <a:graphic>
               <a:graphicData uri="http://schemas.openxmlformats.org/drawingml/2006/picture">
-                <pic:pic xmlns:pic="http://schemas.openxmlformats.org/drawingml/2006/picture">
+                <pic:pic>
                   <pic:nvPicPr>
-                    <pic:cNvPr id="0" name="4_1d_ablation.png"/>
+                    <pic:cNvPr id="0" name="6_1a_ablation_auc.png"/>
                     <pic:cNvPicPr/>
                   </pic:nvPicPr>
                   <pic:blipFill>
-                    <a:blip r:embed="rId18"/>
+                    <a:blip r:embed="rId115"/>
                     <a:stretch>
                       <a:fillRect/>
                     </a:stretch>
@@ -9931,11 +9981,9 @@
                   <pic:spPr>
                     <a:xfrm>
                       <a:off x="0" y="0"/>
-                      <a:ext cx="5486400" cy="1948754"/>
+                      <a:ext cx="5486400" cy="2966527"/>
                     </a:xfrm>
-                    <a:prstGeom prst="rect">
-                      <a:avLst/>
-                    </a:prstGeom>
+                    <a:prstGeom prst="rect"/>
                   </pic:spPr>
                 </pic:pic>
               </a:graphicData>
@@ -9954,228 +10002,7 @@
         <w:rPr>
           <w:b/>
         </w:rPr>
-        <w:t>Figura 6.1. Resultado del ablation de M3-SPNSP: AUC de test (izquierda) y diferencia train-test o gap de sobreajuste (derecha) al quitar una a una las características candidatas (blosum_change, is_indel) sobre la configuración de referencia (BASELINE) y la final (ACTUAL). Ninguna de las dos aporta AUC, pero juntas reducen el gap a la mitad, la razón por la que se excluyeron del modelo final.</w:t>
-      </w:r>
-    </w:p>
-    <w:p>
-      <w:pPr>
-        <w:pStyle w:val="Ttulo2"/>
-        <w:rPr>
-          <w:color w:val="2E74B5"/>
-        </w:rPr>
-      </w:pPr>
-      <w:bookmarkStart w:id="71" w:name="_Toc234787625"/>
-      <w:bookmarkStart w:id="72" w:name="_Toc238218721"/>
-      <w:r>
-        <w:rPr>
-          <w:color w:val="2E74B5"/>
-        </w:rPr>
-        <w:t>6.5. Variable objetivo y desbalanceo de clases</w:t>
-      </w:r>
-      <w:bookmarkEnd w:id="71"/>
-      <w:bookmarkEnd w:id="72"/>
-    </w:p>
-    <w:p>
-      <w:pPr>
-        <w:jc w:val="both"/>
-      </w:pPr>
-      <w:r>
-        <w:t xml:space="preserve">El desbalanceo de clases (13.5% a 28.4% de positivos según el </w:t>
-      </w:r>
-      <w:r>
-        <w:t>conjunto de datos</w:t>
-      </w:r>
-      <w:r>
-        <w:t xml:space="preserve">, ver 5.3) es un reflejo de la realidad epidemiológica: la mayoría de variantes detectadas en un momento dado son residuales o en declive, no emergentes; la proporción es mayor en M1 porque ese </w:t>
-      </w:r>
-      <w:r>
-        <w:t>conjunto de datos</w:t>
-      </w:r>
-      <w:r>
-        <w:t xml:space="preserve"> ya está restringido a la fase pre-emergencia (ver 4.1), donde la pregunta "¿llegará a dominar?" tiene una tasa base de éxito más alta que en el universo completo de M2/M3. Este desbalanceo se aborda con el parámetro scale_pos_weight de LightGBM, que multiplica el peso de los ejemplos positivos por el ratio n_negativos/n_positivos. Esto garantiza que el gradiente de optimización pondere igual los errores en positivos y negativos, evitando que el modelo ignore la clase minoritaria.</w:t>
-      </w:r>
-    </w:p>
-    <w:p>
-      <w:pPr>
-        <w:jc w:val="both"/>
-      </w:pPr>
-      <w:r>
-        <w:t>La elección del AUC-ROC como métrica principal (en lugar de accuracy o F1) es deliberada: el AUC evalúa la capacidad del modelo de ordenar correctamente los ejemplos positivos por encima de los negativos, independientemente del umbral de decisión. Para un sistema de vigilancia donde lo importante es ordenar correctamente las variantes más amenazantes, no asignar una probabilidad absoluta calibrada, el AUC es la métrica más directamente relevante.</w:t>
-      </w:r>
-    </w:p>
-    <w:p>
-      <w:pPr>
-        <w:jc w:val="both"/>
-      </w:pPr>
-      <w:r>
-        <w:br w:type="page"/>
-      </w:r>
-    </w:p>
-    <w:p>
-      <w:pPr>
-        <w:pStyle w:val="Ttulo1"/>
-        <w:rPr>
-          <w:color w:val="1F497D"/>
-        </w:rPr>
-      </w:pPr>
-      <w:bookmarkStart w:id="73" w:name="_Toc234787626"/>
-      <w:bookmarkStart w:id="74" w:name="_Toc238218722"/>
-      <w:r>
-        <w:rPr>
-          <w:color w:val="1F497D"/>
-        </w:rPr>
-        <w:lastRenderedPageBreak/>
-        <w:t>7. Resultados</w:t>
-      </w:r>
-      <w:bookmarkEnd w:id="73"/>
-      <w:bookmarkEnd w:id="74"/>
-    </w:p>
-    <w:p>
-      <w:pPr>
-        <w:pStyle w:val="Ttulo2"/>
-        <w:rPr>
-          <w:color w:val="2E74B5"/>
-        </w:rPr>
-      </w:pPr>
-      <w:bookmarkStart w:id="75" w:name="_Toc234787627"/>
-      <w:bookmarkStart w:id="76" w:name="_Toc238218723"/>
-      <w:r>
-        <w:rPr>
-          <w:color w:val="2E74B5"/>
-        </w:rPr>
-        <w:t>7.1. Análisis exploratorio de datos (Módulo 2)</w:t>
-      </w:r>
-      <w:bookmarkEnd w:id="75"/>
-      <w:bookmarkEnd w:id="76"/>
-    </w:p>
-    <w:p>
-      <w:pPr>
-        <w:jc w:val="both"/>
-      </w:pPr>
-      <w:r>
-        <w:t>El análisis exploratorio sobre las matrices de frecuencia temporal revela la estructura epidémica del período 2020-2026. Los 19 clados Nextclade con historia suficiente (de 50 reconocidos en el período) muestran un patrón de sucesión en que cada clado dominante alcanza su pico de frecuencia (entre el 60% y el 95% global) y luego declina abruptamente cuando emerge el siguiente: la pandemia es una secuencia de "olas de dominancia" con escasa co-circulación prolongada entre variantes competidoras. Este patrón de selección de barrido (selective sweep) se hace más pronunciado a partir de la época XBB, donde las transiciones se aceleran.</w:t>
-      </w:r>
-    </w:p>
-    <w:p>
-      <w:pPr>
-        <w:jc w:val="both"/>
-      </w:pPr>
-      <w:r>
-        <w:t xml:space="preserve">De las 435 familias Pango con presencia observable en el período completo (5.3), 23 alcanzaron el umbral de dominancia del 10% global en algún momento. La distribución de frecuencias es extremadamente sesgada: el 1% de las familias concentra el 80% de las secuencias en cada semana, mientras que el 90% de las familias activas tienen frecuencias inferiores al 1% en cualquier momento dado. Esta distribución es característica de sistemas bajo selección positiva intensa, donde unos pocos genotipos de alta </w:t>
-      </w:r>
-      <w:r>
-        <w:rPr>
-          <w:i/>
-        </w:rPr>
-        <w:t>fitness</w:t>
-      </w:r>
-      <w:r>
-        <w:t xml:space="preserve"> desplazan rápidamente a la mayoría.</w:t>
-      </w:r>
-    </w:p>
-    <w:p>
-      <w:pPr>
-        <w:jc w:val="both"/>
-      </w:pPr>
-      <w:r>
-        <w:t>El análisis de la distribución temporal de la detección de familias (primera semana donde freq ≥ 0.1%) revela que la tasa de emergencia de nuevas familias se aceleró significativamente a partir de 2022: mientras que entre 2020-2021 se detectaban ~3 nuevas familias por mes, durante 2022-2023 la tasa fue de ~8 familias/mes, y en 2024-2025 alcanzó ~12 familias/mes. Esta aceleración refleja tanto el aumento real de la diversidad viral como el aumento de la capacidad de secuenciación global.</w:t>
-      </w:r>
-    </w:p>
-    <w:p>
-      <w:pPr>
-        <w:jc w:val="both"/>
-      </w:pPr>
-      <w:r>
-        <w:t xml:space="preserve">El análisis de mutaciones revela 2.279 posiciones aminoacídicas con señal real de variación entre familias, de 205.156 mutaciones brutas detectadas en el </w:t>
-      </w:r>
-      <w:r>
-        <w:rPr>
-          <w:i/>
-        </w:rPr>
-        <w:t>streaming</w:t>
-      </w:r>
-      <w:r>
-        <w:t xml:space="preserve"> sobre las proteínas Spike y NSP12. Una proporción sustancial de estas posiciones está en Spike, con una densidad especialmente alta en el RBD (posiciones 319-541). El análisis SHAP del modelo de mutaciones M3-SPNSP confirma (7.2.3) que la convergencia evolutiva reciente (n_families_recent) es la señal predictiva más potente a nivel mutacional, por delante incluso de la posición genómica.</w:t>
-      </w:r>
-    </w:p>
-    <w:p>
-      <w:pPr>
-        <w:pStyle w:val="Ttulo3"/>
-        <w:rPr>
-          <w:color w:val="4F81BD"/>
-        </w:rPr>
-      </w:pPr>
-      <w:bookmarkStart w:id="77" w:name="_Toc234787628"/>
-      <w:bookmarkStart w:id="78" w:name="_Toc238218724"/>
-      <w:r>
-        <w:rPr>
-          <w:color w:val="4F81BD"/>
-        </w:rPr>
-        <w:t>7.1.1. Firma mutacional y test de selección (Módulo 2.8)</w:t>
-      </w:r>
-      <w:bookmarkEnd w:id="77"/>
-      <w:bookmarkEnd w:id="78"/>
-    </w:p>
-    <w:p>
-      <w:pPr>
-        <w:jc w:val="both"/>
-      </w:pPr>
-      <w:r>
-        <w:rPr>
-          <w:rFonts w:hint="eastAsia"/>
-        </w:rPr>
-        <w:t>Sobre las 30 mutaciones de Spike/NSP12 con mayor varianza de frecuencia entre familias (el criterio usado para seleccionarlas como características en 6.3), se infiere el cambio de nucleótido más parsimonioso (comparando con el genoma de referencia Wuhan-Hu-1): predominan las transversiones (13) sobre las transiciones (11), lo contrario del sesgo C</w:t>
-      </w:r>
-      <w:r>
-        <w:rPr>
-          <w:rFonts w:hint="eastAsia"/>
-        </w:rPr>
-        <w:t>→</w:t>
-      </w:r>
-      <w:r>
-        <w:rPr>
-          <w:rFonts w:hint="eastAsia"/>
-        </w:rPr>
-        <w:t xml:space="preserve">U </w:t>
-      </w:r>
-      <w:r>
-        <w:t>por APOBEC descrito como patrón de fondo en SARS-CoV-2 (Figura 7.1).</w:t>
-      </w:r>
-    </w:p>
-    <w:p>
-      <w:pPr>
-        <w:jc w:val="both"/>
-      </w:pPr>
-      <w:r>
-        <w:t xml:space="preserve">Sin embargo, un </w:t>
-      </w:r>
-      <w:r>
-        <w:rPr>
-          <w:i/>
-        </w:rPr>
-        <w:t>test</w:t>
-      </w:r>
-      <w:r>
-        <w:t xml:space="preserve"> formal sobre las 637 mutaciones con señal real </w:t>
-      </w:r>
-      <w:r>
-        <w:t>(comparando las que llegaron a dominar con las que no)</w:t>
-      </w:r>
-      <w:r>
-        <w:t xml:space="preserve"> no encuentra diferencia significativa en el patrón transición/transversión (</w:t>
-      </w:r>
-      <w:r>
-        <w:rPr>
-          <w:i/>
-        </w:rPr>
-        <w:t>test</w:t>
-      </w:r>
-      <w:r>
-        <w:t xml:space="preserve"> de Fisher exacto, p=0.665). El tipo concreto de cambio de nucleótido, por sí solo, no distingue qué </w:t>
-      </w:r>
-      <w:r>
-        <w:lastRenderedPageBreak/>
-        <w:t>mutaciones triunfan: el predominio de transversiones del top-30 refleja el mecanismo mutacional de esas posiciones, no una selección diferencial.</w:t>
+        <w:t>Figura 6.1a. Ablation de M3-SPNSP: AUC de test al quitar una a una las características candidatas (blosum_change, is_indel) sobre la configuración de referencia (BASELINE) y la final (ACTUAL). Ninguna de las dos aporta AUC de forma apreciable.</w:t>
       </w:r>
     </w:p>
     <w:p>
@@ -10186,22 +10013,21 @@
       </w:pPr>
       <w:r>
         <w:drawing>
-          <wp:inline distT="0" distB="0" distL="0" distR="0" wp14:anchorId="78C0CE45" wp14:editId="17B62481">
-            <wp:extent cx="5486400" cy="2236669"/>
-            <wp:effectExtent l="0" t="0" r="0" b="0"/>
-            <wp:docPr id="1" name="Picture 1"/>
+          <wp:inline xmlns:a="http://schemas.openxmlformats.org/drawingml/2006/main" xmlns:pic="http://schemas.openxmlformats.org/drawingml/2006/picture">
+            <wp:extent cx="5486400" cy="2958499"/>
+            <wp:docPr id="48" name="Picture 48"/>
             <wp:cNvGraphicFramePr>
-              <a:graphicFrameLocks xmlns:a="http://schemas.openxmlformats.org/drawingml/2006/main" noChangeAspect="1"/>
+              <a:graphicFrameLocks noChangeAspect="1"/>
             </wp:cNvGraphicFramePr>
-            <a:graphic xmlns:a="http://schemas.openxmlformats.org/drawingml/2006/main">
+            <a:graphic>
               <a:graphicData uri="http://schemas.openxmlformats.org/drawingml/2006/picture">
-                <pic:pic xmlns:pic="http://schemas.openxmlformats.org/drawingml/2006/picture">
+                <pic:pic>
                   <pic:nvPicPr>
-                    <pic:cNvPr id="0" name="2_8_firma_mutacional.png"/>
+                    <pic:cNvPr id="0" name="6_1b_ablation_gap.png"/>
                     <pic:cNvPicPr/>
                   </pic:nvPicPr>
                   <pic:blipFill>
-                    <a:blip r:embed="rId19"/>
+                    <a:blip r:embed="rId116"/>
                     <a:stretch>
                       <a:fillRect/>
                     </a:stretch>
@@ -10209,11 +10035,9 @@
                   <pic:spPr>
                     <a:xfrm>
                       <a:off x="0" y="0"/>
-                      <a:ext cx="5486400" cy="2236669"/>
+                      <a:ext cx="5486400" cy="2958499"/>
                     </a:xfrm>
-                    <a:prstGeom prst="rect">
-                      <a:avLst/>
-                    </a:prstGeom>
+                    <a:prstGeom prst="rect"/>
                   </pic:spPr>
                 </pic:pic>
               </a:graphicData>
@@ -10231,9 +10055,337 @@
       <w:r>
         <w:rPr>
           <w:b/>
+        </w:rPr>
+        <w:t>Figura 6.1b. Ablation de M3-SPNSP: diferencia train-test o gap de sobreajuste al quitar las mismas características candidatas. Juntas reducen el gap a la mitad, la razón por la que se excluyeron del modelo final.</w:t>
+      </w:r>
+    </w:p>
+    <w:p>
+      <w:pPr>
+        <w:pStyle w:val="Ttulo2"/>
+        <w:rPr>
+          <w:color w:val="2E74B5"/>
+        </w:rPr>
+      </w:pPr>
+      <w:bookmarkStart w:id="71" w:name="_Toc234787625"/>
+      <w:bookmarkStart w:id="72" w:name="_Toc238218721"/>
+      <w:r>
+        <w:rPr>
+          <w:color w:val="2E74B5"/>
+        </w:rPr>
+        <w:t>6.5. Variable objetivo y desbalanceo de clases</w:t>
+      </w:r>
+      <w:bookmarkEnd w:id="71"/>
+      <w:bookmarkEnd w:id="72"/>
+    </w:p>
+    <w:p>
+      <w:pPr>
+        <w:jc w:val="both"/>
+      </w:pPr>
+      <w:r>
+        <w:t xml:space="preserve">El desbalanceo de clases (13.5% a 28.4% de positivos según el </w:t>
+      </w:r>
+      <w:r>
+        <w:t>conjunto de datos</w:t>
+      </w:r>
+      <w:r>
+        <w:t xml:space="preserve">, ver 5.3) es un reflejo de la realidad epidemiológica: la mayoría de variantes detectadas en un momento dado son residuales o en declive, no emergentes; la proporción es mayor en M1 porque ese </w:t>
+      </w:r>
+      <w:r>
+        <w:t>conjunto de datos</w:t>
+      </w:r>
+      <w:r>
+        <w:t xml:space="preserve"> ya está restringido a la fase pre-emergencia (ver 4.1), donde la pregunta "¿llegará a dominar?" tiene una tasa base de éxito más alta que en el universo completo de M2/M3. Este desbalanceo se aborda con el parámetro scale_pos_weight de LightGBM, que multiplica el peso de los ejemplos positivos por el ratio n_negativos/n_positivos. Esto garantiza que el gradiente de optimización pondere igual los errores en positivos y negativos, evitando que el modelo ignore la clase minoritaria.</w:t>
+      </w:r>
+    </w:p>
+    <w:p>
+      <w:pPr>
+        <w:jc w:val="both"/>
+      </w:pPr>
+      <w:r>
+        <w:t>La elección del AUC-ROC como métrica principal (en lugar de accuracy o F1) es deliberada: el AUC evalúa la capacidad del modelo de ordenar correctamente los ejemplos positivos por encima de los negativos, independientemente del umbral de decisión. Para un sistema de vigilancia donde lo importante es ordenar correctamente las variantes más amenazantes, no asignar una probabilidad absoluta calibrada, el AUC es la métrica más directamente relevante.</w:t>
+      </w:r>
+    </w:p>
+    <w:p>
+      <w:pPr>
+        <w:jc w:val="both"/>
+      </w:pPr>
+      <w:r>
+        <w:br w:type="page"/>
+      </w:r>
+    </w:p>
+    <w:p>
+      <w:pPr>
+        <w:pStyle w:val="Ttulo1"/>
+        <w:rPr>
+          <w:color w:val="1F497D"/>
+        </w:rPr>
+      </w:pPr>
+      <w:bookmarkStart w:id="73" w:name="_Toc234787626"/>
+      <w:bookmarkStart w:id="74" w:name="_Toc238218722"/>
+      <w:r>
+        <w:rPr>
+          <w:color w:val="1F497D"/>
+        </w:rPr>
+        <w:lastRenderedPageBreak/>
+        <w:t>7. Resultados</w:t>
+      </w:r>
+      <w:bookmarkEnd w:id="73"/>
+      <w:bookmarkEnd w:id="74"/>
+    </w:p>
+    <w:p>
+      <w:pPr>
+        <w:pStyle w:val="Ttulo2"/>
+        <w:rPr>
+          <w:color w:val="2E74B5"/>
+        </w:rPr>
+      </w:pPr>
+      <w:bookmarkStart w:id="75" w:name="_Toc234787627"/>
+      <w:bookmarkStart w:id="76" w:name="_Toc238218723"/>
+      <w:r>
+        <w:rPr>
+          <w:color w:val="2E74B5"/>
+        </w:rPr>
+        <w:t>7.1. Análisis exploratorio de datos (Módulo 2)</w:t>
+      </w:r>
+      <w:bookmarkEnd w:id="75"/>
+      <w:bookmarkEnd w:id="76"/>
+    </w:p>
+    <w:p>
+      <w:pPr>
+        <w:jc w:val="both"/>
+      </w:pPr>
+      <w:r>
+        <w:t>El análisis exploratorio sobre las matrices de frecuencia temporal revela la estructura epidémica del período 2020-2026. Los 19 clados Nextclade con historia suficiente (de 50 reconocidos en el período) muestran un patrón de sucesión en que cada clado dominante alcanza su pico de frecuencia (entre el 60% y el 95% global) y luego declina abruptamente cuando emerge el siguiente: la pandemia es una secuencia de "olas de dominancia" con escasa co-circulación prolongada entre variantes competidoras. Este patrón de selección de barrido (selective sweep) se hace más pronunciado a partir de la época XBB, donde las transiciones se aceleran.</w:t>
+      </w:r>
+    </w:p>
+    <w:p>
+      <w:pPr>
+        <w:jc w:val="both"/>
+      </w:pPr>
+      <w:r>
+        <w:t xml:space="preserve">De las 435 familias Pango con presencia observable en el período completo (5.3), 23 alcanzaron el umbral de dominancia del 10% global en algún momento. La distribución de frecuencias es extremadamente sesgada: el 1% de las familias concentra el 80% de las secuencias en cada semana, mientras que el 90% de las familias activas tienen frecuencias inferiores al 1% en cualquier momento dado. Esta distribución es característica de sistemas bajo selección positiva intensa, donde unos pocos genotipos de alta </w:t>
+      </w:r>
+      <w:r>
+        <w:rPr>
           <w:i/>
         </w:rPr>
-        <w:t>Figura 7.1. Firma mutacional del top-30 de mutaciones Spike/NSP12 por varianza: tipo de cambio de nucleótido más parsimonioso respecto a la referencia Wuhan-Hu-1 (izquierda) y su clasificación en transición, transversión, deleción o multi-nucleótido, es decir, un cambio que afecta a varias posiciones consecutivas a la vez (derecha). Las transversiones predominan sobre las transiciones, el patrón opuesto al sesgo C→U esperado por el mecanismo de edición celular APOBEC.</w:t>
+        <w:t>eficacia biológica</w:t>
+      </w:r>
+      <w:r>
+        <w:t xml:space="preserve"> desplazan rápidamente a la mayoría.</w:t>
+      </w:r>
+    </w:p>
+    <w:p>
+      <w:pPr>
+        <w:jc w:val="both"/>
+      </w:pPr>
+      <w:r>
+        <w:t>El análisis de la distribución temporal de la detección de familias (primera semana donde freq ≥ 0.1%) revela que la tasa de emergencia de nuevas familias se aceleró significativamente a partir de 2022: mientras que entre 2020-2021 se detectaban ~3 nuevas familias por mes, durante 2022-2023 la tasa fue de ~8 familias/mes, y en 2024-2025 alcanzó ~12 familias/mes. Esta aceleración refleja tanto el aumento real de la diversidad viral como el aumento de la capacidad de secuenciación global.</w:t>
+      </w:r>
+    </w:p>
+    <w:p>
+      <w:pPr>
+        <w:jc w:val="both"/>
+      </w:pPr>
+      <w:r>
+        <w:t xml:space="preserve">El análisis de mutaciones revela 2.279 posiciones aminoacídicas con señal real de variación entre familias, de 205.156 mutaciones brutas detectadas en el </w:t>
+      </w:r>
+      <w:r>
+        <w:rPr>
+          <w:i/>
+        </w:rPr>
+        <w:t>flujo continuo</w:t>
+      </w:r>
+      <w:r>
+        <w:t xml:space="preserve"> sobre las proteínas Spike y NSP12. Una proporción sustancial de estas posiciones está en Spike, con una densidad especialmente alta en el RBD (posiciones 319-541). El análisis SHAP del modelo de mutaciones M3-SPNSP confirma (7.2.3) que la convergencia evolutiva reciente (n_families_recent) es la señal predictiva más potente a nivel mutacional, por delante incluso de la posición genómica.</w:t>
+      </w:r>
+    </w:p>
+    <w:p>
+      <w:pPr>
+        <w:pStyle w:val="Ttulo3"/>
+        <w:rPr>
+          <w:color w:val="4F81BD"/>
+        </w:rPr>
+      </w:pPr>
+      <w:bookmarkStart w:id="77" w:name="_Toc234787628"/>
+      <w:bookmarkStart w:id="78" w:name="_Toc238218724"/>
+      <w:r>
+        <w:rPr>
+          <w:color w:val="4F81BD"/>
+        </w:rPr>
+        <w:t>7.1.1. Firma mutacional y test de selección (Módulo 2.8)</w:t>
+      </w:r>
+      <w:bookmarkEnd w:id="77"/>
+      <w:bookmarkEnd w:id="78"/>
+    </w:p>
+    <w:p>
+      <w:pPr>
+        <w:jc w:val="both"/>
+      </w:pPr>
+      <w:r>
+        <w:rPr>
+          <w:rFonts w:hint="eastAsia"/>
+        </w:rPr>
+        <w:t>Sobre las 30 mutaciones de Spike/NSP12 con mayor varianza de frecuencia entre familias (el criterio usado para seleccionarlas como características en 6.3), se infiere el cambio de nucleótido más parsimonioso (comparando con el genoma de referencia Wuhan-Hu-1): predominan las transversiones (13) sobre las transiciones (11), lo contrario del sesgo C</w:t>
+      </w:r>
+      <w:r>
+        <w:rPr>
+          <w:rFonts w:hint="eastAsia"/>
+        </w:rPr>
+        <w:t>→</w:t>
+      </w:r>
+      <w:r>
+        <w:rPr>
+          <w:rFonts w:hint="eastAsia"/>
+        </w:rPr>
+        <w:t xml:space="preserve">U </w:t>
+      </w:r>
+      <w:r>
+        <w:t>por APOBEC descrito como patrón de fondo en SARS-CoV-2 (Figura 7.1).</w:t>
+      </w:r>
+    </w:p>
+    <w:p>
+      <w:pPr>
+        <w:jc w:val="both"/>
+      </w:pPr>
+      <w:r>
+        <w:t xml:space="preserve">Sin embargo, un </w:t>
+      </w:r>
+      <w:r>
+        <w:rPr>
+          <w:i/>
+        </w:rPr>
+        <w:t>test</w:t>
+      </w:r>
+      <w:r>
+        <w:t xml:space="preserve"> formal sobre las 637 mutaciones con señal real </w:t>
+      </w:r>
+      <w:r>
+        <w:t>(comparando las que llegaron a dominar con las que no)</w:t>
+      </w:r>
+      <w:r>
+        <w:t xml:space="preserve"> no encuentra diferencia significativa en el patrón transición/transversión (</w:t>
+      </w:r>
+      <w:r>
+        <w:rPr>
+          <w:i/>
+        </w:rPr>
+        <w:t>test</w:t>
+      </w:r>
+      <w:r>
+        <w:t xml:space="preserve"> de Fisher exacto, p=0.665). El tipo concreto de cambio de nucleótido, por sí solo, no distingue qué </w:t>
+      </w:r>
+      <w:r>
+        <w:lastRenderedPageBreak/>
+        <w:t>mutaciones triunfan: el predominio de transversiones del top-30 refleja el mecanismo mutacional de esas posiciones, no una selección diferencial.</w:t>
+      </w:r>
+    </w:p>
+    <w:p>
+      <w:pPr>
+        <w:keepNext/>
+        <w:spacing w:before="280" w:after="80"/>
+        <w:jc w:val="center"/>
+      </w:pPr>
+      <w:r>
+        <w:drawing>
+          <wp:inline xmlns:a="http://schemas.openxmlformats.org/drawingml/2006/main" xmlns:pic="http://schemas.openxmlformats.org/drawingml/2006/picture">
+            <wp:extent cx="5486400" cy="3517400"/>
+            <wp:docPr id="45" name="Picture 45"/>
+            <wp:cNvGraphicFramePr>
+              <a:graphicFrameLocks noChangeAspect="1"/>
+            </wp:cNvGraphicFramePr>
+            <a:graphic>
+              <a:graphicData uri="http://schemas.openxmlformats.org/drawingml/2006/picture">
+                <pic:pic>
+                  <pic:nvPicPr>
+                    <pic:cNvPr id="0" name="7_1a_firma_cambio_base.png"/>
+                    <pic:cNvPicPr/>
+                  </pic:nvPicPr>
+                  <pic:blipFill>
+                    <a:blip r:embed="rId113"/>
+                    <a:stretch>
+                      <a:fillRect/>
+                    </a:stretch>
+                  </pic:blipFill>
+                  <pic:spPr>
+                    <a:xfrm>
+                      <a:off x="0" y="0"/>
+                      <a:ext cx="5486400" cy="3517400"/>
+                    </a:xfrm>
+                    <a:prstGeom prst="rect"/>
+                  </pic:spPr>
+                </pic:pic>
+              </a:graphicData>
+            </a:graphic>
+          </wp:inline>
+        </w:drawing>
+      </w:r>
+    </w:p>
+    <w:p>
+      <w:pPr>
+        <w:keepLines/>
+        <w:spacing w:before="80" w:after="280"/>
+        <w:jc w:val="center"/>
+      </w:pPr>
+      <w:r>
+        <w:rPr>
+          <w:b/>
+        </w:rPr>
+        <w:t>Figura 7.1a. Firma mutacional del top-30 de mutaciones Spike/NSP12 por varianza: tipo de cambio de nucleótido más parsimonioso respecto a la referencia Wuhan-Hu-1.</w:t>
+      </w:r>
+    </w:p>
+    <w:p>
+      <w:pPr>
+        <w:keepNext/>
+        <w:spacing w:before="280" w:after="80"/>
+        <w:jc w:val="center"/>
+      </w:pPr>
+      <w:r>
+        <w:drawing>
+          <wp:inline xmlns:a="http://schemas.openxmlformats.org/drawingml/2006/main" xmlns:pic="http://schemas.openxmlformats.org/drawingml/2006/picture">
+            <wp:extent cx="5486400" cy="3524845"/>
+            <wp:docPr id="46" name="Picture 46"/>
+            <wp:cNvGraphicFramePr>
+              <a:graphicFrameLocks noChangeAspect="1"/>
+            </wp:cNvGraphicFramePr>
+            <a:graphic>
+              <a:graphicData uri="http://schemas.openxmlformats.org/drawingml/2006/picture">
+                <pic:pic>
+                  <pic:nvPicPr>
+                    <pic:cNvPr id="0" name="7_1b_firma_tipo_cambio.png"/>
+                    <pic:cNvPicPr/>
+                  </pic:nvPicPr>
+                  <pic:blipFill>
+                    <a:blip r:embed="rId114"/>
+                    <a:stretch>
+                      <a:fillRect/>
+                    </a:stretch>
+                  </pic:blipFill>
+                  <pic:spPr>
+                    <a:xfrm>
+                      <a:off x="0" y="0"/>
+                      <a:ext cx="5486400" cy="3524845"/>
+                    </a:xfrm>
+                    <a:prstGeom prst="rect"/>
+                  </pic:spPr>
+                </pic:pic>
+              </a:graphicData>
+            </a:graphic>
+          </wp:inline>
+        </w:drawing>
+      </w:r>
+    </w:p>
+    <w:p>
+      <w:pPr>
+        <w:keepLines/>
+        <w:spacing w:before="80" w:after="280"/>
+        <w:jc w:val="center"/>
+      </w:pPr>
+      <w:r>
+        <w:rPr>
+          <w:b/>
+        </w:rPr>
+        <w:t>Figura 7.1b. Firma mutacional del top-30 de mutaciones Spike/NSP12 por varianza: clasificación en transición, transversión, deleción o multi-nucleótido, es decir, un cambio que afecta a varias posiciones consecutivas a la vez. Las transversiones predominan sobre las transiciones, el patrón opuesto al sesgo C→U esperado por el mecanismo de edición celular APOBEC.</w:t>
       </w:r>
     </w:p>
     <w:p>
@@ -11084,13 +11236,13 @@
         <w:t>test</w:t>
       </w:r>
       <w:r>
-        <w:t xml:space="preserve"> más alto (0.949), pero sobre una muestra pequeña (701 observaciones) y sin validación </w:t>
+        <w:t xml:space="preserve"> más alto (0.949), pero sobre una muestra pequeña (701 observaciones) y sin </w:t>
       </w:r>
       <w:r>
         <w:rPr>
           <w:i/>
         </w:rPr>
-        <w:t>walk-forward</w:t>
+        <w:t>validación progresiva</w:t>
       </w:r>
       <w:r>
         <w:t xml:space="preserve"> posible (7.7.2). M3-SPNSP es el modelo con mejor equilibrio global: AUC de </w:t>
@@ -11164,22 +11316,22 @@
         <w:jc w:val="both"/>
       </w:pPr>
       <w:r>
-        <w:t xml:space="preserve">El Lift (cociente entre la tasa de positivos en el decil superior del </w:t>
+        <w:t xml:space="preserve">El Lift (cociente entre la tasa de positivos en el decil superior de la </w:t>
       </w:r>
       <w:r>
         <w:rPr>
           <w:i/>
         </w:rPr>
-        <w:t>ranking</w:t>
-      </w:r>
-      <w:r>
-        <w:t xml:space="preserve"> vs. la tasa base) entre 3.8x y 5.3x indica que los modelos identifican correctamente entre 4 y 5 veces más variantes emergentes en su top-10% que lo esperado por azar. Para un sistema de vigilancia que prioriza recursos de secuenciación, este nivel de precisión en el top del </w:t>
+        <w:t>priorización</w:t>
+      </w:r>
+      <w:r>
+        <w:t xml:space="preserve"> vs. la tasa base) entre 3.8x y 5.3x indica que los modelos identifican correctamente entre 4 y 5 veces más variantes emergentes en su top-10% que lo esperado por azar. Para un sistema de vigilancia que prioriza recursos de secuenciación, este nivel de precisión en el top de la </w:t>
       </w:r>
       <w:r>
         <w:rPr>
           <w:i/>
         </w:rPr>
-        <w:t>ranking</w:t>
+        <w:t>priorización</w:t>
       </w:r>
       <w:r>
         <w:t xml:space="preserve"> es la métrica operativa más relevante (</w:t>
@@ -11198,24 +11350,22 @@
         <w:jc w:val="center"/>
       </w:pPr>
       <w:r>
-        <w:lastRenderedPageBreak/>
         <w:drawing>
-          <wp:inline distT="0" distB="0" distL="0" distR="0" wp14:anchorId="5B59A75F" wp14:editId="1976C852">
-            <wp:extent cx="5486400" cy="1630172"/>
-            <wp:effectExtent l="0" t="0" r="0" b="0"/>
-            <wp:docPr id="6" name="Picture 6"/>
+          <wp:inline xmlns:a="http://schemas.openxmlformats.org/drawingml/2006/main" xmlns:pic="http://schemas.openxmlformats.org/drawingml/2006/picture">
+            <wp:extent cx="5486400" cy="4545756"/>
+            <wp:docPr id="42" name="Picture 42"/>
             <wp:cNvGraphicFramePr>
-              <a:graphicFrameLocks xmlns:a="http://schemas.openxmlformats.org/drawingml/2006/main" noChangeAspect="1"/>
+              <a:graphicFrameLocks noChangeAspect="1"/>
             </wp:cNvGraphicFramePr>
-            <a:graphic xmlns:a="http://schemas.openxmlformats.org/drawingml/2006/main">
+            <a:graphic>
               <a:graphicData uri="http://schemas.openxmlformats.org/drawingml/2006/picture">
-                <pic:pic xmlns:pic="http://schemas.openxmlformats.org/drawingml/2006/picture">
+                <pic:pic>
                   <pic:nvPicPr>
-                    <pic:cNvPr id="0" name="4_1_lgbm_evaluacion.png"/>
+                    <pic:cNvPr id="0" name="7_3a_roc.png"/>
                     <pic:cNvPicPr/>
                   </pic:nvPicPr>
                   <pic:blipFill>
-                    <a:blip r:embed="rId21"/>
+                    <a:blip r:embed="rId110"/>
                     <a:stretch>
                       <a:fillRect/>
                     </a:stretch>
@@ -11223,11 +11373,9 @@
                   <pic:spPr>
                     <a:xfrm>
                       <a:off x="0" y="0"/>
-                      <a:ext cx="5486400" cy="1630172"/>
+                      <a:ext cx="5486400" cy="4545756"/>
                     </a:xfrm>
-                    <a:prstGeom prst="rect">
-                      <a:avLst/>
-                    </a:prstGeom>
+                    <a:prstGeom prst="rect"/>
                   </pic:spPr>
                 </pic:pic>
               </a:graphicData>
@@ -11246,42 +11394,7 @@
         <w:rPr>
           <w:b/>
         </w:rPr>
-        <w:t>Figura 7.3. Ranking de los siete conjuntos de datos por AUC de test, con el AUC de entrenamiento y el gap de sobreajuste (diferencia entre ambos) para cada uno. M3-SPNSP combina el mejor equilibrio entre AUC alto, gap bajo y tamaño muestral grande, la razón por la que se recomienda como modelo principal del sistema.</w:t>
-      </w:r>
-    </w:p>
-    <w:p>
-      <w:pPr>
-        <w:pStyle w:val="Ttulo3"/>
-        <w:rPr>
-          <w:color w:val="4F81BD"/>
-        </w:rPr>
-      </w:pPr>
-      <w:bookmarkStart w:id="85" w:name="_Toc234787632"/>
-      <w:bookmarkStart w:id="86" w:name="_Toc238218728"/>
-      <w:r>
-        <w:rPr>
-          <w:color w:val="4F81BD"/>
-        </w:rPr>
-        <w:t>7.2.2. Validación walk-forward por épocas pandémicas</w:t>
-      </w:r>
-      <w:bookmarkEnd w:id="85"/>
-      <w:bookmarkEnd w:id="86"/>
-    </w:p>
-    <w:p>
-      <w:pPr>
-        <w:jc w:val="both"/>
-      </w:pPr>
-      <w:r>
-        <w:t xml:space="preserve">La validación </w:t>
-      </w:r>
-      <w:r>
-        <w:rPr>
-          <w:i/>
-        </w:rPr>
-        <w:t>walk-forward</w:t>
-      </w:r>
-      <w:r>
-        <w:t xml:space="preserve"> sobre 5 folds pandémicos ofrece la estimación de rendimiento más conservadora y biológicamente significativa (Tabla 7.2):</w:t>
+        <w:t>Figura 7.3a. Curvas ROC de los siete conjuntos de datos en test (corte junio 2023): el área bajo cada curva es el AUC de test.</w:t>
       </w:r>
     </w:p>
     <w:p>
@@ -11291,10 +11404,153 @@
         <w:jc w:val="center"/>
       </w:pPr>
       <w:r>
+        <w:drawing>
+          <wp:inline xmlns:a="http://schemas.openxmlformats.org/drawingml/2006/main" xmlns:pic="http://schemas.openxmlformats.org/drawingml/2006/picture">
+            <wp:extent cx="5486400" cy="4545756"/>
+            <wp:docPr id="43" name="Picture 43"/>
+            <wp:cNvGraphicFramePr>
+              <a:graphicFrameLocks noChangeAspect="1"/>
+            </wp:cNvGraphicFramePr>
+            <a:graphic>
+              <a:graphicData uri="http://schemas.openxmlformats.org/drawingml/2006/picture">
+                <pic:pic>
+                  <pic:nvPicPr>
+                    <pic:cNvPr id="0" name="7_3b_pr.png"/>
+                    <pic:cNvPicPr/>
+                  </pic:nvPicPr>
+                  <pic:blipFill>
+                    <a:blip r:embed="rId111"/>
+                    <a:stretch>
+                      <a:fillRect/>
+                    </a:stretch>
+                  </pic:blipFill>
+                  <pic:spPr>
+                    <a:xfrm>
+                      <a:off x="0" y="0"/>
+                      <a:ext cx="5486400" cy="4545756"/>
+                    </a:xfrm>
+                    <a:prstGeom prst="rect"/>
+                  </pic:spPr>
+                </pic:pic>
+              </a:graphicData>
+            </a:graphic>
+          </wp:inline>
+        </w:drawing>
+      </w:r>
+    </w:p>
+    <w:p>
+      <w:pPr>
+        <w:keepLines/>
+        <w:spacing w:before="80" w:after="280"/>
+        <w:jc w:val="center"/>
+      </w:pPr>
+      <w:r>
         <w:rPr>
           <w:b/>
         </w:rPr>
-        <w:t>Tabla 7.2. AUC walk-forward (media y std) comparado con la partición temporal.</w:t>
+        <w:t>Figura 7.3b. Curvas Precision-Recall de los siete conjuntos de datos en test, con la línea punteada como referencia del baseline por azar de cada uno.</w:t>
+      </w:r>
+    </w:p>
+    <w:p>
+      <w:pPr>
+        <w:keepNext/>
+        <w:spacing w:before="280" w:after="80"/>
+        <w:jc w:val="center"/>
+      </w:pPr>
+      <w:r>
+        <w:drawing>
+          <wp:inline xmlns:a="http://schemas.openxmlformats.org/drawingml/2006/main" xmlns:pic="http://schemas.openxmlformats.org/drawingml/2006/picture">
+            <wp:extent cx="5486400" cy="2699336"/>
+            <wp:docPr id="44" name="Picture 44"/>
+            <wp:cNvGraphicFramePr>
+              <a:graphicFrameLocks noChangeAspect="1"/>
+            </wp:cNvGraphicFramePr>
+            <a:graphic>
+              <a:graphicData uri="http://schemas.openxmlformats.org/drawingml/2006/picture">
+                <pic:pic>
+                  <pic:nvPicPr>
+                    <pic:cNvPr id="0" name="7_3c_tabla.png"/>
+                    <pic:cNvPicPr/>
+                  </pic:nvPicPr>
+                  <pic:blipFill>
+                    <a:blip r:embed="rId112"/>
+                    <a:stretch>
+                      <a:fillRect/>
+                    </a:stretch>
+                  </pic:blipFill>
+                  <pic:spPr>
+                    <a:xfrm>
+                      <a:off x="0" y="0"/>
+                      <a:ext cx="5486400" cy="2699336"/>
+                    </a:xfrm>
+                    <a:prstGeom prst="rect"/>
+                  </pic:spPr>
+                </pic:pic>
+              </a:graphicData>
+            </a:graphic>
+          </wp:inline>
+        </w:drawing>
+      </w:r>
+    </w:p>
+    <w:p>
+      <w:pPr>
+        <w:keepLines/>
+        <w:spacing w:before="80" w:after="280"/>
+        <w:jc w:val="center"/>
+      </w:pPr>
+      <w:r>
+        <w:rPr>
+          <w:b/>
+        </w:rPr>
+        <w:t>Figura 7.3c. Resumen de métricas train vs test de los siete conjuntos de datos, con el gap de sobreajuste (diferencia entre AUC de entrenamiento y de test). M3-SPNSP combina el mejor equilibrio entre AUC alto, gap bajo y tamaño muestral grande, la razón por la que se recomienda como modelo principal del sistema.</w:t>
+      </w:r>
+    </w:p>
+    <w:p>
+      <w:pPr>
+        <w:pStyle w:val="Ttulo3"/>
+        <w:rPr>
+          <w:color w:val="4F81BD"/>
+        </w:rPr>
+      </w:pPr>
+      <w:bookmarkStart w:id="85" w:name="_Toc234787632"/>
+      <w:bookmarkStart w:id="86" w:name="_Toc238218728"/>
+      <w:r>
+        <w:rPr>
+          <w:color w:val="4F81BD"/>
+        </w:rPr>
+        <w:t>7.2.2. Validación progresiva por épocas pandémicas</w:t>
+      </w:r>
+      <w:bookmarkEnd w:id="85"/>
+      <w:bookmarkEnd w:id="86"/>
+    </w:p>
+    <w:p>
+      <w:pPr>
+        <w:jc w:val="both"/>
+      </w:pPr>
+      <w:r>
+        <w:t xml:space="preserve">La </w:t>
+      </w:r>
+      <w:r>
+        <w:rPr>
+          <w:i/>
+        </w:rPr>
+        <w:t>validación progresiva</w:t>
+      </w:r>
+      <w:r>
+        <w:t xml:space="preserve"> sobre 5 folds pandémicos ofrece la estimación de rendimiento más conservadora y biológicamente significativa (Tabla 7.2):</w:t>
+      </w:r>
+    </w:p>
+    <w:p>
+      <w:pPr>
+        <w:keepNext/>
+        <w:spacing w:before="280" w:after="80"/>
+        <w:jc w:val="center"/>
+      </w:pPr>
+      <w:r>
+        <w:rPr>
+          <w:b/>
+        </w:rPr>
+        <w:t>Tabla 7.2. AUC de validación progresiva (media y std) comparado con la partición temporal.</w:t>
       </w:r>
     </w:p>
     <w:tbl>
@@ -11683,7 +11939,7 @@
         <w:rPr>
           <w:i/>
         </w:rPr>
-        <w:t>walk-forward</w:t>
+        <w:t>validación progresiva</w:t>
       </w:r>
       <w:r>
         <w:t xml:space="preserve">, se muestra en la </w:t>
@@ -11700,13 +11956,13 @@
         <w:jc w:val="both"/>
       </w:pPr>
       <w:r>
-        <w:t xml:space="preserve">El resultado más importante de este análisis por fold es que el </w:t>
+        <w:t xml:space="preserve">El resultado más importante de este análisis por fold es que la </w:t>
       </w:r>
       <w:r>
         <w:rPr>
           <w:i/>
         </w:rPr>
-        <w:t>walk-forward</w:t>
+        <w:t>validación progresiva</w:t>
       </w:r>
       <w:r>
         <w:t xml:space="preserve"> es consistentemente menor que la </w:t>
@@ -11750,23 +12006,22 @@
         <w:t>características</w:t>
       </w:r>
       <w:r>
-        <w:t xml:space="preserve"> temporales universales, mantiene un AUC alto en los cinco folds (std=0.0256, el más bajo del grupo). M3-SPNSP, por su parte, alcanza su mejor resultado de todo el </w:t>
+        <w:t xml:space="preserve"> temporales universales, mantiene un AUC alto en los cinco folds (std=0.0256, el más bajo del grupo). M3-SPNSP, por su parte, alcanza su mejor resultado de toda la </w:t>
       </w:r>
       <w:r>
         <w:rPr>
           <w:i/>
         </w:rPr>
-        <w:lastRenderedPageBreak/>
-        <w:t>walk-forward</w:t>
-      </w:r>
-      <w:r>
-        <w:t xml:space="preserve"> en el fold XFG (0.9638), el fold más cercano temporalmente a la semana de referencia del </w:t>
+        <w:t>validación progresiva</w:t>
+      </w:r>
+      <w:r>
+        <w:t xml:space="preserve"> en el fold XFG (0.9638), el fold más cercano temporalmente a la semana de referencia de la </w:t>
       </w:r>
       <w:r>
         <w:rPr>
           <w:i/>
         </w:rPr>
-        <w:t>ranking</w:t>
+        <w:t>priorización</w:t>
       </w:r>
       <w:r>
         <w:t xml:space="preserve"> de vigilancia (7.4).</w:t>
@@ -11786,13 +12041,13 @@
         <w:t>diferencia</w:t>
       </w:r>
       <w:r>
-        <w:t xml:space="preserve"> proporcional del sistema, 7.2.1), pero sí matiza la elección de M2 como señal principal para el </w:t>
+        <w:t xml:space="preserve"> proporcional del sistema, 7.2.1), pero sí matiza la elección de M2 como señal principal para la </w:t>
       </w:r>
       <w:r>
         <w:rPr>
           <w:i/>
         </w:rPr>
-        <w:t>ranking</w:t>
+        <w:t>priorización</w:t>
       </w:r>
       <w:r>
         <w:t xml:space="preserve"> de familias (7.4): a ese nivel de granularidad, la estabilidad entre épocas pandémicas cualitativamente distintas pesa más que el pico de rendimiento en un fold concreto (</w:t>
@@ -11818,22 +12073,21 @@
       </w:pPr>
       <w:r>
         <w:drawing>
-          <wp:inline distT="0" distB="0" distL="0" distR="0" wp14:anchorId="7CEFBF56" wp14:editId="148C465F">
-            <wp:extent cx="5486400" cy="1632300"/>
-            <wp:effectExtent l="0" t="0" r="0" b="0"/>
-            <wp:docPr id="7" name="Picture 7"/>
+          <wp:inline xmlns:a="http://schemas.openxmlformats.org/drawingml/2006/main" xmlns:pic="http://schemas.openxmlformats.org/drawingml/2006/picture">
+            <wp:extent cx="5486400" cy="3800281"/>
+            <wp:docPr id="39" name="Picture 39"/>
             <wp:cNvGraphicFramePr>
-              <a:graphicFrameLocks xmlns:a="http://schemas.openxmlformats.org/drawingml/2006/main" noChangeAspect="1"/>
+              <a:graphicFrameLocks noChangeAspect="1"/>
             </wp:cNvGraphicFramePr>
-            <a:graphic xmlns:a="http://schemas.openxmlformats.org/drawingml/2006/main">
+            <a:graphic>
               <a:graphicData uri="http://schemas.openxmlformats.org/drawingml/2006/picture">
-                <pic:pic xmlns:pic="http://schemas.openxmlformats.org/drawingml/2006/picture">
+                <pic:pic>
                   <pic:nvPicPr>
-                    <pic:cNvPr id="0" name="4_2_walkforward.png"/>
+                    <pic:cNvPr id="0" name="7_4a_wf_fechas.png"/>
                     <pic:cNvPicPr/>
                   </pic:nvPicPr>
                   <pic:blipFill>
-                    <a:blip r:embed="rId22"/>
+                    <a:blip r:embed="rId107"/>
                     <a:stretch>
                       <a:fillRect/>
                     </a:stretch>
@@ -11841,11 +12095,9 @@
                   <pic:spPr>
                     <a:xfrm>
                       <a:off x="0" y="0"/>
-                      <a:ext cx="5486400" cy="1632300"/>
+                      <a:ext cx="5486400" cy="3800281"/>
                     </a:xfrm>
-                    <a:prstGeom prst="rect">
-                      <a:avLst/>
-                    </a:prstGeom>
+                    <a:prstGeom prst="rect"/>
                   </pic:spPr>
                 </pic:pic>
               </a:graphicData>
@@ -11864,7 +12116,7 @@
         <w:rPr>
           <w:b/>
         </w:rPr>
-        <w:t>Figura 7.4. AUC walk-forward (media ± desviación típica) frente al AUC de la partición temporal fija, por conjunto de datos y por cada una de las cinco épocas pandémicas evaluadas. El walk-forward es consistentemente igual o inferior a la partición fija en los cuatro conjuntos de datos, la firma esperada cuando no hay fuga de información entre entrenamiento y validación.</w:t>
+        <w:t>Figura 7.4a. AUC de validación progresiva por época pandémica, en el eje real de fechas de inicio de cada fold, para los cuatro conjuntos de datos evaluados.</w:t>
       </w:r>
     </w:p>
     <w:p>
@@ -11875,22 +12127,21 @@
       </w:pPr>
       <w:r>
         <w:drawing>
-          <wp:inline distT="0" distB="0" distL="0" distR="0" wp14:anchorId="6474755D" wp14:editId="62C75C3B">
-            <wp:extent cx="5486400" cy="2117790"/>
-            <wp:effectExtent l="0" t="0" r="0" b="0"/>
-            <wp:docPr id="8" name="Picture 8"/>
+          <wp:inline xmlns:a="http://schemas.openxmlformats.org/drawingml/2006/main" xmlns:pic="http://schemas.openxmlformats.org/drawingml/2006/picture">
+            <wp:extent cx="5486400" cy="4243258"/>
+            <wp:docPr id="40" name="Picture 40"/>
             <wp:cNvGraphicFramePr>
-              <a:graphicFrameLocks xmlns:a="http://schemas.openxmlformats.org/drawingml/2006/main" noChangeAspect="1"/>
+              <a:graphicFrameLocks noChangeAspect="1"/>
             </wp:cNvGraphicFramePr>
-            <a:graphic xmlns:a="http://schemas.openxmlformats.org/drawingml/2006/main">
+            <a:graphic>
               <a:graphicData uri="http://schemas.openxmlformats.org/drawingml/2006/picture">
-                <pic:pic xmlns:pic="http://schemas.openxmlformats.org/drawingml/2006/picture">
+                <pic:pic>
                   <pic:nvPicPr>
-                    <pic:cNvPr id="0" name="4_1e_m2_regularizacion.png"/>
+                    <pic:cNvPr id="0" name="7_4b_wf_media_std.png"/>
                     <pic:cNvPicPr/>
                   </pic:nvPicPr>
                   <pic:blipFill>
-                    <a:blip r:embed="rId23"/>
+                    <a:blip r:embed="rId108"/>
                     <a:stretch>
                       <a:fillRect/>
                     </a:stretch>
@@ -11898,11 +12149,9 @@
                   <pic:spPr>
                     <a:xfrm>
                       <a:off x="0" y="0"/>
-                      <a:ext cx="5486400" cy="2117790"/>
+                      <a:ext cx="5486400" cy="4243258"/>
                     </a:xfrm>
-                    <a:prstGeom prst="rect">
-                      <a:avLst/>
-                    </a:prstGeom>
+                    <a:prstGeom prst="rect"/>
                   </pic:spPr>
                 </pic:pic>
               </a:graphicData>
@@ -11921,7 +12170,169 @@
         <w:rPr>
           <w:b/>
         </w:rPr>
-        <w:t>Figura 7.5. Sensibilidad de M2 y M2-SPNSP30 a la fuerza de regularización de LightGBM: AUC de test (izquierda) y diferencia train-test (derecha) para distintas configuraciones de hiperparámetros. La configuración final, más regularizada, mejora el AUC de test y reduce el gap a la vez respecto a la configuración base, un resultado poco intuitivo que solo se confirmó probándolo.</w:t>
+        <w:t>Figura 7.4b. AUC media ± desviación típica de la validación progresiva (test), por conjunto de datos. Es consistentemente igual o inferior al AUC de la partición temporal fija, la firma esperada cuando no hay fuga de información entre entrenamiento y validación.</w:t>
+      </w:r>
+    </w:p>
+    <w:p>
+      <w:pPr>
+        <w:keepNext/>
+        <w:spacing w:before="280" w:after="80"/>
+        <w:jc w:val="center"/>
+      </w:pPr>
+      <w:r>
+        <w:drawing>
+          <wp:inline xmlns:a="http://schemas.openxmlformats.org/drawingml/2006/main" xmlns:pic="http://schemas.openxmlformats.org/drawingml/2006/picture">
+            <wp:extent cx="5486400" cy="4198165"/>
+            <wp:docPr id="41" name="Picture 41"/>
+            <wp:cNvGraphicFramePr>
+              <a:graphicFrameLocks noChangeAspect="1"/>
+            </wp:cNvGraphicFramePr>
+            <a:graphic>
+              <a:graphicData uri="http://schemas.openxmlformats.org/drawingml/2006/picture">
+                <pic:pic>
+                  <pic:nvPicPr>
+                    <pic:cNvPr id="0" name="7_4c_wf_tabla.png"/>
+                    <pic:cNvPicPr/>
+                  </pic:nvPicPr>
+                  <pic:blipFill>
+                    <a:blip r:embed="rId109"/>
+                    <a:stretch>
+                      <a:fillRect/>
+                    </a:stretch>
+                  </pic:blipFill>
+                  <pic:spPr>
+                    <a:xfrm>
+                      <a:off x="0" y="0"/>
+                      <a:ext cx="5486400" cy="4198165"/>
+                    </a:xfrm>
+                    <a:prstGeom prst="rect"/>
+                  </pic:spPr>
+                </pic:pic>
+              </a:graphicData>
+            </a:graphic>
+          </wp:inline>
+        </w:drawing>
+      </w:r>
+    </w:p>
+    <w:p>
+      <w:pPr>
+        <w:keepLines/>
+        <w:spacing w:before="80" w:after="280"/>
+        <w:jc w:val="center"/>
+      </w:pPr>
+      <w:r>
+        <w:rPr>
+          <w:b/>
+        </w:rPr>
+        <w:t>Figura 7.4c. Métricas detalladas (train y test) de la validación progresiva por fold y conjunto de datos.</w:t>
+      </w:r>
+    </w:p>
+    <w:p>
+      <w:pPr>
+        <w:keepNext/>
+        <w:spacing w:before="280" w:after="80"/>
+        <w:jc w:val="center"/>
+      </w:pPr>
+      <w:r>
+        <w:drawing>
+          <wp:inline xmlns:a="http://schemas.openxmlformats.org/drawingml/2006/main" xmlns:pic="http://schemas.openxmlformats.org/drawingml/2006/picture">
+            <wp:extent cx="5486400" cy="3303191"/>
+            <wp:docPr id="37" name="Picture 37"/>
+            <wp:cNvGraphicFramePr>
+              <a:graphicFrameLocks noChangeAspect="1"/>
+            </wp:cNvGraphicFramePr>
+            <a:graphic>
+              <a:graphicData uri="http://schemas.openxmlformats.org/drawingml/2006/picture">
+                <pic:pic>
+                  <pic:nvPicPr>
+                    <pic:cNvPr id="0" name="7_5a_reg_auc.png"/>
+                    <pic:cNvPicPr/>
+                  </pic:nvPicPr>
+                  <pic:blipFill>
+                    <a:blip r:embed="rId105"/>
+                    <a:stretch>
+                      <a:fillRect/>
+                    </a:stretch>
+                  </pic:blipFill>
+                  <pic:spPr>
+                    <a:xfrm>
+                      <a:off x="0" y="0"/>
+                      <a:ext cx="5486400" cy="3303191"/>
+                    </a:xfrm>
+                    <a:prstGeom prst="rect"/>
+                  </pic:spPr>
+                </pic:pic>
+              </a:graphicData>
+            </a:graphic>
+          </wp:inline>
+        </w:drawing>
+      </w:r>
+    </w:p>
+    <w:p>
+      <w:pPr>
+        <w:keepLines/>
+        <w:spacing w:before="80" w:after="280"/>
+        <w:jc w:val="center"/>
+      </w:pPr>
+      <w:r>
+        <w:rPr>
+          <w:b/>
+        </w:rPr>
+        <w:t>Figura 7.5a. Sensibilidad de M2 y M2-SPNSP30 a la fuerza de regularización de LightGBM: AUC de test para distintas configuraciones de hiperparámetros.</w:t>
+      </w:r>
+    </w:p>
+    <w:p>
+      <w:pPr>
+        <w:keepNext/>
+        <w:spacing w:before="280" w:after="80"/>
+        <w:jc w:val="center"/>
+      </w:pPr>
+      <w:r>
+        <w:drawing>
+          <wp:inline xmlns:a="http://schemas.openxmlformats.org/drawingml/2006/main" xmlns:pic="http://schemas.openxmlformats.org/drawingml/2006/picture">
+            <wp:extent cx="5486400" cy="3249408"/>
+            <wp:docPr id="38" name="Picture 38"/>
+            <wp:cNvGraphicFramePr>
+              <a:graphicFrameLocks noChangeAspect="1"/>
+            </wp:cNvGraphicFramePr>
+            <a:graphic>
+              <a:graphicData uri="http://schemas.openxmlformats.org/drawingml/2006/picture">
+                <pic:pic>
+                  <pic:nvPicPr>
+                    <pic:cNvPr id="0" name="7_5b_reg_gap.png"/>
+                    <pic:cNvPicPr/>
+                  </pic:nvPicPr>
+                  <pic:blipFill>
+                    <a:blip r:embed="rId106"/>
+                    <a:stretch>
+                      <a:fillRect/>
+                    </a:stretch>
+                  </pic:blipFill>
+                  <pic:spPr>
+                    <a:xfrm>
+                      <a:off x="0" y="0"/>
+                      <a:ext cx="5486400" cy="3249408"/>
+                    </a:xfrm>
+                    <a:prstGeom prst="rect"/>
+                  </pic:spPr>
+                </pic:pic>
+              </a:graphicData>
+            </a:graphic>
+          </wp:inline>
+        </w:drawing>
+      </w:r>
+    </w:p>
+    <w:p>
+      <w:pPr>
+        <w:keepLines/>
+        <w:spacing w:before="80" w:after="280"/>
+        <w:jc w:val="center"/>
+      </w:pPr>
+      <w:r>
+        <w:rPr>
+          <w:b/>
+        </w:rPr>
+        <w:t>Figura 7.5b. Sensibilidad de M2 y M2-SPNSP30 a la fuerza de regularización de LightGBM: diferencia train-test (gap de sobreajuste) para las mismas configuraciones. La configuración final, más regularizada, mejora el AUC de test y reduce el gap a la vez respecto a la configuración base, un resultado poco intuitivo que solo se confirmó probándolo.</w:t>
       </w:r>
     </w:p>
     <w:p>
@@ -12044,24 +12455,22 @@
         <w:jc w:val="center"/>
       </w:pPr>
       <w:r>
-        <w:lastRenderedPageBreak/>
         <w:drawing>
-          <wp:inline distT="0" distB="0" distL="0" distR="0" wp14:anchorId="152A2F68" wp14:editId="0E6978CF">
-            <wp:extent cx="5486400" cy="4232162"/>
-            <wp:effectExtent l="0" t="0" r="0" b="0"/>
-            <wp:docPr id="9" name="Picture 9"/>
+          <wp:inline xmlns:a="http://schemas.openxmlformats.org/drawingml/2006/main" xmlns:pic="http://schemas.openxmlformats.org/drawingml/2006/picture">
+            <wp:extent cx="5486400" cy="4091553"/>
+            <wp:docPr id="33" name="Picture 33"/>
             <wp:cNvGraphicFramePr>
-              <a:graphicFrameLocks xmlns:a="http://schemas.openxmlformats.org/drawingml/2006/main" noChangeAspect="1"/>
+              <a:graphicFrameLocks noChangeAspect="1"/>
             </wp:cNvGraphicFramePr>
-            <a:graphic xmlns:a="http://schemas.openxmlformats.org/drawingml/2006/main">
+            <a:graphic>
               <a:graphicData uri="http://schemas.openxmlformats.org/drawingml/2006/picture">
-                <pic:pic xmlns:pic="http://schemas.openxmlformats.org/drawingml/2006/picture">
+                <pic:pic>
                   <pic:nvPicPr>
-                    <pic:cNvPr id="0" name="4_3a_shap_importance.png"/>
+                    <pic:cNvPr id="0" name="7_6a_shap_m2.png"/>
                     <pic:cNvPicPr/>
                   </pic:nvPicPr>
                   <pic:blipFill>
-                    <a:blip r:embed="rId24"/>
+                    <a:blip r:embed="rId101"/>
                     <a:stretch>
                       <a:fillRect/>
                     </a:stretch>
@@ -12069,11 +12478,9 @@
                   <pic:spPr>
                     <a:xfrm>
                       <a:off x="0" y="0"/>
-                      <a:ext cx="5486400" cy="4232162"/>
+                      <a:ext cx="5486400" cy="4091553"/>
                     </a:xfrm>
-                    <a:prstGeom prst="rect">
-                      <a:avLst/>
-                    </a:prstGeom>
+                    <a:prstGeom prst="rect"/>
                   </pic:spPr>
                 </pic:pic>
               </a:graphicData>
@@ -12092,7 +12499,169 @@
         <w:rPr>
           <w:b/>
         </w:rPr>
-        <w:t>Figura 7.6. Importancia SHAP media (|SHAP|), que mide cuánto desplaza cada característica la predicción del modelo respecto a la media, para la característica más influyente de cada uno de los siete conjuntos de datos. La característica dominante cambia con la granularidad: la frecuencia histórica en M1, el escape inmune en M2 y la convergencia evolutiva reciente en los modelos de mutación individual (M3).</w:t>
+        <w:t>Figura 7.6a. Importancia SHAP media (|SHAP|) en M2 (familias Pango, características temporales + biológicas): mide cuánto desplaza cada característica la predicción del modelo respecto a la media.</w:t>
+      </w:r>
+    </w:p>
+    <w:p>
+      <w:pPr>
+        <w:keepNext/>
+        <w:spacing w:before="280" w:after="80"/>
+        <w:jc w:val="center"/>
+      </w:pPr>
+      <w:r>
+        <w:drawing>
+          <wp:inline xmlns:a="http://schemas.openxmlformats.org/drawingml/2006/main" xmlns:pic="http://schemas.openxmlformats.org/drawingml/2006/picture">
+            <wp:extent cx="5486400" cy="4091553"/>
+            <wp:docPr id="34" name="Picture 34"/>
+            <wp:cNvGraphicFramePr>
+              <a:graphicFrameLocks noChangeAspect="1"/>
+            </wp:cNvGraphicFramePr>
+            <a:graphic>
+              <a:graphicData uri="http://schemas.openxmlformats.org/drawingml/2006/picture">
+                <pic:pic>
+                  <pic:nvPicPr>
+                    <pic:cNvPr id="0" name="7_6b_shap_m2spnsp30.png"/>
+                    <pic:cNvPicPr/>
+                  </pic:nvPicPr>
+                  <pic:blipFill>
+                    <a:blip r:embed="rId102"/>
+                    <a:stretch>
+                      <a:fillRect/>
+                    </a:stretch>
+                  </pic:blipFill>
+                  <pic:spPr>
+                    <a:xfrm>
+                      <a:off x="0" y="0"/>
+                      <a:ext cx="5486400" cy="4091553"/>
+                    </a:xfrm>
+                    <a:prstGeom prst="rect"/>
+                  </pic:spPr>
+                </pic:pic>
+              </a:graphicData>
+            </a:graphic>
+          </wp:inline>
+        </w:drawing>
+      </w:r>
+    </w:p>
+    <w:p>
+      <w:pPr>
+        <w:keepLines/>
+        <w:spacing w:before="80" w:after="280"/>
+        <w:jc w:val="center"/>
+      </w:pPr>
+      <w:r>
+        <w:rPr>
+          <w:b/>
+        </w:rPr>
+        <w:t>Figura 7.6b. Importancia SHAP media (|SHAP|) en M2-SPNSP30 (familias Pango + 30 mutaciones Spike/NSP12 más informativas).</w:t>
+      </w:r>
+    </w:p>
+    <w:p>
+      <w:pPr>
+        <w:keepNext/>
+        <w:spacing w:before="280" w:after="80"/>
+        <w:jc w:val="center"/>
+      </w:pPr>
+      <w:r>
+        <w:drawing>
+          <wp:inline xmlns:a="http://schemas.openxmlformats.org/drawingml/2006/main" xmlns:pic="http://schemas.openxmlformats.org/drawingml/2006/picture">
+            <wp:extent cx="5486400" cy="4091553"/>
+            <wp:docPr id="35" name="Picture 35"/>
+            <wp:cNvGraphicFramePr>
+              <a:graphicFrameLocks noChangeAspect="1"/>
+            </wp:cNvGraphicFramePr>
+            <a:graphic>
+              <a:graphicData uri="http://schemas.openxmlformats.org/drawingml/2006/picture">
+                <pic:pic>
+                  <pic:nvPicPr>
+                    <pic:cNvPr id="0" name="7_6c_shap_m3spnsp.png"/>
+                    <pic:cNvPicPr/>
+                  </pic:nvPicPr>
+                  <pic:blipFill>
+                    <a:blip r:embed="rId103"/>
+                    <a:stretch>
+                      <a:fillRect/>
+                    </a:stretch>
+                  </pic:blipFill>
+                  <pic:spPr>
+                    <a:xfrm>
+                      <a:off x="0" y="0"/>
+                      <a:ext cx="5486400" cy="4091553"/>
+                    </a:xfrm>
+                    <a:prstGeom prst="rect"/>
+                  </pic:spPr>
+                </pic:pic>
+              </a:graphicData>
+            </a:graphic>
+          </wp:inline>
+        </w:drawing>
+      </w:r>
+    </w:p>
+    <w:p>
+      <w:pPr>
+        <w:keepLines/>
+        <w:spacing w:before="80" w:after="280"/>
+        <w:jc w:val="center"/>
+      </w:pPr>
+      <w:r>
+        <w:rPr>
+          <w:b/>
+        </w:rPr>
+        <w:t>Figura 7.6c. Importancia SHAP media (|SHAP|) en M3-SPNSP (mutaciones individuales de Spike y NSP12), el modelo principal del sistema.</w:t>
+      </w:r>
+    </w:p>
+    <w:p>
+      <w:pPr>
+        <w:keepNext/>
+        <w:spacing w:before="280" w:after="80"/>
+        <w:jc w:val="center"/>
+      </w:pPr>
+      <w:r>
+        <w:drawing>
+          <wp:inline xmlns:a="http://schemas.openxmlformats.org/drawingml/2006/main" xmlns:pic="http://schemas.openxmlformats.org/drawingml/2006/picture">
+            <wp:extent cx="5486400" cy="4091553"/>
+            <wp:docPr id="36" name="Picture 36"/>
+            <wp:cNvGraphicFramePr>
+              <a:graphicFrameLocks noChangeAspect="1"/>
+            </wp:cNvGraphicFramePr>
+            <a:graphic>
+              <a:graphicData uri="http://schemas.openxmlformats.org/drawingml/2006/picture">
+                <pic:pic>
+                  <pic:nvPicPr>
+                    <pic:cNvPr id="0" name="7_6d_shap_m3all.png"/>
+                    <pic:cNvPicPr/>
+                  </pic:nvPicPr>
+                  <pic:blipFill>
+                    <a:blip r:embed="rId104"/>
+                    <a:stretch>
+                      <a:fillRect/>
+                    </a:stretch>
+                  </pic:blipFill>
+                  <pic:spPr>
+                    <a:xfrm>
+                      <a:off x="0" y="0"/>
+                      <a:ext cx="5486400" cy="4091553"/>
+                    </a:xfrm>
+                    <a:prstGeom prst="rect"/>
+                  </pic:spPr>
+                </pic:pic>
+              </a:graphicData>
+            </a:graphic>
+          </wp:inline>
+        </w:drawing>
+      </w:r>
+    </w:p>
+    <w:p>
+      <w:pPr>
+        <w:keepLines/>
+        <w:spacing w:before="80" w:after="280"/>
+        <w:jc w:val="center"/>
+      </w:pPr>
+      <w:r>
+        <w:rPr>
+          <w:b/>
+        </w:rPr>
+        <w:t>Figura 7.6d. Importancia SHAP media (|SHAP|) en M3-ALL (todas las mutaciones del genoma con señal real). La característica dominante cambia con la granularidad: la frecuencia histórica en M1, el escape inmune en M2 y la convergencia evolutiva reciente en los modelos de mutación individual (M3).</w:t>
       </w:r>
     </w:p>
     <w:p>
@@ -12626,24 +13195,22 @@
         <w:jc w:val="center"/>
       </w:pPr>
       <w:r>
-        <w:lastRenderedPageBreak/>
         <w:drawing>
-          <wp:inline distT="0" distB="0" distL="0" distR="0" wp14:anchorId="7948F64A" wp14:editId="7F1D75E8">
-            <wp:extent cx="5486400" cy="3623675"/>
-            <wp:effectExtent l="0" t="0" r="0" b="0"/>
-            <wp:docPr id="11" name="Picture 11"/>
+          <wp:inline xmlns:a="http://schemas.openxmlformats.org/drawingml/2006/main" xmlns:pic="http://schemas.openxmlformats.org/drawingml/2006/picture">
+            <wp:extent cx="5486400" cy="4234970"/>
+            <wp:docPr id="29" name="Picture 29"/>
             <wp:cNvGraphicFramePr>
-              <a:graphicFrameLocks xmlns:a="http://schemas.openxmlformats.org/drawingml/2006/main" noChangeAspect="1"/>
+              <a:graphicFrameLocks noChangeAspect="1"/>
             </wp:cNvGraphicFramePr>
-            <a:graphic xmlns:a="http://schemas.openxmlformats.org/drawingml/2006/main">
+            <a:graphic>
               <a:graphicData uri="http://schemas.openxmlformats.org/drawingml/2006/picture">
-                <pic:pic xmlns:pic="http://schemas.openxmlformats.org/drawingml/2006/picture">
+                <pic:pic>
                   <pic:nvPicPr>
-                    <pic:cNvPr id="0" name="5_1_kaplan_meier.png"/>
+                    <pic:cNvPr id="0" name="7_8a_km_paises.png"/>
                     <pic:cNvPicPr/>
                   </pic:nvPicPr>
                   <pic:blipFill>
-                    <a:blip r:embed="rId26"/>
+                    <a:blip r:embed="rId97"/>
                     <a:stretch>
                       <a:fillRect/>
                     </a:stretch>
@@ -12651,11 +13218,9 @@
                   <pic:spPr>
                     <a:xfrm>
                       <a:off x="0" y="0"/>
-                      <a:ext cx="5486400" cy="3623675"/>
+                      <a:ext cx="5486400" cy="4234970"/>
                     </a:xfrm>
-                    <a:prstGeom prst="rect">
-                      <a:avLst/>
-                    </a:prstGeom>
+                    <a:prstGeom prst="rect"/>
                   </pic:spPr>
                 </pic:pic>
               </a:graphicData>
@@ -12674,7 +13239,169 @@
         <w:rPr>
           <w:b/>
         </w:rPr>
-        <w:t>Figura 7.8. Curvas de supervivencia Kaplan-Meier: probabilidad de que una familia o mutación no haya alcanzado aún el umbral de dominancia, en función de las semanas transcurridas desde su detección. Se comparan familias con muchos países de detección temprana frente a pocos, y mutaciones en el RBD de Spike frente al resto; una separación clara entre curvas indica que esa variable adelanta el tiempo hasta la dominancia.</w:t>
+        <w:t>Figura 7.8a. Kaplan-Meier: probabilidad de que una familia no haya alcanzado aún el umbral de dominancia, según el número de países en que se detectó tempranamente.</w:t>
+      </w:r>
+    </w:p>
+    <w:p>
+      <w:pPr>
+        <w:keepNext/>
+        <w:spacing w:before="280" w:after="80"/>
+        <w:jc w:val="center"/>
+      </w:pPr>
+      <w:r>
+        <w:drawing>
+          <wp:inline xmlns:a="http://schemas.openxmlformats.org/drawingml/2006/main" xmlns:pic="http://schemas.openxmlformats.org/drawingml/2006/picture">
+            <wp:extent cx="5486400" cy="4234970"/>
+            <wp:docPr id="30" name="Picture 30"/>
+            <wp:cNvGraphicFramePr>
+              <a:graphicFrameLocks noChangeAspect="1"/>
+            </wp:cNvGraphicFramePr>
+            <a:graphic>
+              <a:graphicData uri="http://schemas.openxmlformats.org/drawingml/2006/picture">
+                <pic:pic>
+                  <pic:nvPicPr>
+                    <pic:cNvPr id="0" name="7_8b_km_crecimiento.png"/>
+                    <pic:cNvPicPr/>
+                  </pic:nvPicPr>
+                  <pic:blipFill>
+                    <a:blip r:embed="rId98"/>
+                    <a:stretch>
+                      <a:fillRect/>
+                    </a:stretch>
+                  </pic:blipFill>
+                  <pic:spPr>
+                    <a:xfrm>
+                      <a:off x="0" y="0"/>
+                      <a:ext cx="5486400" cy="4234970"/>
+                    </a:xfrm>
+                    <a:prstGeom prst="rect"/>
+                  </pic:spPr>
+                </pic:pic>
+              </a:graphicData>
+            </a:graphic>
+          </wp:inline>
+        </w:drawing>
+      </w:r>
+    </w:p>
+    <w:p>
+      <w:pPr>
+        <w:keepLines/>
+        <w:spacing w:before="80" w:after="280"/>
+        <w:jc w:val="center"/>
+      </w:pPr>
+      <w:r>
+        <w:rPr>
+          <w:b/>
+        </w:rPr>
+        <w:t>Figura 7.8b. Kaplan-Meier: probabilidad de que una familia no haya alcanzado aún el umbral de dominancia, según su velocidad de crecimiento temprano (lento vs. rápido).</w:t>
+      </w:r>
+    </w:p>
+    <w:p>
+      <w:pPr>
+        <w:keepNext/>
+        <w:spacing w:before="280" w:after="80"/>
+        <w:jc w:val="center"/>
+      </w:pPr>
+      <w:r>
+        <w:drawing>
+          <wp:inline xmlns:a="http://schemas.openxmlformats.org/drawingml/2006/main" xmlns:pic="http://schemas.openxmlformats.org/drawingml/2006/picture">
+            <wp:extent cx="5486400" cy="4234970"/>
+            <wp:docPr id="31" name="Picture 31"/>
+            <wp:cNvGraphicFramePr>
+              <a:graphicFrameLocks noChangeAspect="1"/>
+            </wp:cNvGraphicFramePr>
+            <a:graphic>
+              <a:graphicData uri="http://schemas.openxmlformats.org/drawingml/2006/picture">
+                <pic:pic>
+                  <pic:nvPicPr>
+                    <pic:cNvPr id="0" name="7_8c_km_rbd.png"/>
+                    <pic:cNvPicPr/>
+                  </pic:nvPicPr>
+                  <pic:blipFill>
+                    <a:blip r:embed="rId99"/>
+                    <a:stretch>
+                      <a:fillRect/>
+                    </a:stretch>
+                  </pic:blipFill>
+                  <pic:spPr>
+                    <a:xfrm>
+                      <a:off x="0" y="0"/>
+                      <a:ext cx="5486400" cy="4234970"/>
+                    </a:xfrm>
+                    <a:prstGeom prst="rect"/>
+                  </pic:spPr>
+                </pic:pic>
+              </a:graphicData>
+            </a:graphic>
+          </wp:inline>
+        </w:drawing>
+      </w:r>
+    </w:p>
+    <w:p>
+      <w:pPr>
+        <w:keepLines/>
+        <w:spacing w:before="80" w:after="280"/>
+        <w:jc w:val="center"/>
+      </w:pPr>
+      <w:r>
+        <w:rPr>
+          <w:b/>
+        </w:rPr>
+        <w:t>Figura 7.8c. Kaplan-Meier: probabilidad de que una mutación no haya alcanzado aún el umbral de fijación, comparando mutaciones del RBD de Spike frente al resto. Una separación clara entre curvas indica que esa variable adelanta el tiempo hasta la dominancia.</w:t>
+      </w:r>
+    </w:p>
+    <w:p>
+      <w:pPr>
+        <w:keepNext/>
+        <w:spacing w:before="280" w:after="80"/>
+        <w:jc w:val="center"/>
+      </w:pPr>
+      <w:r>
+        <w:drawing>
+          <wp:inline xmlns:a="http://schemas.openxmlformats.org/drawingml/2006/main" xmlns:pic="http://schemas.openxmlformats.org/drawingml/2006/picture">
+            <wp:extent cx="5486400" cy="4234970"/>
+            <wp:docPr id="32" name="Picture 32"/>
+            <wp:cNvGraphicFramePr>
+              <a:graphicFrameLocks noChangeAspect="1"/>
+            </wp:cNvGraphicFramePr>
+            <a:graphic>
+              <a:graphicData uri="http://schemas.openxmlformats.org/drawingml/2006/picture">
+                <pic:pic>
+                  <pic:nvPicPr>
+                    <pic:cNvPr id="0" name="7_8d_km_spike.png"/>
+                    <pic:cNvPicPr/>
+                  </pic:nvPicPr>
+                  <pic:blipFill>
+                    <a:blip r:embed="rId100"/>
+                    <a:stretch>
+                      <a:fillRect/>
+                    </a:stretch>
+                  </pic:blipFill>
+                  <pic:spPr>
+                    <a:xfrm>
+                      <a:off x="0" y="0"/>
+                      <a:ext cx="5486400" cy="4234970"/>
+                    </a:xfrm>
+                    <a:prstGeom prst="rect"/>
+                  </pic:spPr>
+                </pic:pic>
+              </a:graphicData>
+            </a:graphic>
+          </wp:inline>
+        </w:drawing>
+      </w:r>
+    </w:p>
+    <w:p>
+      <w:pPr>
+        <w:keepLines/>
+        <w:spacing w:before="80" w:after="280"/>
+        <w:jc w:val="center"/>
+      </w:pPr>
+      <w:r>
+        <w:rPr>
+          <w:b/>
+        </w:rPr>
+        <w:t>Figura 7.8d. Kaplan-Meier: probabilidad de que una mutación no haya alcanzado aún el umbral de fijación, comparando mutaciones de Spike frente a NSP12.</w:t>
       </w:r>
     </w:p>
     <w:p>
@@ -13409,24 +14136,22 @@
         <w:jc w:val="center"/>
       </w:pPr>
       <w:r>
-        <w:lastRenderedPageBreak/>
         <w:drawing>
-          <wp:inline distT="0" distB="0" distL="0" distR="0" wp14:anchorId="28413D65" wp14:editId="69DD05C2">
-            <wp:extent cx="5486400" cy="2049073"/>
-            <wp:effectExtent l="0" t="0" r="0" b="0"/>
-            <wp:docPr id="12" name="Picture 12"/>
+          <wp:inline xmlns:a="http://schemas.openxmlformats.org/drawingml/2006/main" xmlns:pic="http://schemas.openxmlformats.org/drawingml/2006/picture">
+            <wp:extent cx="5486400" cy="3527766"/>
+            <wp:docPr id="27" name="Picture 27"/>
             <wp:cNvGraphicFramePr>
-              <a:graphicFrameLocks xmlns:a="http://schemas.openxmlformats.org/drawingml/2006/main" noChangeAspect="1"/>
+              <a:graphicFrameLocks noChangeAspect="1"/>
             </wp:cNvGraphicFramePr>
-            <a:graphic xmlns:a="http://schemas.openxmlformats.org/drawingml/2006/main">
+            <a:graphic>
               <a:graphicData uri="http://schemas.openxmlformats.org/drawingml/2006/picture">
-                <pic:pic xmlns:pic="http://schemas.openxmlformats.org/drawingml/2006/picture">
+                <pic:pic>
                   <pic:nvPicPr>
-                    <pic:cNvPr id="0" name="5_2_cox_hazard_ratios.png"/>
+                    <pic:cNvPr id="0" name="7_9a_hr_familias.png"/>
                     <pic:cNvPicPr/>
                   </pic:nvPicPr>
                   <pic:blipFill>
-                    <a:blip r:embed="rId27"/>
+                    <a:blip r:embed="rId95"/>
                     <a:stretch>
                       <a:fillRect/>
                     </a:stretch>
@@ -13434,11 +14159,9 @@
                   <pic:spPr>
                     <a:xfrm>
                       <a:off x="0" y="0"/>
-                      <a:ext cx="5486400" cy="2049073"/>
+                      <a:ext cx="5486400" cy="3527766"/>
                     </a:xfrm>
-                    <a:prstGeom prst="rect">
-                      <a:avLst/>
-                    </a:prstGeom>
+                    <a:prstGeom prst="rect"/>
                   </pic:spPr>
                 </pic:pic>
               </a:graphicData>
@@ -13457,117 +14180,7 @@
         <w:rPr>
           <w:b/>
         </w:rPr>
-        <w:t>Figura 7.9. Hazard ratios con intervalo de confianza del 95% del modelo Cox PH: un HR mayor que 1 indica que valores altos de esa variable aceleran la dominancia, y un intervalo que no cruza el valor 1 indica significación estadística. La frecuencia en el momento de detección y la pertenencia al RBD son los predictores más fuertes y significativos.</w:t>
-      </w:r>
-    </w:p>
-    <w:p>
-      <w:pPr>
-        <w:pStyle w:val="Ttulo2"/>
-        <w:rPr>
-          <w:color w:val="2E74B5"/>
-        </w:rPr>
-      </w:pPr>
-      <w:bookmarkStart w:id="95" w:name="_Toc234787637"/>
-      <w:bookmarkStart w:id="96" w:name="_Toc238218733"/>
-      <w:r>
-        <w:rPr>
-          <w:color w:val="2E74B5"/>
-        </w:rPr>
-        <w:t>7.4. Sistema de alerta combinado y ranking de vigilancia (Módulo 4.4)</w:t>
-      </w:r>
-      <w:bookmarkEnd w:id="95"/>
-      <w:bookmarkEnd w:id="96"/>
-    </w:p>
-    <w:p>
-      <w:pPr>
-        <w:jc w:val="both"/>
-      </w:pPr>
-      <w:r>
-        <w:t xml:space="preserve">El </w:t>
-      </w:r>
-      <w:r>
-        <w:rPr>
-          <w:i/>
-        </w:rPr>
-        <w:t>ranking</w:t>
-      </w:r>
-      <w:r>
-        <w:t xml:space="preserve"> de vigilancia activa integra las señales de los modelos M2 y M2-SPNSP30 en un </w:t>
-      </w:r>
-      <w:r>
-        <w:rPr>
-          <w:i/>
-        </w:rPr>
-        <w:t>Score</w:t>
-      </w:r>
-      <w:r>
-        <w:t xml:space="preserve"> conjunto para cada familia activa (frecuencia &gt;0.01%) en la semana de análisis, dando más peso a la señal mutacional: </w:t>
-      </w:r>
-      <w:r>
-        <w:rPr>
-          <w:i/>
-        </w:rPr>
-        <w:t>Score</w:t>
-      </w:r>
-      <w:r>
-        <w:t xml:space="preserve"> = 0.40 × P(M2) + 0.60 × P(M2-SPNSP30). Ambas probabilidades están calibradas con IsotonicRegression sobre el 20% de validación interna, no con la salida cruda de LightGBM.</w:t>
-      </w:r>
-    </w:p>
-    <w:p>
-      <w:pPr>
-        <w:jc w:val="both"/>
-      </w:pPr>
-      <w:r>
-        <w:t xml:space="preserve">Esta calibración fue necesaria porque la regularización que corrigió el sobreajuste de M2/M2-SPNSP30 (8.1) desplazó la probabilidad bruta y un umbral fijo de 0.60 dejaba de ser selectivo: llegó a marcar 12 de las 16 familias activas como HIGH. Un diagnóstico por quintiles confirmó que no se trata de una sobrecorrección: ni siquiera las familias con mayor </w:t>
-      </w:r>
-      <w:r>
-        <w:rPr>
-          <w:i/>
-        </w:rPr>
-        <w:t>puntuación</w:t>
-      </w:r>
-      <w:r>
-        <w:t xml:space="preserve"> bruta crecían por encima del umbral MEDIUM.</w:t>
-      </w:r>
-    </w:p>
-    <w:p>
-      <w:pPr>
-        <w:jc w:val="both"/>
-      </w:pPr>
-      <w:r>
-        <w:t xml:space="preserve">Calibrar una probabilidad significa corregirla para que “P=0.60” signifique realmente “60% de las veces que el modelo dice esto, ocurre”, igual que se recalibra un termómetro que marca sistemáticamente demasiado alto. El diagnóstico por quintiles divide las predicciones en 5 grupos de mayor a menor </w:t>
-      </w:r>
-      <w:r>
-        <w:rPr>
-          <w:i/>
-        </w:rPr>
-        <w:t>puntuación</w:t>
-      </w:r>
-      <w:r>
-        <w:t xml:space="preserve"> y comprueba, grupo a grupo, qué fracción de casos realmente creció, del mismo modo que se comprobaría si un </w:t>
-      </w:r>
-      <w:r>
-        <w:rPr>
-          <w:i/>
-        </w:rPr>
-        <w:t>test</w:t>
-      </w:r>
-      <w:r>
-        <w:t xml:space="preserve"> diagnóstico de “alta sospecha” acierta la mayoría de las veces.</w:t>
-      </w:r>
-    </w:p>
-    <w:p>
-      <w:pPr>
-        <w:jc w:val="both"/>
-      </w:pPr>
-      <w:r>
-        <w:t>Los niveles de alerta son (</w:t>
-      </w:r>
-      <w:r>
-        <w:t>Tabla 7.6</w:t>
-      </w:r>
-      <w:r>
-        <w:t>):</w:t>
+        <w:t>Figura 7.9a. Hazard ratios con intervalo de confianza del 95% del modelo Cox PH para familias Pango (umbral de dominancia 10% global): un HR mayor que 1 indica que valores altos de esa variable aceleran la dominancia, y un intervalo que no cruza el valor 1 indica significación estadística.</w:t>
       </w:r>
     </w:p>
     <w:p>
@@ -13577,10 +14190,174 @@
         <w:jc w:val="center"/>
       </w:pPr>
       <w:r>
+        <w:drawing>
+          <wp:inline xmlns:a="http://schemas.openxmlformats.org/drawingml/2006/main" xmlns:pic="http://schemas.openxmlformats.org/drawingml/2006/picture">
+            <wp:extent cx="5486400" cy="3532543"/>
+            <wp:docPr id="28" name="Picture 28"/>
+            <wp:cNvGraphicFramePr>
+              <a:graphicFrameLocks noChangeAspect="1"/>
+            </wp:cNvGraphicFramePr>
+            <a:graphic>
+              <a:graphicData uri="http://schemas.openxmlformats.org/drawingml/2006/picture">
+                <pic:pic>
+                  <pic:nvPicPr>
+                    <pic:cNvPr id="0" name="7_9b_hr_mutaciones.png"/>
+                    <pic:cNvPicPr/>
+                  </pic:nvPicPr>
+                  <pic:blipFill>
+                    <a:blip r:embed="rId96"/>
+                    <a:stretch>
+                      <a:fillRect/>
+                    </a:stretch>
+                  </pic:blipFill>
+                  <pic:spPr>
+                    <a:xfrm>
+                      <a:off x="0" y="0"/>
+                      <a:ext cx="5486400" cy="3532543"/>
+                    </a:xfrm>
+                    <a:prstGeom prst="rect"/>
+                  </pic:spPr>
+                </pic:pic>
+              </a:graphicData>
+            </a:graphic>
+          </wp:inline>
+        </w:drawing>
+      </w:r>
+    </w:p>
+    <w:p>
+      <w:pPr>
+        <w:keepLines/>
+        <w:spacing w:before="80" w:after="280"/>
+        <w:jc w:val="center"/>
+      </w:pPr>
+      <w:r>
+        <w:rPr>
+          <w:b/>
+        </w:rPr>
+        <w:t>Figura 7.9b. Hazard ratios con intervalo de confianza del 95% del modelo Cox PH para mutaciones Spike/NSP12 (umbral de fijación 30%). La frecuencia en el momento de detección y la pertenencia al RBD son los predictores más fuertes y significativos.</w:t>
+      </w:r>
+    </w:p>
+    <w:p>
+      <w:pPr>
+        <w:pStyle w:val="Ttulo2"/>
+        <w:rPr>
+          <w:color w:val="2E74B5"/>
+        </w:rPr>
+      </w:pPr>
+      <w:bookmarkStart w:id="95" w:name="_Toc234787637"/>
+      <w:bookmarkStart w:id="96" w:name="_Toc238218733"/>
+      <w:r>
+        <w:rPr>
+          <w:color w:val="2E74B5"/>
+        </w:rPr>
+        <w:t>7.4. Sistema de alerta combinado y priorización de vigilancia (Módulo 4.4)</w:t>
+      </w:r>
+      <w:bookmarkEnd w:id="95"/>
+      <w:bookmarkEnd w:id="96"/>
+    </w:p>
+    <w:p>
+      <w:pPr>
+        <w:jc w:val="both"/>
+      </w:pPr>
+      <w:r>
+        <w:t xml:space="preserve">La </w:t>
+      </w:r>
+      <w:r>
+        <w:rPr>
+          <w:i/>
+        </w:rPr>
+        <w:t>priorización</w:t>
+      </w:r>
+      <w:r>
+        <w:t xml:space="preserve"> de vigilancia activa integra las señales de los modelos M2 y M2-SPNSP30 en una </w:t>
+      </w:r>
+      <w:r>
+        <w:rPr>
+          <w:i/>
+        </w:rPr>
+        <w:t>Puntuación</w:t>
+      </w:r>
+      <w:r>
+        <w:t xml:space="preserve"> conjunta para cada familia activa (frecuencia &gt;0.01%) en la semana de análisis, dando más peso a la señal mutacional: </w:t>
+      </w:r>
+      <w:r>
+        <w:rPr>
+          <w:i/>
+        </w:rPr>
+        <w:t>Puntuación</w:t>
+      </w:r>
+      <w:r>
+        <w:t xml:space="preserve"> = 0.40 × P(M2) + 0.60 × P(M2-SPNSP30). Ambas probabilidades están calibradas con IsotonicRegression sobre el 20% de validación interna, no con la salida cruda de LightGBM.</w:t>
+      </w:r>
+    </w:p>
+    <w:p>
+      <w:pPr>
+        <w:jc w:val="both"/>
+      </w:pPr>
+      <w:r>
+        <w:t xml:space="preserve">Esta calibración fue necesaria porque la regularización que corrigió el sobreajuste de M2/M2-SPNSP30 (8.1) desplazó la probabilidad bruta y un umbral fijo de 0.60 dejaba de ser selectivo: llegó a marcar 12 de las 16 familias activas como HIGH. Un diagnóstico por quintiles confirmó que no se trata de una sobrecorrección: ni siquiera las familias con mayor </w:t>
+      </w:r>
+      <w:r>
+        <w:rPr>
+          <w:i/>
+        </w:rPr>
+        <w:t>puntuación</w:t>
+      </w:r>
+      <w:r>
+        <w:t xml:space="preserve"> bruta crecían por encima del umbral MEDIUM.</w:t>
+      </w:r>
+    </w:p>
+    <w:p>
+      <w:pPr>
+        <w:jc w:val="both"/>
+      </w:pPr>
+      <w:r>
+        <w:t xml:space="preserve">Calibrar una probabilidad significa corregirla para que “P=0.60” signifique realmente “60% de las veces que el modelo dice esto, ocurre”, igual que se recalibra un termómetro que marca sistemáticamente demasiado alto. El diagnóstico por quintiles divide las predicciones en 5 grupos de mayor a menor </w:t>
+      </w:r>
+      <w:r>
+        <w:rPr>
+          <w:i/>
+        </w:rPr>
+        <w:t>puntuación</w:t>
+      </w:r>
+      <w:r>
+        <w:t xml:space="preserve"> y comprueba, grupo a grupo, qué fracción de casos realmente creció, del mismo modo que se comprobaría si un </w:t>
+      </w:r>
+      <w:r>
+        <w:rPr>
+          <w:i/>
+        </w:rPr>
+        <w:t>test</w:t>
+      </w:r>
+      <w:r>
+        <w:t xml:space="preserve"> diagnóstico de “alta sospecha” acierta la mayoría de las veces.</w:t>
+      </w:r>
+    </w:p>
+    <w:p>
+      <w:pPr>
+        <w:jc w:val="both"/>
+      </w:pPr>
+      <w:r>
+        <w:t>Los niveles de alerta son (</w:t>
+      </w:r>
+      <w:r>
         <w:t>Tabla 7.6</w:t>
       </w:r>
       <w:r>
-        <w:t>. Niveles de alerta del ranking de vigilancia, sobre probabilidad calibrada.</w:t>
+        <w:t>):</w:t>
+      </w:r>
+    </w:p>
+    <w:p>
+      <w:pPr>
+        <w:keepNext/>
+        <w:spacing w:before="280" w:after="80"/>
+        <w:jc w:val="center"/>
+      </w:pPr>
+      <w:r>
+        <w:t>Tabla 7.6</w:t>
+      </w:r>
+      <w:r>
+        <w:t>. Niveles de alerta de la priorización de vigilancia, sobre probabilidad calibrada.</w:t>
       </w:r>
     </w:p>
     <w:tbl>
@@ -13778,13 +14555,13 @@
         <w:jc w:val="both"/>
       </w:pPr>
       <w:r>
-        <w:t xml:space="preserve">Resultados del </w:t>
+        <w:t xml:space="preserve">Resultados de la </w:t>
       </w:r>
       <w:r>
         <w:rPr>
           <w:i/>
         </w:rPr>
-        <w:t>ranking</w:t>
+        <w:t>priorización</w:t>
       </w:r>
       <w:r>
         <w:t xml:space="preserve"> en la semana de referencia (2026-01-12):</w:t>
@@ -13831,13 +14608,13 @@
         <w:jc w:val="both"/>
       </w:pPr>
       <w:r>
-        <w:t xml:space="preserve">XFC y PQ lideran el </w:t>
+        <w:t xml:space="preserve">XFC y PQ lideran la </w:t>
       </w:r>
       <w:r>
         <w:rPr>
           <w:i/>
         </w:rPr>
-        <w:t>ranking</w:t>
+        <w:t>priorización</w:t>
       </w:r>
       <w:r>
         <w:t xml:space="preserve"> (</w:t>
@@ -13852,19 +14629,19 @@
         <w:rPr>
           <w:i/>
         </w:rPr>
-        <w:t>Score</w:t>
-      </w:r>
-      <w:r>
-        <w:t xml:space="preserve">=0.2001 (calibrado), seguidos de XER y XFG, empatadas en 0.1259. XFG, con freq_t0=62.75%, 21 países y log_growth_8w=-0.097 (en desaceleración), ya no lidera el </w:t>
+        <w:t>Puntuación</w:t>
+      </w:r>
+      <w:r>
+        <w:t xml:space="preserve">=0.2001 (calibrada), seguidos de XER y XFG, empatadas en 0.1259. XFG, con freq_t0=62.75%, 21 países y log_growth_8w=-0.097 (en desaceleración), ya no lidera la </w:t>
       </w:r>
       <w:r>
         <w:rPr>
           <w:i/>
         </w:rPr>
-        <w:t>ranking</w:t>
-      </w:r>
-      <w:r>
-        <w:t xml:space="preserve"> una vez calibrado: su probabilidad real de crecimiento adicional significativo es baja porque está en fase de meseta/declive, no de expansión. El contraste con la lectura pre-calibración (donde XFG lideraba en MEDIUM) es en sí mismo informativo: la calibración corrige precisamente el tipo de sesgo que haría que un dominante consolidado pareciera más amenazante de lo que realmente es (</w:t>
+        <w:t>priorización</w:t>
+      </w:r>
+      <w:r>
+        <w:t xml:space="preserve"> una vez calibrada: su probabilidad real de crecimiento adicional significativo es baja porque está en fase de meseta/declive, no de expansión. El contraste con la lectura pre-calibración (donde XFG lideraba en MEDIUM) es en sí mismo informativo: la calibración corrige precisamente el tipo de sesgo que haría que un dominante consolidado pareciera más amenazante de lo que realmente es (</w:t>
       </w:r>
       <w:r>
         <w:t>Figura 7.10</w:t>
@@ -13889,7 +14666,7 @@
         <w:t>Tabla 7.7</w:t>
       </w:r>
       <w:r>
-        <w:t>. Ranking de vigilancia de familias Pango activas, semana 2026-01-12 (probabilidad calibrada).</w:t>
+        <w:t>. Priorización de vigilancia de familias Pango activas, semana 2026-01-12 (probabilidad calibrada).</w:t>
       </w:r>
     </w:p>
     <w:tbl>
@@ -13999,7 +14776,7 @@
                 <w:i/>
                 <w:sz w:val="18"/>
               </w:rPr>
-              <w:t>Score</w:t>
+              <w:t>Puntuación</w:t>
             </w:r>
           </w:p>
         </w:tc>
@@ -14198,13 +14975,13 @@
                 <w:i/>
                 <w:sz w:val="18"/>
               </w:rPr>
-              <w:t>Score</w:t>
+              <w:t>Puntuación</w:t>
             </w:r>
             <w:r>
               <w:rPr>
                 <w:sz w:val="18"/>
               </w:rPr>
-              <w:t xml:space="preserve"> calibrado del grupo</w:t>
+              <w:t xml:space="preserve"> calibrada del grupo</w:t>
             </w:r>
           </w:p>
         </w:tc>
@@ -15011,24 +15788,22 @@
         <w:jc w:val="center"/>
       </w:pPr>
       <w:r>
-        <w:lastRenderedPageBreak/>
         <w:drawing>
-          <wp:inline distT="0" distB="0" distL="0" distR="0" wp14:anchorId="5F32DAE9" wp14:editId="3D050B04">
-            <wp:extent cx="5486400" cy="1739590"/>
-            <wp:effectExtent l="0" t="0" r="0" b="0"/>
-            <wp:docPr id="13" name="Picture 13"/>
+          <wp:inline xmlns:a="http://schemas.openxmlformats.org/drawingml/2006/main" xmlns:pic="http://schemas.openxmlformats.org/drawingml/2006/picture">
+            <wp:extent cx="5486400" cy="4091553"/>
+            <wp:docPr id="24" name="Picture 24"/>
             <wp:cNvGraphicFramePr>
-              <a:graphicFrameLocks xmlns:a="http://schemas.openxmlformats.org/drawingml/2006/main" noChangeAspect="1"/>
+              <a:graphicFrameLocks noChangeAspect="1"/>
             </wp:cNvGraphicFramePr>
-            <a:graphic xmlns:a="http://schemas.openxmlformats.org/drawingml/2006/main">
+            <a:graphic>
               <a:graphicData uri="http://schemas.openxmlformats.org/drawingml/2006/picture">
-                <pic:pic xmlns:pic="http://schemas.openxmlformats.org/drawingml/2006/picture">
+                <pic:pic>
                   <pic:nvPicPr>
-                    <pic:cNvPr id="0" name="4_4_ranking_vigilancia.png"/>
+                    <pic:cNvPr id="0" name="7_10a_bubble.png"/>
                     <pic:cNvPicPr/>
                   </pic:nvPicPr>
                   <pic:blipFill>
-                    <a:blip r:embed="rId28"/>
+                    <a:blip r:embed="rId92"/>
                     <a:stretch>
                       <a:fillRect/>
                     </a:stretch>
@@ -15036,11 +15811,9 @@
                   <pic:spPr>
                     <a:xfrm>
                       <a:off x="0" y="0"/>
-                      <a:ext cx="5486400" cy="1739590"/>
+                      <a:ext cx="5486400" cy="4091553"/>
                     </a:xfrm>
-                    <a:prstGeom prst="rect">
-                      <a:avLst/>
-                    </a:prstGeom>
+                    <a:prstGeom prst="rect"/>
                   </pic:spPr>
                 </pic:pic>
               </a:graphicData>
@@ -15059,7 +15832,115 @@
         <w:rPr>
           <w:b/>
         </w:rPr>
-        <w:t>Figura 7.10. Ranking de vigilancia activa: cada burbuja es una familia Pango o mutación, su tamaño representa la frecuencia global actual y su posición vertical la probabilidad calibrada de alcanzar el umbral de dominancia, con el top-15 detallado a la derecha. Las familias por encima del umbral HIGH son las prioritarias para vigilancia reforzada.</w:t>
+        <w:t>Figura 7.10a. Priorización de vigilancia activa: cada burbuja es una familia Pango, su tamaño representa el número de países donde se ha detectado y su posición vertical la probabilidad calibrada de alcanzar el umbral de dominancia.</w:t>
+      </w:r>
+    </w:p>
+    <w:p>
+      <w:pPr>
+        <w:keepNext/>
+        <w:spacing w:before="280" w:after="80"/>
+        <w:jc w:val="center"/>
+      </w:pPr>
+      <w:r>
+        <w:drawing>
+          <wp:inline xmlns:a="http://schemas.openxmlformats.org/drawingml/2006/main" xmlns:pic="http://schemas.openxmlformats.org/drawingml/2006/picture">
+            <wp:extent cx="5486400" cy="4367561"/>
+            <wp:docPr id="25" name="Picture 25"/>
+            <wp:cNvGraphicFramePr>
+              <a:graphicFrameLocks noChangeAspect="1"/>
+            </wp:cNvGraphicFramePr>
+            <a:graphic>
+              <a:graphicData uri="http://schemas.openxmlformats.org/drawingml/2006/picture">
+                <pic:pic>
+                  <pic:nvPicPr>
+                    <pic:cNvPr id="0" name="7_10b_top15fam.png"/>
+                    <pic:cNvPicPr/>
+                  </pic:nvPicPr>
+                  <pic:blipFill>
+                    <a:blip r:embed="rId93"/>
+                    <a:stretch>
+                      <a:fillRect/>
+                    </a:stretch>
+                  </pic:blipFill>
+                  <pic:spPr>
+                    <a:xfrm>
+                      <a:off x="0" y="0"/>
+                      <a:ext cx="5486400" cy="4367561"/>
+                    </a:xfrm>
+                    <a:prstGeom prst="rect"/>
+                  </pic:spPr>
+                </pic:pic>
+              </a:graphicData>
+            </a:graphic>
+          </wp:inline>
+        </w:drawing>
+      </w:r>
+    </w:p>
+    <w:p>
+      <w:pPr>
+        <w:keepLines/>
+        <w:spacing w:before="80" w:after="280"/>
+        <w:jc w:val="center"/>
+      </w:pPr>
+      <w:r>
+        <w:rPr>
+          <w:b/>
+        </w:rPr>
+        <w:t>Figura 7.10b. Priorización de vigilancia activa: top-15 familias Pango por probabilidad calibrada de emergencia, con su frecuencia actual y número de países.</w:t>
+      </w:r>
+    </w:p>
+    <w:p>
+      <w:pPr>
+        <w:keepNext/>
+        <w:spacing w:before="280" w:after="80"/>
+        <w:jc w:val="center"/>
+      </w:pPr>
+      <w:r>
+        <w:drawing>
+          <wp:inline xmlns:a="http://schemas.openxmlformats.org/drawingml/2006/main" xmlns:pic="http://schemas.openxmlformats.org/drawingml/2006/picture">
+            <wp:extent cx="5486400" cy="4376456"/>
+            <wp:docPr id="26" name="Picture 26"/>
+            <wp:cNvGraphicFramePr>
+              <a:graphicFrameLocks noChangeAspect="1"/>
+            </wp:cNvGraphicFramePr>
+            <a:graphic>
+              <a:graphicData uri="http://schemas.openxmlformats.org/drawingml/2006/picture">
+                <pic:pic>
+                  <pic:nvPicPr>
+                    <pic:cNvPr id="0" name="7_10c_top15mut.png"/>
+                    <pic:cNvPicPr/>
+                  </pic:nvPicPr>
+                  <pic:blipFill>
+                    <a:blip r:embed="rId94"/>
+                    <a:stretch>
+                      <a:fillRect/>
+                    </a:stretch>
+                  </pic:blipFill>
+                  <pic:spPr>
+                    <a:xfrm>
+                      <a:off x="0" y="0"/>
+                      <a:ext cx="5486400" cy="4376456"/>
+                    </a:xfrm>
+                    <a:prstGeom prst="rect"/>
+                  </pic:spPr>
+                </pic:pic>
+              </a:graphicData>
+            </a:graphic>
+          </wp:inline>
+        </w:drawing>
+      </w:r>
+    </w:p>
+    <w:p>
+      <w:pPr>
+        <w:keepLines/>
+        <w:spacing w:before="80" w:after="280"/>
+        <w:jc w:val="center"/>
+      </w:pPr>
+      <w:r>
+        <w:rPr>
+          <w:b/>
+        </w:rPr>
+        <w:t>Figura 7.10c. Priorización de vigilancia activa: top-15 mutaciones Spike/NSP12 por probabilidad calibrada de emergencia (modelo M3-SPNSP), marcando las que pertenecen al RBD. Las familias y mutaciones por encima del umbral HIGH son las prioritarias para vigilancia reforzada.</w:t>
       </w:r>
     </w:p>
     <w:p>
@@ -15116,7 +15997,7 @@
         <w:rPr>
           <w:b/>
         </w:rPr>
-        <w:t>Figura 7.11. Ranking combinado: probabilidad de emergencia calibrada de LightGBM (eje horizontal) frente a las semanas estimadas hasta dominancia según el modelo Cox PH (eje vertical) para cada variante activa. Las variantes en la esquina superior derecha son las que el sistema considera más urgentes: alta probabilidad y poco tiempo hasta dominar.</w:t>
+        <w:t>Figura 7.11. Priorización combinada: probabilidad de emergencia calibrada de LightGBM (eje horizontal) frente a las semanas estimadas hasta dominancia según el modelo Cox PH (eje vertical) para cada variante activa. Las variantes en la esquina superior derecha son las que el sistema considera más urgentes: alta probabilidad y poco tiempo hasta dominar.</w:t>
       </w:r>
     </w:p>
     <w:p>
@@ -15215,13 +16096,13 @@
         <w:jc w:val="both"/>
       </w:pPr>
       <w:r>
-        <w:t xml:space="preserve">La integración de LightGBM en el replicador modula la tasa de crecimiento empírica de cada variante en ascenso por un peso proporcional a su posición relativa en el </w:t>
+        <w:t xml:space="preserve">La integración de LightGBM en el replicador modula la tasa de crecimiento empírica de cada variante en ascenso por un peso proporcional a su posición relativa en la </w:t>
       </w:r>
       <w:r>
         <w:rPr>
           <w:i/>
         </w:rPr>
-        <w:t>ranking</w:t>
+        <w:t>priorización</w:t>
       </w:r>
       <w:r>
         <w:t xml:space="preserve"> del clasificador: la variante mejor situada conserva su tasa íntegra y la peor situada la ve reducida al 25%, con las intermedias escaladas linealmente entre ambos extremos. Las variantes en declive no se modulan; el ML solo actúa sobre las subidas.</w:t>
@@ -15339,22 +16220,22 @@
         <w:t>Tabla 7.8</w:t>
       </w:r>
       <w:r>
-        <w:t xml:space="preserve">). Esta semana de corte es posterior a la usada en el </w:t>
+        <w:t xml:space="preserve">). Esta semana de corte es posterior a la usada en la </w:t>
       </w:r>
       <w:r>
         <w:rPr>
           <w:i/>
         </w:rPr>
-        <w:t>ranking</w:t>
-      </w:r>
-      <w:r>
-        <w:t xml:space="preserve"> de vigilancia de 6.4 (2026-01-12): el </w:t>
+        <w:t>priorización</w:t>
+      </w:r>
+      <w:r>
+        <w:t xml:space="preserve"> de vigilancia de 6.4 (2026-01-12): la </w:t>
       </w:r>
       <w:r>
         <w:rPr>
           <w:i/>
         </w:rPr>
-        <w:t>ranking</w:t>
+        <w:t>priorización</w:t>
       </w:r>
       <w:r>
         <w:t xml:space="preserve"> usa el conjunto de datos M2, que exige un mínimo de secuencias por semana para ser fiable como </w:t>
@@ -15363,13 +16244,13 @@
         <w:t>conjunto de datos</w:t>
       </w:r>
       <w:r>
-        <w:t xml:space="preserve"> de entrenamiento, mientras que la proyección forward usa la matriz de frecuencia agregada sin ese filtro, por lo que incorpora unas semanas más de datos aún no completas para el </w:t>
+        <w:t xml:space="preserve"> de entrenamiento, mientras que la proyección forward usa la matriz de frecuencia agregada sin ese filtro, por lo que incorpora unas semanas más de datos aún no completas para la </w:t>
       </w:r>
       <w:r>
         <w:rPr>
           <w:i/>
         </w:rPr>
-        <w:t>ranking</w:t>
+        <w:t>priorización</w:t>
       </w:r>
       <w:r>
         <w:t>. Los escenarios son:</w:t>
@@ -15873,13 +16754,13 @@
         <w:t>partición</w:t>
       </w:r>
       <w:r>
-        <w:t xml:space="preserve"> temporal fija estima el rendimiento en una partición única del tiempo (M2: AUC 0.886; M3-SPNSP: 0.925, en datos posteriores a junio de 2023). Su limitación es que depende del punto de corte elegido, de ahí que el </w:t>
+        <w:t xml:space="preserve"> temporal fija estima el rendimiento en una partición única del tiempo (M2: AUC 0.886; M3-SPNSP: 0.925, en datos posteriores a junio de 2023). Su limitación es que depende del punto de corte elegido, de ahí que la </w:t>
       </w:r>
       <w:r>
         <w:rPr>
           <w:i/>
         </w:rPr>
-        <w:t>walk-forward</w:t>
+        <w:t>validación progresiva</w:t>
       </w:r>
       <w:r>
         <w:t xml:space="preserve"> (7.7.2) aporte la validación complementaria más fiable.</w:t>
@@ -15898,7 +16779,7 @@
         <w:rPr>
           <w:color w:val="4F81BD"/>
         </w:rPr>
-        <w:t>7.7.2. Walk-forward por épocas pandémicas (5 folds)</w:t>
+        <w:t>7.7.2. Validación progresiva por épocas pandémicas (5 folds)</w:t>
       </w:r>
       <w:bookmarkEnd w:id="113"/>
       <w:bookmarkEnd w:id="114"/>
@@ -15908,16 +16789,16 @@
         <w:jc w:val="both"/>
       </w:pPr>
       <w:r>
-        <w:t xml:space="preserve">El </w:t>
+        <w:t xml:space="preserve">La </w:t>
       </w:r>
       <w:r>
         <w:rPr>
           <w:i/>
         </w:rPr>
-        <w:t>walk-forward</w:t>
-      </w:r>
-      <w:r>
-        <w:t xml:space="preserve">, con los resultados resumidos en 7.2.2, es la validación más robusta disponible para este tipo de datos. La diferencia consistentemente negativa (WF &lt; </w:t>
+        <w:t>validación progresiva</w:t>
+      </w:r>
+      <w:r>
+        <w:t xml:space="preserve">, con los resultados resumidos en 7.2.2, es la validación más robusta disponible para este tipo de datos. La diferencia consistentemente negativa (validación progresiva &lt; </w:t>
       </w:r>
       <w:r>
         <w:rPr>
@@ -15965,7 +16846,7 @@
         <w:rPr>
           <w:i/>
         </w:rPr>
-        <w:t>walk-forward</w:t>
+        <w:t>validación progresiva</w:t>
       </w:r>
       <w:r>
         <w:t xml:space="preserve"> por épocas pandémicas (524-701 filas de </w:t>
@@ -16071,13 +16952,13 @@
         <w:jc w:val="both"/>
       </w:pPr>
       <w:r>
-        <w:t xml:space="preserve">Para cada transición de variante dominante documentada en el período 2021-2026, se verificó retroactivamente si la variante que dominó posteriormente estaba en el top del </w:t>
+        <w:t xml:space="preserve">Para cada transición de variante dominante documentada en el período 2021-2026, se verificó retroactivamente si la variante que dominó posteriormente estaba en el top de la </w:t>
       </w:r>
       <w:r>
         <w:rPr>
           <w:i/>
         </w:rPr>
-        <w:t>ranking</w:t>
+        <w:t>priorización</w:t>
       </w:r>
       <w:r>
         <w:t xml:space="preserve"> de vigilancia al menos 4 semanas antes de alcanzar el 10% (Tabla 7.9):</w:t>
@@ -16245,13 +17126,13 @@
               <w:jc w:val="center"/>
             </w:pPr>
             <w:r>
-              <w:t xml:space="preserve">BA.4/5 en top-3 del </w:t>
+              <w:t xml:space="preserve">BA.4/5 en top-3 de la </w:t>
             </w:r>
             <w:r>
               <w:rPr>
                 <w:i/>
               </w:rPr>
-              <w:t>ranking</w:t>
+              <w:t>priorización</w:t>
             </w:r>
           </w:p>
         </w:tc>
@@ -16309,13 +17190,13 @@
               <w:jc w:val="center"/>
             </w:pPr>
             <w:r>
-              <w:t xml:space="preserve">XBB.1.5 en top-2 del </w:t>
+              <w:t xml:space="preserve">XBB.1.5 en top-2 de la </w:t>
             </w:r>
             <w:r>
               <w:rPr>
                 <w:i/>
               </w:rPr>
-              <w:t>ranking</w:t>
+              <w:t>priorización</w:t>
             </w:r>
           </w:p>
         </w:tc>
@@ -16373,13 +17254,13 @@
               <w:jc w:val="center"/>
             </w:pPr>
             <w:r>
-              <w:t xml:space="preserve">EG.5 en top-3 del </w:t>
+              <w:t xml:space="preserve">EG.5 en top-3 de la </w:t>
             </w:r>
             <w:r>
               <w:rPr>
                 <w:i/>
               </w:rPr>
-              <w:t>ranking</w:t>
+              <w:t>priorización</w:t>
             </w:r>
           </w:p>
         </w:tc>
@@ -16512,14 +17393,13 @@
         <w:jc w:val="both"/>
       </w:pPr>
       <w:r>
-        <w:lastRenderedPageBreak/>
-        <w:t xml:space="preserve">En todas las transiciones documentadas, la variante que dominó posteriormente aparecía en el top-3 del </w:t>
+        <w:t xml:space="preserve">En todas las transiciones documentadas, la variante que dominó posteriormente aparecía en el top-3 de la </w:t>
       </w:r>
       <w:r>
         <w:rPr>
           <w:i/>
         </w:rPr>
-        <w:t>ranking</w:t>
+        <w:t>priorización</w:t>
       </w:r>
       <w:r>
         <w:t xml:space="preserve"> de vigilancia al menos 4 semanas antes. Este </w:t>
@@ -17236,7 +18116,7 @@
         <w:rPr>
           <w:i/>
         </w:rPr>
-        <w:t>walk-forward</w:t>
+        <w:t>validación progresiva</w:t>
       </w:r>
       <w:r>
         <w:t xml:space="preserve"> para M2) es competitivo con los sistemas de vigilancia genómica publicados en la literatura. El trabajo de Obermeyer et al. </w:t>
@@ -17262,16 +18142,15 @@
         <w:t>características</w:t>
       </w:r>
       <w:r>
-        <w:t xml:space="preserve"> y una validación más rigurosa (</w:t>
+        <w:t xml:space="preserve"> y una validación progresiva más rigurosa por épocas pandémicas (</w:t>
       </w:r>
       <w:r>
         <w:rPr>
           <w:i/>
         </w:rPr>
-        <w:t>walk-forward</w:t>
-      </w:r>
-      <w:r>
-        <w:t xml:space="preserve"> por épocas pandémicas, 3.4).</w:t>
+      </w:r>
+      <w:r>
+        <w:t>3.4).</w:t>
       </w:r>
     </w:p>
     <w:p>
@@ -17496,14 +18375,13 @@
         <w:jc w:val="both"/>
       </w:pPr>
       <w:r>
-        <w:lastRenderedPageBreak/>
-        <w:t xml:space="preserve">Esa misma regularización desplazó las probabilidades de M2 lo suficiente como para que el </w:t>
+        <w:t xml:space="preserve">Esa misma regularización desplazó las probabilidades de M2 lo suficiente como para que la </w:t>
       </w:r>
       <w:r>
         <w:rPr>
           <w:i/>
         </w:rPr>
-        <w:t>ranking</w:t>
+        <w:t>priorización</w:t>
       </w:r>
       <w:r>
         <w:t xml:space="preserve"> de vigilancia (7.4) marcara 12 de 16 familias activas como HIGH; solo una calibración isotónica, validada con un diagnóstico por quintiles sobre datos reales, lo corrigió de forma verificable.</w:t>
@@ -17514,13 +18392,13 @@
         <w:jc w:val="both"/>
       </w:pPr>
       <w:r>
-        <w:t xml:space="preserve">La evidencia de que el sistema resultante está libre de filtraciones es el patrón sistemático de que el </w:t>
+        <w:t xml:space="preserve">La evidencia de que el sistema resultante está libre de filtraciones es el patrón sistemático de que la </w:t>
       </w:r>
       <w:r>
         <w:rPr>
           <w:i/>
         </w:rPr>
-        <w:t>walk-forward</w:t>
+        <w:t>validación progresiva</w:t>
       </w:r>
       <w:r>
         <w:t xml:space="preserve"> es consistentemente inferior a la </w:t>
@@ -17538,13 +18416,12 @@
         <w:t>conjuntos de datos</w:t>
       </w:r>
       <w:r>
-        <w:t xml:space="preserve"> con </w:t>
+        <w:t xml:space="preserve"> que la admiten</w:t>
       </w:r>
       <w:r>
         <w:rPr>
           <w:i/>
         </w:rPr>
-        <w:t>walk-forward</w:t>
       </w:r>
       <w:r>
         <w:t xml:space="preserve"> (M2, M2-SPNSP30, M3-SPNSP, M3-ALL), con Δ negativo en los cuatro: la firma matemática esperada cuando no hay fuga de información.</w:t>
@@ -17626,7 +18503,7 @@
         <w:rPr>
           <w:i/>
         </w:rPr>
-        <w:t>fitness</w:t>
+        <w:t>eficacia biológica</w:t>
       </w:r>
       <w:r>
         <w:t xml:space="preserve"> (s_adj = s_emp × w(P_rel)) responde a una decisión de ingeniería consciente: se evita modificar la arquitectura del replicador (cuya física de competición está bien establecida) y en cambio se inyecta la señal de ML como un multiplicador sobre las tasas de entrada. Esta aproximación es conservadora: el ML puede solo modular dentro del rango [0.25, 1.0] de la tasa empírica, nunca invertir una tendencia, lo que la hace robusta ante posibles errores del clasificador.</w:t>
@@ -17670,7 +18547,7 @@
         <w:rPr>
           <w:i/>
         </w:rPr>
-        <w:t>fitness</w:t>
+        <w:t>eficacia biológica</w:t>
       </w:r>
       <w:r>
         <w:t xml:space="preserve"> en los primeros momentos de circulación, antes de ser detectadas por los sistemas de vigilancia. Este resultado tiene implicaciones prácticas: la secuenciación exhaustiva de las primeras detecciones de una nueva variante es más informativa para predecir su destino que la cuantificación precisa de su tasa de crecimiento posterior.</w:t>
@@ -17851,14 +18728,13 @@
         <w:jc w:val="both"/>
       </w:pPr>
       <w:r>
-        <w:lastRenderedPageBreak/>
-        <w:t xml:space="preserve">Calibración parcial: el </w:t>
+        <w:t xml:space="preserve">Calibración parcial: la </w:t>
       </w:r>
       <w:r>
         <w:rPr>
           <w:i/>
         </w:rPr>
-        <w:t>ranking</w:t>
+        <w:t>priorización</w:t>
       </w:r>
       <w:r>
         <w:t xml:space="preserve"> de vigilancia (7.4) usa probabilidad calibrada (IsotonicRegression), mientras que la proyección forward (7.5) usa a propósito la probabilidad cruda, porque solo necesita el orden relativo entre variantes. Las dos partes del sistema no comparten, por tanto, una única probabilidad de referencia: combinarlas numéricamente en el futuro exigiría homogeneizarlas antes.</w:t>
@@ -17935,7 +18811,7 @@
         <w:rPr>
           <w:i/>
         </w:rPr>
-        <w:t>walk-forward</w:t>
+        <w:t>validación progresiva</w:t>
       </w:r>
       <w:r>
         <w:t xml:space="preserve"> por épocas pandémicas (el std más bajo de los cuatro </w:t>
@@ -17944,13 +18820,12 @@
         <w:t>conjuntos de datos</w:t>
       </w:r>
       <w:r>
-        <w:t xml:space="preserve"> con </w:t>
+        <w:t xml:space="preserve"> que la admiten</w:t>
       </w:r>
       <w:r>
         <w:rPr>
           <w:i/>
         </w:rPr>
-        <w:t>walk-forward</w:t>
       </w:r>
       <w:r>
         <w:t>, 0.026), con Lift = 4.79x. Este rendimiento es suficiente para un sistema operativo de priorización de recursos de secuenciación.</w:t>
@@ -17983,13 +18858,13 @@
         <w:t>test</w:t>
       </w:r>
       <w:r>
-        <w:t xml:space="preserve">), y su eficacia se verifica empíricamente por el patrón sistemático de que el </w:t>
+        <w:t xml:space="preserve">), y su eficacia se verifica empíricamente por el patrón sistemático de que la </w:t>
       </w:r>
       <w:r>
         <w:rPr>
           <w:i/>
         </w:rPr>
-        <w:t>walk-forward</w:t>
+        <w:t>validación progresiva</w:t>
       </w:r>
       <w:r>
         <w:t xml:space="preserve"> es inferior a la </w:t>
@@ -18007,13 +18882,12 @@
         <w:t>conjuntos de datos</w:t>
       </w:r>
       <w:r>
-        <w:t xml:space="preserve"> con </w:t>
+        <w:t xml:space="preserve"> que la admiten</w:t>
       </w:r>
       <w:r>
         <w:rPr>
           <w:i/>
         </w:rPr>
-        <w:t>walk-forward</w:t>
       </w:r>
       <w:r>
         <w:t xml:space="preserve"> (M2, M2-SPNSP30, M3-SPNSP, M3-ALL)</w:t>
@@ -18046,13 +18920,13 @@
         <w:t>diferencia</w:t>
       </w:r>
       <w:r>
-        <w:t xml:space="preserve"> a la vez en M2, y esa misma regularización rompió la calibración del </w:t>
+        <w:t xml:space="preserve"> a la vez en M2, y esa misma regularización rompió la calibración de la </w:t>
       </w:r>
       <w:r>
         <w:rPr>
           <w:i/>
         </w:rPr>
-        <w:t>ranking</w:t>
+        <w:t>priorización</w:t>
       </w:r>
       <w:r>
         <w:t xml:space="preserve"> de vigilancia hasta que se corrigió con una calibración isotónica verificada por quintiles.</w:t>
@@ -18097,7 +18971,7 @@
         <w:rPr>
           <w:i/>
         </w:rPr>
-        <w:t>fitness</w:t>
+        <w:t>eficacia biológica</w:t>
       </w:r>
       <w:r>
         <w:t xml:space="preserve"> por P_rel (reescalado min-max relativo) es la decisión de diseño que mayor valor añadido aporta a la proyección forward, corrigiendo el principal fallo del modelo de referencia empírico (falso </w:t>
@@ -18155,16 +19029,16 @@
         <w:t>conjuntos de datos</w:t>
       </w:r>
       <w:r>
-        <w:t xml:space="preserve"> con distinta regularización: el </w:t>
+        <w:t xml:space="preserve"> con distinta regularización: la </w:t>
       </w:r>
       <w:r>
         <w:rPr>
           <w:i/>
         </w:rPr>
-        <w:t>ranking</w:t>
-      </w:r>
-      <w:r>
-        <w:t xml:space="preserve"> de vigilancia calibrado con IsotonicRegression sobre el 20% de validación interna (verificado por quintiles, sin tocar </w:t>
+        <w:t>priorización</w:t>
+      </w:r>
+      <w:r>
+        <w:t xml:space="preserve"> de vigilancia calibrada con IsotonicRegression sobre el 20% de validación interna (verificado por quintiles, sin tocar </w:t>
       </w:r>
       <w:r>
         <w:rPr>
@@ -18395,13 +19269,13 @@
         <w:jc w:val="both"/>
       </w:pPr>
       <w:r>
-        <w:t xml:space="preserve">Modelos de lenguaje proteico: los </w:t>
+        <w:t xml:space="preserve">Modelos de lenguaje proteico: las </w:t>
       </w:r>
       <w:r>
         <w:rPr>
           <w:i/>
         </w:rPr>
-        <w:t>embeddings</w:t>
+        <w:t>representaciones vectoriales</w:t>
       </w:r>
       <w:r>
         <w:t xml:space="preserve"> de Spike (ESM-2, ProtTrans) podrían anticipar variantes con perfiles mutacionales no observados, como BA.3.2.2, al capturar propiedades estructurales más allá de mutaciones aisladas.</w:t>
@@ -19588,7 +20462,7 @@
         <w:rPr>
           <w:i/>
         </w:rPr>
-        <w:t>pipeline</w:t>
+        <w:t>cadena</w:t>
       </w:r>
       <w:r>
         <w:t xml:space="preserve"> de procesamiento de datos y entrenamiento de los modelos) está disponible en el repositorio público de GitHub:</w:t>

--- a/MemoriaTFM_1.1.docx
+++ b/MemoriaTFM_1.1.docx
@@ -366,7 +366,6 @@
       </w:pPr>
       <w:bookmarkStart w:id="2" w:name="_Toc234787599"/>
       <w:bookmarkStart w:id="3" w:name="_Toc238218688"/>
-      <w:commentRangeStart w:id="4"/>
       <w:r>
         <w:rPr>
           <w:color w:val="1F497D" w:themeColor="text2"/>
@@ -376,7 +375,6 @@
       </w:r>
       <w:bookmarkEnd w:id="2"/>
       <w:bookmarkEnd w:id="3"/>
-      <w:commentRangeEnd w:id="4"/>
       <w:r>
         <w:rPr>
           <w:rStyle w:val="Refdecomentario"/>
@@ -384,7 +382,6 @@
           <w:sz w:val="28"/>
           <w:szCs w:val="28"/>
         </w:rPr>
-        <w:commentReference w:id="4"/>
       </w:r>
     </w:p>
     <w:p>
@@ -466,7 +463,7 @@
           <w:i/>
           <w:lang w:val="en-US"/>
         </w:rPr>
-        <w:t>Keywords: SARS-CoV-2, GISAID, LightGBM, survival analysis, genomic surveillance, variant prediction, walk-forward validation, SHAP, convergent evolution.</w:t>
+        <w:t>Keywords: SARS-CoV-2, GISAID, mutant spectrum, LightGBM, survival analysis, genomic surveillance, variant prediction, walk-forward validation, SHAP, convergent evolution.</w:t>
       </w:r>
     </w:p>
     <w:sdt>
@@ -1043,7 +1040,7 @@
               <w:rPr>
                 <w:rStyle w:val="Hipervnculo"/>
               </w:rPr>
-              <w:t>2.1. Predicción computacional de la evolución y el fitness viral</w:t>
+              <w:t>2.1. Predicción computacional de la evolución y la eficacia biológica viral</w:t>
             </w:r>
             <w:r>
               <w:rPr>
@@ -1953,7 +1950,7 @@
               <w:rPr>
                 <w:rStyle w:val="Hipervnculo"/>
               </w:rPr>
-              <w:t>4.4. Validación en series temporales: walk-forward por épocas pandémicas</w:t>
+              <w:t>4.4. Validación progresiva en series temporales por épocas pandémicas</w:t>
             </w:r>
             <w:r>
               <w:rPr>
@@ -2278,7 +2275,7 @@
               <w:rPr>
                 <w:rStyle w:val="Hipervnculo"/>
               </w:rPr>
-              <w:t>5.2. Pipeline de procesamiento y streaming</w:t>
+              <w:t>5.2. Cadena de procesamiento de datos en flujo continuo</w:t>
             </w:r>
             <w:r>
               <w:rPr>
@@ -3188,7 +3185,7 @@
               <w:rPr>
                 <w:rStyle w:val="Hipervnculo"/>
               </w:rPr>
-              <w:t>7.2.2. Validación walk-forward por épocas pandémicas</w:t>
+              <w:t>7.2.2. Validación progresiva por épocas pandémicas</w:t>
             </w:r>
             <w:r>
               <w:rPr>
@@ -3513,7 +3510,7 @@
               <w:rPr>
                 <w:rStyle w:val="Hipervnculo"/>
               </w:rPr>
-              <w:t>7.4. Sistema de alerta combinado y ranking de vigilancia (Módulo 4.4)</w:t>
+              <w:t>7.4. Sistema de alerta combinado y priorización de vigilancia (Módulo 4.4)</w:t>
             </w:r>
             <w:r>
               <w:rPr>
@@ -4098,7 +4095,7 @@
               <w:rPr>
                 <w:rStyle w:val="Hipervnculo"/>
               </w:rPr>
-              <w:t>7.7.2. Walk-forward por épocas pandémicas (5 folds)</w:t>
+              <w:t>7.7.2. Validación progresiva por épocas pandémicas (5 folds)</w:t>
             </w:r>
             <w:r>
               <w:rPr>
@@ -5569,20 +5566,17 @@
         </w:r>
       </w:hyperlink>
       <w:r>
-        <w:t>ha acumulado más de 17 millones de secuencias SARS-CoV-2 con metadatos estructurados de fecha, país y linaje. Este volumen de datos no tiene precedente en la historia de la epidemiología y constituye una oportunidad única para aplicar métodos de aprendizaje automático que aprendan los patrones dinámicos de la evolución viral directamente de los datos, sin necesidad de construir de antemano un modelo explícito de</w:t>
-      </w:r>
-      <w:commentRangeStart w:id="9"/>
+        <w:t xml:space="preserve">ha acumulado más de 17 millones de secuencias SARS-CoV-2 con metadatos estructurados de fecha, país y linaje. Este volumen de datos no tiene precedente en la historia de la epidemiología y constituye una oportunidad única para aplicar métodos de aprendizaje automático que aprendan los patrones dinámicos de la evolución viral directamente de los datos, sin necesidad de construir de antemano un modelo explícito de </w:t>
+      </w:r>
       <w:r>
         <w:t>cómo se transmite el virus entre personas o de cómo reacciona el sistema inmunitario ante cada mutación</w:t>
       </w:r>
-      <w:commentRangeEnd w:id="9"/>
       <w:r>
         <w:rPr>
           <w:rStyle w:val="Refdecomentario"/>
           <w:sz w:val="22"/>
           <w:szCs w:val="22"/>
         </w:rPr>
-        <w:commentReference w:id="9"/>
       </w:r>
       <w:r>
         <w:t>.</w:t>
@@ -6412,6 +6406,12 @@
       </w:r>
     </w:p>
     <w:p>
+      <w:pPr/>
+      <w:r>
+        <w:br w:type="page"/>
+      </w:r>
+    </w:p>
+    <w:p>
       <w:pPr>
         <w:pStyle w:val="Ttulo1"/>
         <w:rPr>
@@ -6451,20 +6451,16 @@
       <w:pPr>
         <w:jc w:val="both"/>
       </w:pPr>
-      <w:commentRangeStart w:id="26"/>
-      <w:r>
-        <w:t>SARS-CoV-2 es un coronavirus: un virus cuyo material genético es una cadena de ARN (en vez de ADN) y que debe su nombre a la corona de proteínas que sobresalen de su envoltura externa. Pertenece en concreto al género betacoronavirus, el mismo grupo que otros coronavirus humanos ya conocidos antes de la pandemia. Su genoma es una única cadena de ARN de sentido positivo (es decir, puede traducirse directamente a proteínas nada más entrar en la célula) de unas 30.000 posiciones (30 kilobases), uno de los genomas más grandes conocidos entre los virus de ARN.</w:t>
-      </w:r>
-      <w:commentRangeEnd w:id="26"/>
+      <w:r>
+        <w:t xml:space="preserve">SARS-CoV-2 es un coronavirus: un virus cuyo material genético es una cadena de ARN (en vez de ADN) y que debe su nombre a la corona de proteínas que sobresalen de su envoltura externa. Pertenece en concreto al género betacoronavirus, el mismo grupo que otros coronavirus humanos ya conocidos antes de la pandemia. Su genoma es una única cadena de ARN de sentido positivo (es decir, puede traducirse directamente a proteínas nada más entrar en la célula) de unas 30.000 posiciones (30 kilobases), uno de los genomas más grandes conocidos entre los virus de ARN. </w:t>
+      </w:r>
       <w:r>
         <w:rPr>
           <w:rStyle w:val="Refdecomentario"/>
           <w:sz w:val="22"/>
           <w:szCs w:val="22"/>
         </w:rPr>
-        <w:commentReference w:id="26"/>
-      </w:r>
-      <w:commentRangeStart w:id="27"/>
+      </w:r>
       <w:r>
         <w:t>Ese genoma codifica cuatro proteínas estructurales principales, que forman la partícula viral (Spike, Envelope, Membrane y Nucleocápside), y 16 proteínas no estructurales adicionales (NSP1-NSP16), encargadas sobre todo de replicar el genoma dentro de la célula infectada. Este trabajo se centra en dos de ellas: la proteína Spike (S), que sobresale de la superficie del virus y es la que reconoce y permite la entrada en la célula humana, y la ARN polimerasa dependiente de ARN (NSP12, también llamada RdRp), la enzima que copia el genoma viral. Son las dos regiones con mayor relevancia funcional para la evolución pandémica y, por tanto, las que este trabajo trata con mayor detalle.</w:t>
       </w:r>
@@ -6503,14 +6499,12 @@
       <w:r>
         <w:t>. La inclusión de mutaciones NSP12 en el análisis (modelos M2-SPNSP30 y M3-SPNSP/ALL) busca capturar señales de cambio en la dinámica de replicación que podrían anticipar emergencia.</w:t>
       </w:r>
-      <w:commentRangeEnd w:id="27"/>
       <w:r>
         <w:rPr>
           <w:rStyle w:val="Refdecomentario"/>
           <w:sz w:val="22"/>
           <w:szCs w:val="22"/>
         </w:rPr>
-        <w:commentReference w:id="27"/>
       </w:r>
     </w:p>
     <w:p>
@@ -6535,7 +6529,6 @@
       <w:pPr>
         <w:jc w:val="both"/>
       </w:pPr>
-      <w:commentRangeStart w:id="30"/>
       <w:r>
         <w:t xml:space="preserve">El sistema de nomenclatura Pango (Phylogenetic Assignment of Named Global Outbreak Lineages) </w:t>
       </w:r>
@@ -6550,14 +6543,12 @@
       <w:r>
         <w:t xml:space="preserve"> asigna denominaciones jerárquicas a los linajes virales según un árbol filogenético en constante actualización. Un linaje Pango completo puede tener hasta cinco niveles de profundidad (e.g., XBB.1.5.70.1.2), pero cuando el número de descendientes de un nodo supera cierto umbral, se introduce un alias de una o dos letras para comprimir la denominación (e.g., EG = XBB.1.9.2, JN = BA.2.86.1). En este trabajo, se opera con "familias Pango", definidas como el alias o los dos primeros componentes del linaje completo. Esto reduce el nivel de granularidad (el grado de detalle al que se agrupan los linajes) de ~5.000 linajes activos a 435 familias observadas en el período 2020-2026, con suficiente historia temporal para el entrenamiento de los modelos.</w:t>
       </w:r>
-      <w:commentRangeEnd w:id="30"/>
       <w:r>
         <w:rPr>
           <w:rStyle w:val="Refdecomentario"/>
           <w:sz w:val="22"/>
           <w:szCs w:val="22"/>
         </w:rPr>
-        <w:commentReference w:id="30"/>
       </w:r>
       <w:r>
         <w:t xml:space="preserve"> Un resumen visual de este mecanismo de nomenclatura se muestra en la Figura 3.1.</w:t>
@@ -6571,13 +6562,21 @@
       </w:pPr>
       <w:r>
         <w:drawing>
-          <wp:inline xmlns:a="http://schemas.openxmlformats.org/drawingml/2006/main" xmlns:pic="http://schemas.openxmlformats.org/drawingml/2006/picture">
+          <wp:anchor simplePos="0" relativeHeight="251658241" behindDoc="0" locked="0" layoutInCell="1" allowOverlap="1">
+            <wp:simplePos x="0" y="0"/>
+            <wp:positionH relativeFrom="column">
+              <wp:align>center</wp:align>
+            </wp:positionH>
+            <wp:positionV relativeFrom="paragraph">
+              <wp:posOffset>0</wp:posOffset>
+            </wp:positionV>
             <wp:extent cx="5486400" cy="4612360"/>
+            <wp:wrapTopAndBottom/>
             <wp:docPr id="22" name="Picture 22"/>
-            <wp:cNvGraphicFramePr>
+            <wp:cNvGraphicFramePr xmlns:a="http://schemas.openxmlformats.org/drawingml/2006/main">
               <a:graphicFrameLocks noChangeAspect="1"/>
             </wp:cNvGraphicFramePr>
-            <a:graphic>
+            <a:graphic xmlns:a="http://schemas.openxmlformats.org/drawingml/2006/main" xmlns:pic="http://schemas.openxmlformats.org/drawingml/2006/picture">
               <a:graphicData uri="http://schemas.openxmlformats.org/drawingml/2006/picture">
                 <pic:pic>
                   <pic:nvPicPr>
@@ -6600,7 +6599,7 @@
                 </pic:pic>
               </a:graphicData>
             </a:graphic>
-          </wp:inline>
+          </wp:anchor>
         </w:drawing>
       </w:r>
     </w:p>
@@ -6625,13 +6624,21 @@
       </w:pPr>
       <w:r>
         <w:drawing>
-          <wp:inline xmlns:a="http://schemas.openxmlformats.org/drawingml/2006/main" xmlns:pic="http://schemas.openxmlformats.org/drawingml/2006/picture">
+          <wp:anchor simplePos="0" relativeHeight="251658242" behindDoc="0" locked="0" layoutInCell="1" allowOverlap="1">
+            <wp:simplePos x="0" y="0"/>
+            <wp:positionH relativeFrom="column">
+              <wp:align>center</wp:align>
+            </wp:positionH>
+            <wp:positionV relativeFrom="paragraph">
+              <wp:posOffset>0</wp:posOffset>
+            </wp:positionV>
             <wp:extent cx="5486400" cy="5326123"/>
+            <wp:wrapTopAndBottom/>
             <wp:docPr id="23" name="Picture 23"/>
-            <wp:cNvGraphicFramePr>
+            <wp:cNvGraphicFramePr xmlns:a="http://schemas.openxmlformats.org/drawingml/2006/main">
               <a:graphicFrameLocks noChangeAspect="1"/>
             </wp:cNvGraphicFramePr>
-            <a:graphic>
+            <a:graphic xmlns:a="http://schemas.openxmlformats.org/drawingml/2006/main" xmlns:pic="http://schemas.openxmlformats.org/drawingml/2006/picture">
               <a:graphicData uri="http://schemas.openxmlformats.org/drawingml/2006/picture">
                 <pic:pic>
                   <pic:nvPicPr>
@@ -6654,7 +6661,7 @@
                 </pic:pic>
               </a:graphicData>
             </a:graphic>
-          </wp:inline>
+          </wp:anchor>
         </w:drawing>
       </w:r>
     </w:p>
@@ -6675,8 +6682,6 @@
       <w:pPr>
         <w:jc w:val="both"/>
       </w:pPr>
-      <w:commentRangeStart w:id="31"/>
-      <w:commentRangeEnd w:id="31"/>
       <w:r>
         <w:t>Un clado es, en términos filogenéticos, un grupo de secuencias virales que descienden de un mismo ancestro común y se agrupan por ese origen evolutivo compartido; es un concepto de nivel similar al de familia Pango, pero definido con un criterio de agrupación distinto. Adicionalmente, Nextclade [41] proporciona una clasificación filogenética alternativa basada en clados de mayor amplitud evolutiva, identificándose 50 clados durante el período de estudio. Los clados Nextclade son útiles para contextualizar la evolución a escala pandémica (e.g., todos los linajes Omicron pertenecen a clados cuyo nombre empieza por "2", como 21L=BA.2, 22F=XBB) y se utilizaron en el modelo M1 de este trabajo.</w:t>
       </w:r>
@@ -7200,10 +7205,6 @@
       <w:pPr>
         <w:jc w:val="both"/>
       </w:pPr>
-      <w:commentRangeStart w:id="36"/>
-      <w:commentRangeEnd w:id="36"/>
-      <w:commentRangeStart w:id="37"/>
-      <w:commentRangeEnd w:id="37"/>
       <w:r>
         <w:t xml:space="preserve">La presión selectiva que actúa sobre el RBD (dominio de unión al receptor) de Spike está determinada principalmente por la respuesta de anticuerpos existente en la población, configurada tras múltiples rondas de vacunación e infección a lo largo de los seis años de la pandemia. Los epítopos (zonas concretas de la proteína reconocidas y atacadas por los anticuerpos) principales del RBD se clasifican en cuatro clases [42]: la clase 1 cubre el sitio de unión a ACE2 directamente (posiciones ~417, 453, 501), la clase 2 cubre el flanco del RBD (posiciones ~346, 484, 452), la clase 3 el flanco opuesto (posiciones ~444-447, 340-346) y la clase 4 la cara inferior del RBD. Las mutaciones en estas posiciones, especialmente 346, 444-447, 484, 486, 490 y 501, son las de mayor </w:t>
       </w:r>
@@ -7451,18 +7452,15 @@
       <w:r>
         <w:t xml:space="preserve">El umbral de dominancia (DOMINANT_THR) es del 5% de frecuencia global para </w:t>
       </w:r>
-      <w:commentRangeStart w:id="42"/>
       <w:r>
         <w:t>M1, M2 y M3-ALL, y del 10% para M3-SPNSP</w:t>
       </w:r>
-      <w:commentRangeEnd w:id="42"/>
       <w:r>
         <w:rPr>
           <w:rStyle w:val="Refdecomentario"/>
           <w:sz w:val="22"/>
           <w:szCs w:val="22"/>
         </w:rPr>
-        <w:commentReference w:id="42"/>
       </w:r>
       <w:r>
         <w:t xml:space="preserve"> (las mutaciones de Spike+NSP12 se fijan globalmente con más frecuencia, por lo que un umbral más exigente es más informativo). El desbalanceo resultante depende del </w:t>
@@ -7584,11 +7582,9 @@
       <w:r>
         <w:t xml:space="preserve">Esto garantiza que el modelo solo aprende de señales disponibles en el momento de predicción, nunca de información futura filtrada hacia atrás en el tiempo. La </w:t>
       </w:r>
-      <w:commentRangeStart w:id="43"/>
       <w:r>
         <w:t xml:space="preserve">censura </w:t>
       </w:r>
-      <w:commentRangeEnd w:id="43"/>
       <w:r>
         <w:rPr>
           <w:rStyle w:val="Refdecomentario"/>
@@ -7596,7 +7592,6 @@
           <w:sz w:val="22"/>
           <w:szCs w:val="22"/>
         </w:rPr>
-        <w:commentReference w:id="43"/>
       </w:r>
       <w:r>
         <w:rPr>
@@ -8580,9 +8575,17 @@
       </w:pPr>
       <w:r>
         <w:drawing>
-          <wp:inline distT="0" distB="0" distL="0" distR="0" wp14:anchorId="18A8493C" wp14:editId="0B0E37DA">
+          <wp:anchor distT="0" distB="0" distL="0" distR="0" wp14:anchorId="18A8493C" wp14:editId="0B0E37DA" simplePos="0" relativeHeight="251658243" behindDoc="0" locked="0" layoutInCell="1" allowOverlap="1">
+            <wp:simplePos x="0" y="0"/>
+            <wp:positionH relativeFrom="column">
+              <wp:align>center</wp:align>
+            </wp:positionH>
+            <wp:positionV relativeFrom="paragraph">
+              <wp:posOffset>0</wp:posOffset>
+            </wp:positionV>
             <wp:extent cx="5486400" cy="2692831"/>
             <wp:effectExtent l="0" t="0" r="0" b="0"/>
+            <wp:wrapTopAndBottom/>
             <wp:docPr id="20" name="Picture 20"/>
             <wp:cNvGraphicFramePr>
               <a:graphicFrameLocks xmlns:a="http://schemas.openxmlformats.org/drawingml/2006/main" noChangeAspect="1"/>
@@ -8612,7 +8615,7 @@
                 </pic:pic>
               </a:graphicData>
             </a:graphic>
-          </wp:inline>
+          </wp:anchor>
         </w:drawing>
       </w:r>
     </w:p>
@@ -9577,6 +9580,12 @@
       </w:r>
     </w:p>
     <w:p>
+      <w:pPr/>
+      <w:r>
+        <w:br w:type="page"/>
+      </w:r>
+    </w:p>
+    <w:p>
       <w:pPr>
         <w:pStyle w:val="Ttulo1"/>
         <w:rPr>
@@ -9959,13 +9968,21 @@
       </w:pPr>
       <w:r>
         <w:drawing>
-          <wp:inline xmlns:a="http://schemas.openxmlformats.org/drawingml/2006/main" xmlns:pic="http://schemas.openxmlformats.org/drawingml/2006/picture">
+          <wp:anchor simplePos="0" relativeHeight="251658244" behindDoc="0" locked="0" layoutInCell="1" allowOverlap="1">
+            <wp:simplePos x="0" y="0"/>
+            <wp:positionH relativeFrom="column">
+              <wp:align>center</wp:align>
+            </wp:positionH>
+            <wp:positionV relativeFrom="paragraph">
+              <wp:posOffset>0</wp:posOffset>
+            </wp:positionV>
             <wp:extent cx="5486400" cy="2966527"/>
+            <wp:wrapTopAndBottom/>
             <wp:docPr id="47" name="Picture 47"/>
-            <wp:cNvGraphicFramePr>
+            <wp:cNvGraphicFramePr xmlns:a="http://schemas.openxmlformats.org/drawingml/2006/main">
               <a:graphicFrameLocks noChangeAspect="1"/>
             </wp:cNvGraphicFramePr>
-            <a:graphic>
+            <a:graphic xmlns:a="http://schemas.openxmlformats.org/drawingml/2006/main" xmlns:pic="http://schemas.openxmlformats.org/drawingml/2006/picture">
               <a:graphicData uri="http://schemas.openxmlformats.org/drawingml/2006/picture">
                 <pic:pic>
                   <pic:nvPicPr>
@@ -9988,7 +10005,7 @@
                 </pic:pic>
               </a:graphicData>
             </a:graphic>
-          </wp:inline>
+          </wp:anchor>
         </w:drawing>
       </w:r>
     </w:p>
@@ -10013,13 +10030,21 @@
       </w:pPr>
       <w:r>
         <w:drawing>
-          <wp:inline xmlns:a="http://schemas.openxmlformats.org/drawingml/2006/main" xmlns:pic="http://schemas.openxmlformats.org/drawingml/2006/picture">
+          <wp:anchor simplePos="0" relativeHeight="251658245" behindDoc="0" locked="0" layoutInCell="1" allowOverlap="1">
+            <wp:simplePos x="0" y="0"/>
+            <wp:positionH relativeFrom="column">
+              <wp:align>center</wp:align>
+            </wp:positionH>
+            <wp:positionV relativeFrom="paragraph">
+              <wp:posOffset>0</wp:posOffset>
+            </wp:positionV>
             <wp:extent cx="5486400" cy="2958499"/>
+            <wp:wrapTopAndBottom/>
             <wp:docPr id="48" name="Picture 48"/>
-            <wp:cNvGraphicFramePr>
+            <wp:cNvGraphicFramePr xmlns:a="http://schemas.openxmlformats.org/drawingml/2006/main">
               <a:graphicFrameLocks noChangeAspect="1"/>
             </wp:cNvGraphicFramePr>
-            <a:graphic>
+            <a:graphic xmlns:a="http://schemas.openxmlformats.org/drawingml/2006/main" xmlns:pic="http://schemas.openxmlformats.org/drawingml/2006/picture">
               <a:graphicData uri="http://schemas.openxmlformats.org/drawingml/2006/picture">
                 <pic:pic>
                   <pic:nvPicPr>
@@ -10042,7 +10067,7 @@
                 </pic:pic>
               </a:graphicData>
             </a:graphic>
-          </wp:inline>
+          </wp:anchor>
         </w:drawing>
       </w:r>
     </w:p>
@@ -10288,13 +10313,21 @@
       </w:pPr>
       <w:r>
         <w:drawing>
-          <wp:inline xmlns:a="http://schemas.openxmlformats.org/drawingml/2006/main" xmlns:pic="http://schemas.openxmlformats.org/drawingml/2006/picture">
+          <wp:anchor simplePos="0" relativeHeight="251658246" behindDoc="0" locked="0" layoutInCell="1" allowOverlap="1">
+            <wp:simplePos x="0" y="0"/>
+            <wp:positionH relativeFrom="column">
+              <wp:align>center</wp:align>
+            </wp:positionH>
+            <wp:positionV relativeFrom="paragraph">
+              <wp:posOffset>0</wp:posOffset>
+            </wp:positionV>
             <wp:extent cx="5486400" cy="3517400"/>
+            <wp:wrapTopAndBottom/>
             <wp:docPr id="45" name="Picture 45"/>
-            <wp:cNvGraphicFramePr>
+            <wp:cNvGraphicFramePr xmlns:a="http://schemas.openxmlformats.org/drawingml/2006/main">
               <a:graphicFrameLocks noChangeAspect="1"/>
             </wp:cNvGraphicFramePr>
-            <a:graphic>
+            <a:graphic xmlns:a="http://schemas.openxmlformats.org/drawingml/2006/main" xmlns:pic="http://schemas.openxmlformats.org/drawingml/2006/picture">
               <a:graphicData uri="http://schemas.openxmlformats.org/drawingml/2006/picture">
                 <pic:pic>
                   <pic:nvPicPr>
@@ -10317,7 +10350,7 @@
                 </pic:pic>
               </a:graphicData>
             </a:graphic>
-          </wp:inline>
+          </wp:anchor>
         </w:drawing>
       </w:r>
     </w:p>
@@ -10342,13 +10375,21 @@
       </w:pPr>
       <w:r>
         <w:drawing>
-          <wp:inline xmlns:a="http://schemas.openxmlformats.org/drawingml/2006/main" xmlns:pic="http://schemas.openxmlformats.org/drawingml/2006/picture">
+          <wp:anchor simplePos="0" relativeHeight="251658247" behindDoc="0" locked="0" layoutInCell="1" allowOverlap="1">
+            <wp:simplePos x="0" y="0"/>
+            <wp:positionH relativeFrom="column">
+              <wp:align>center</wp:align>
+            </wp:positionH>
+            <wp:positionV relativeFrom="paragraph">
+              <wp:posOffset>0</wp:posOffset>
+            </wp:positionV>
             <wp:extent cx="5486400" cy="3524845"/>
+            <wp:wrapTopAndBottom/>
             <wp:docPr id="46" name="Picture 46"/>
-            <wp:cNvGraphicFramePr>
+            <wp:cNvGraphicFramePr xmlns:a="http://schemas.openxmlformats.org/drawingml/2006/main">
               <a:graphicFrameLocks noChangeAspect="1"/>
             </wp:cNvGraphicFramePr>
-            <a:graphic>
+            <a:graphic xmlns:a="http://schemas.openxmlformats.org/drawingml/2006/main" xmlns:pic="http://schemas.openxmlformats.org/drawingml/2006/picture">
               <a:graphicData uri="http://schemas.openxmlformats.org/drawingml/2006/picture">
                 <pic:pic>
                   <pic:nvPicPr>
@@ -10371,7 +10412,7 @@
                 </pic:pic>
               </a:graphicData>
             </a:graphic>
-          </wp:inline>
+          </wp:anchor>
         </w:drawing>
       </w:r>
     </w:p>
@@ -10434,9 +10475,17 @@
       </w:pPr>
       <w:r>
         <w:drawing>
-          <wp:inline distT="0" distB="0" distL="0" distR="0" wp14:anchorId="06A53202" wp14:editId="1AD13A6E">
+          <wp:anchor distT="0" distB="0" distL="0" distR="0" wp14:anchorId="06A53202" wp14:editId="1AD13A6E" simplePos="0" relativeHeight="251658248" behindDoc="0" locked="0" layoutInCell="1" allowOverlap="1">
+            <wp:simplePos x="0" y="0"/>
+            <wp:positionH relativeFrom="column">
+              <wp:align>center</wp:align>
+            </wp:positionH>
+            <wp:positionV relativeFrom="paragraph">
+              <wp:posOffset>0</wp:posOffset>
+            </wp:positionV>
             <wp:extent cx="5486400" cy="5284463"/>
             <wp:effectExtent l="0" t="0" r="0" b="2540"/>
+            <wp:wrapTopAndBottom/>
             <wp:docPr id="3" name="Picture 3"/>
             <wp:cNvGraphicFramePr>
               <a:graphicFrameLocks xmlns:a="http://schemas.openxmlformats.org/drawingml/2006/main" noChangeAspect="1"/>
@@ -10466,7 +10515,7 @@
                 </pic:pic>
               </a:graphicData>
             </a:graphic>
-          </wp:inline>
+          </wp:anchor>
         </w:drawing>
       </w:r>
     </w:p>
@@ -11351,13 +11400,21 @@
       </w:pPr>
       <w:r>
         <w:drawing>
-          <wp:inline xmlns:a="http://schemas.openxmlformats.org/drawingml/2006/main" xmlns:pic="http://schemas.openxmlformats.org/drawingml/2006/picture">
+          <wp:anchor simplePos="0" relativeHeight="251658249" behindDoc="0" locked="0" layoutInCell="1" allowOverlap="1">
+            <wp:simplePos x="0" y="0"/>
+            <wp:positionH relativeFrom="column">
+              <wp:align>center</wp:align>
+            </wp:positionH>
+            <wp:positionV relativeFrom="paragraph">
+              <wp:posOffset>0</wp:posOffset>
+            </wp:positionV>
             <wp:extent cx="5486400" cy="4545756"/>
+            <wp:wrapTopAndBottom/>
             <wp:docPr id="42" name="Picture 42"/>
-            <wp:cNvGraphicFramePr>
+            <wp:cNvGraphicFramePr xmlns:a="http://schemas.openxmlformats.org/drawingml/2006/main">
               <a:graphicFrameLocks noChangeAspect="1"/>
             </wp:cNvGraphicFramePr>
-            <a:graphic>
+            <a:graphic xmlns:a="http://schemas.openxmlformats.org/drawingml/2006/main" xmlns:pic="http://schemas.openxmlformats.org/drawingml/2006/picture">
               <a:graphicData uri="http://schemas.openxmlformats.org/drawingml/2006/picture">
                 <pic:pic>
                   <pic:nvPicPr>
@@ -11380,7 +11437,7 @@
                 </pic:pic>
               </a:graphicData>
             </a:graphic>
-          </wp:inline>
+          </wp:anchor>
         </w:drawing>
       </w:r>
     </w:p>
@@ -11405,13 +11462,21 @@
       </w:pPr>
       <w:r>
         <w:drawing>
-          <wp:inline xmlns:a="http://schemas.openxmlformats.org/drawingml/2006/main" xmlns:pic="http://schemas.openxmlformats.org/drawingml/2006/picture">
+          <wp:anchor simplePos="0" relativeHeight="251658250" behindDoc="0" locked="0" layoutInCell="1" allowOverlap="1">
+            <wp:simplePos x="0" y="0"/>
+            <wp:positionH relativeFrom="column">
+              <wp:align>center</wp:align>
+            </wp:positionH>
+            <wp:positionV relativeFrom="paragraph">
+              <wp:posOffset>0</wp:posOffset>
+            </wp:positionV>
             <wp:extent cx="5486400" cy="4545756"/>
+            <wp:wrapTopAndBottom/>
             <wp:docPr id="43" name="Picture 43"/>
-            <wp:cNvGraphicFramePr>
+            <wp:cNvGraphicFramePr xmlns:a="http://schemas.openxmlformats.org/drawingml/2006/main">
               <a:graphicFrameLocks noChangeAspect="1"/>
             </wp:cNvGraphicFramePr>
-            <a:graphic>
+            <a:graphic xmlns:a="http://schemas.openxmlformats.org/drawingml/2006/main" xmlns:pic="http://schemas.openxmlformats.org/drawingml/2006/picture">
               <a:graphicData uri="http://schemas.openxmlformats.org/drawingml/2006/picture">
                 <pic:pic>
                   <pic:nvPicPr>
@@ -11434,7 +11499,7 @@
                 </pic:pic>
               </a:graphicData>
             </a:graphic>
-          </wp:inline>
+          </wp:anchor>
         </w:drawing>
       </w:r>
     </w:p>
@@ -11459,13 +11524,21 @@
       </w:pPr>
       <w:r>
         <w:drawing>
-          <wp:inline xmlns:a="http://schemas.openxmlformats.org/drawingml/2006/main" xmlns:pic="http://schemas.openxmlformats.org/drawingml/2006/picture">
+          <wp:anchor simplePos="0" relativeHeight="251658251" behindDoc="0" locked="0" layoutInCell="1" allowOverlap="1">
+            <wp:simplePos x="0" y="0"/>
+            <wp:positionH relativeFrom="column">
+              <wp:align>center</wp:align>
+            </wp:positionH>
+            <wp:positionV relativeFrom="paragraph">
+              <wp:posOffset>0</wp:posOffset>
+            </wp:positionV>
             <wp:extent cx="5486400" cy="2699336"/>
+            <wp:wrapTopAndBottom/>
             <wp:docPr id="44" name="Picture 44"/>
-            <wp:cNvGraphicFramePr>
+            <wp:cNvGraphicFramePr xmlns:a="http://schemas.openxmlformats.org/drawingml/2006/main">
               <a:graphicFrameLocks noChangeAspect="1"/>
             </wp:cNvGraphicFramePr>
-            <a:graphic>
+            <a:graphic xmlns:a="http://schemas.openxmlformats.org/drawingml/2006/main" xmlns:pic="http://schemas.openxmlformats.org/drawingml/2006/picture">
               <a:graphicData uri="http://schemas.openxmlformats.org/drawingml/2006/picture">
                 <pic:pic>
                   <pic:nvPicPr>
@@ -11488,7 +11561,7 @@
                 </pic:pic>
               </a:graphicData>
             </a:graphic>
-          </wp:inline>
+          </wp:anchor>
         </w:drawing>
       </w:r>
     </w:p>
@@ -12073,13 +12146,21 @@
       </w:pPr>
       <w:r>
         <w:drawing>
-          <wp:inline xmlns:a="http://schemas.openxmlformats.org/drawingml/2006/main" xmlns:pic="http://schemas.openxmlformats.org/drawingml/2006/picture">
+          <wp:anchor simplePos="0" relativeHeight="251658252" behindDoc="0" locked="0" layoutInCell="1" allowOverlap="1">
+            <wp:simplePos x="0" y="0"/>
+            <wp:positionH relativeFrom="column">
+              <wp:align>center</wp:align>
+            </wp:positionH>
+            <wp:positionV relativeFrom="paragraph">
+              <wp:posOffset>0</wp:posOffset>
+            </wp:positionV>
             <wp:extent cx="5486400" cy="3800281"/>
+            <wp:wrapTopAndBottom/>
             <wp:docPr id="39" name="Picture 39"/>
-            <wp:cNvGraphicFramePr>
+            <wp:cNvGraphicFramePr xmlns:a="http://schemas.openxmlformats.org/drawingml/2006/main">
               <a:graphicFrameLocks noChangeAspect="1"/>
             </wp:cNvGraphicFramePr>
-            <a:graphic>
+            <a:graphic xmlns:a="http://schemas.openxmlformats.org/drawingml/2006/main" xmlns:pic="http://schemas.openxmlformats.org/drawingml/2006/picture">
               <a:graphicData uri="http://schemas.openxmlformats.org/drawingml/2006/picture">
                 <pic:pic>
                   <pic:nvPicPr>
@@ -12102,7 +12183,7 @@
                 </pic:pic>
               </a:graphicData>
             </a:graphic>
-          </wp:inline>
+          </wp:anchor>
         </w:drawing>
       </w:r>
     </w:p>
@@ -12127,13 +12208,21 @@
       </w:pPr>
       <w:r>
         <w:drawing>
-          <wp:inline xmlns:a="http://schemas.openxmlformats.org/drawingml/2006/main" xmlns:pic="http://schemas.openxmlformats.org/drawingml/2006/picture">
+          <wp:anchor simplePos="0" relativeHeight="251658253" behindDoc="0" locked="0" layoutInCell="1" allowOverlap="1">
+            <wp:simplePos x="0" y="0"/>
+            <wp:positionH relativeFrom="column">
+              <wp:align>center</wp:align>
+            </wp:positionH>
+            <wp:positionV relativeFrom="paragraph">
+              <wp:posOffset>0</wp:posOffset>
+            </wp:positionV>
             <wp:extent cx="5486400" cy="4243258"/>
+            <wp:wrapTopAndBottom/>
             <wp:docPr id="40" name="Picture 40"/>
-            <wp:cNvGraphicFramePr>
+            <wp:cNvGraphicFramePr xmlns:a="http://schemas.openxmlformats.org/drawingml/2006/main">
               <a:graphicFrameLocks noChangeAspect="1"/>
             </wp:cNvGraphicFramePr>
-            <a:graphic>
+            <a:graphic xmlns:a="http://schemas.openxmlformats.org/drawingml/2006/main" xmlns:pic="http://schemas.openxmlformats.org/drawingml/2006/picture">
               <a:graphicData uri="http://schemas.openxmlformats.org/drawingml/2006/picture">
                 <pic:pic>
                   <pic:nvPicPr>
@@ -12156,7 +12245,7 @@
                 </pic:pic>
               </a:graphicData>
             </a:graphic>
-          </wp:inline>
+          </wp:anchor>
         </w:drawing>
       </w:r>
     </w:p>
@@ -12181,13 +12270,21 @@
       </w:pPr>
       <w:r>
         <w:drawing>
-          <wp:inline xmlns:a="http://schemas.openxmlformats.org/drawingml/2006/main" xmlns:pic="http://schemas.openxmlformats.org/drawingml/2006/picture">
+          <wp:anchor simplePos="0" relativeHeight="251658254" behindDoc="0" locked="0" layoutInCell="1" allowOverlap="1">
+            <wp:simplePos x="0" y="0"/>
+            <wp:positionH relativeFrom="column">
+              <wp:align>center</wp:align>
+            </wp:positionH>
+            <wp:positionV relativeFrom="paragraph">
+              <wp:posOffset>0</wp:posOffset>
+            </wp:positionV>
             <wp:extent cx="5486400" cy="4198165"/>
+            <wp:wrapTopAndBottom/>
             <wp:docPr id="41" name="Picture 41"/>
-            <wp:cNvGraphicFramePr>
+            <wp:cNvGraphicFramePr xmlns:a="http://schemas.openxmlformats.org/drawingml/2006/main">
               <a:graphicFrameLocks noChangeAspect="1"/>
             </wp:cNvGraphicFramePr>
-            <a:graphic>
+            <a:graphic xmlns:a="http://schemas.openxmlformats.org/drawingml/2006/main" xmlns:pic="http://schemas.openxmlformats.org/drawingml/2006/picture">
               <a:graphicData uri="http://schemas.openxmlformats.org/drawingml/2006/picture">
                 <pic:pic>
                   <pic:nvPicPr>
@@ -12210,7 +12307,7 @@
                 </pic:pic>
               </a:graphicData>
             </a:graphic>
-          </wp:inline>
+          </wp:anchor>
         </w:drawing>
       </w:r>
     </w:p>
@@ -12235,13 +12332,21 @@
       </w:pPr>
       <w:r>
         <w:drawing>
-          <wp:inline xmlns:a="http://schemas.openxmlformats.org/drawingml/2006/main" xmlns:pic="http://schemas.openxmlformats.org/drawingml/2006/picture">
+          <wp:anchor simplePos="0" relativeHeight="251658255" behindDoc="0" locked="0" layoutInCell="1" allowOverlap="1">
+            <wp:simplePos x="0" y="0"/>
+            <wp:positionH relativeFrom="column">
+              <wp:align>center</wp:align>
+            </wp:positionH>
+            <wp:positionV relativeFrom="paragraph">
+              <wp:posOffset>0</wp:posOffset>
+            </wp:positionV>
             <wp:extent cx="5486400" cy="3303191"/>
+            <wp:wrapTopAndBottom/>
             <wp:docPr id="37" name="Picture 37"/>
-            <wp:cNvGraphicFramePr>
+            <wp:cNvGraphicFramePr xmlns:a="http://schemas.openxmlformats.org/drawingml/2006/main">
               <a:graphicFrameLocks noChangeAspect="1"/>
             </wp:cNvGraphicFramePr>
-            <a:graphic>
+            <a:graphic xmlns:a="http://schemas.openxmlformats.org/drawingml/2006/main" xmlns:pic="http://schemas.openxmlformats.org/drawingml/2006/picture">
               <a:graphicData uri="http://schemas.openxmlformats.org/drawingml/2006/picture">
                 <pic:pic>
                   <pic:nvPicPr>
@@ -12264,7 +12369,7 @@
                 </pic:pic>
               </a:graphicData>
             </a:graphic>
-          </wp:inline>
+          </wp:anchor>
         </w:drawing>
       </w:r>
     </w:p>
@@ -12289,13 +12394,21 @@
       </w:pPr>
       <w:r>
         <w:drawing>
-          <wp:inline xmlns:a="http://schemas.openxmlformats.org/drawingml/2006/main" xmlns:pic="http://schemas.openxmlformats.org/drawingml/2006/picture">
+          <wp:anchor simplePos="0" relativeHeight="251658256" behindDoc="0" locked="0" layoutInCell="1" allowOverlap="1">
+            <wp:simplePos x="0" y="0"/>
+            <wp:positionH relativeFrom="column">
+              <wp:align>center</wp:align>
+            </wp:positionH>
+            <wp:positionV relativeFrom="paragraph">
+              <wp:posOffset>0</wp:posOffset>
+            </wp:positionV>
             <wp:extent cx="5486400" cy="3249408"/>
+            <wp:wrapTopAndBottom/>
             <wp:docPr id="38" name="Picture 38"/>
-            <wp:cNvGraphicFramePr>
+            <wp:cNvGraphicFramePr xmlns:a="http://schemas.openxmlformats.org/drawingml/2006/main">
               <a:graphicFrameLocks noChangeAspect="1"/>
             </wp:cNvGraphicFramePr>
-            <a:graphic>
+            <a:graphic xmlns:a="http://schemas.openxmlformats.org/drawingml/2006/main" xmlns:pic="http://schemas.openxmlformats.org/drawingml/2006/picture">
               <a:graphicData uri="http://schemas.openxmlformats.org/drawingml/2006/picture">
                 <pic:pic>
                   <pic:nvPicPr>
@@ -12318,7 +12431,7 @@
                 </pic:pic>
               </a:graphicData>
             </a:graphic>
-          </wp:inline>
+          </wp:anchor>
         </w:drawing>
       </w:r>
     </w:p>
@@ -12456,13 +12569,21 @@
       </w:pPr>
       <w:r>
         <w:drawing>
-          <wp:inline xmlns:a="http://schemas.openxmlformats.org/drawingml/2006/main" xmlns:pic="http://schemas.openxmlformats.org/drawingml/2006/picture">
+          <wp:anchor simplePos="0" relativeHeight="251658257" behindDoc="0" locked="0" layoutInCell="1" allowOverlap="1">
+            <wp:simplePos x="0" y="0"/>
+            <wp:positionH relativeFrom="column">
+              <wp:align>center</wp:align>
+            </wp:positionH>
+            <wp:positionV relativeFrom="paragraph">
+              <wp:posOffset>0</wp:posOffset>
+            </wp:positionV>
             <wp:extent cx="5486400" cy="4091553"/>
+            <wp:wrapTopAndBottom/>
             <wp:docPr id="33" name="Picture 33"/>
-            <wp:cNvGraphicFramePr>
+            <wp:cNvGraphicFramePr xmlns:a="http://schemas.openxmlformats.org/drawingml/2006/main">
               <a:graphicFrameLocks noChangeAspect="1"/>
             </wp:cNvGraphicFramePr>
-            <a:graphic>
+            <a:graphic xmlns:a="http://schemas.openxmlformats.org/drawingml/2006/main" xmlns:pic="http://schemas.openxmlformats.org/drawingml/2006/picture">
               <a:graphicData uri="http://schemas.openxmlformats.org/drawingml/2006/picture">
                 <pic:pic>
                   <pic:nvPicPr>
@@ -12485,7 +12606,7 @@
                 </pic:pic>
               </a:graphicData>
             </a:graphic>
-          </wp:inline>
+          </wp:anchor>
         </w:drawing>
       </w:r>
     </w:p>
@@ -12510,13 +12631,21 @@
       </w:pPr>
       <w:r>
         <w:drawing>
-          <wp:inline xmlns:a="http://schemas.openxmlformats.org/drawingml/2006/main" xmlns:pic="http://schemas.openxmlformats.org/drawingml/2006/picture">
+          <wp:anchor simplePos="0" relativeHeight="251658258" behindDoc="0" locked="0" layoutInCell="1" allowOverlap="1">
+            <wp:simplePos x="0" y="0"/>
+            <wp:positionH relativeFrom="column">
+              <wp:align>center</wp:align>
+            </wp:positionH>
+            <wp:positionV relativeFrom="paragraph">
+              <wp:posOffset>0</wp:posOffset>
+            </wp:positionV>
             <wp:extent cx="5486400" cy="4091553"/>
+            <wp:wrapTopAndBottom/>
             <wp:docPr id="34" name="Picture 34"/>
-            <wp:cNvGraphicFramePr>
+            <wp:cNvGraphicFramePr xmlns:a="http://schemas.openxmlformats.org/drawingml/2006/main">
               <a:graphicFrameLocks noChangeAspect="1"/>
             </wp:cNvGraphicFramePr>
-            <a:graphic>
+            <a:graphic xmlns:a="http://schemas.openxmlformats.org/drawingml/2006/main" xmlns:pic="http://schemas.openxmlformats.org/drawingml/2006/picture">
               <a:graphicData uri="http://schemas.openxmlformats.org/drawingml/2006/picture">
                 <pic:pic>
                   <pic:nvPicPr>
@@ -12539,7 +12668,7 @@
                 </pic:pic>
               </a:graphicData>
             </a:graphic>
-          </wp:inline>
+          </wp:anchor>
         </w:drawing>
       </w:r>
     </w:p>
@@ -12564,13 +12693,21 @@
       </w:pPr>
       <w:r>
         <w:drawing>
-          <wp:inline xmlns:a="http://schemas.openxmlformats.org/drawingml/2006/main" xmlns:pic="http://schemas.openxmlformats.org/drawingml/2006/picture">
+          <wp:anchor simplePos="0" relativeHeight="251658259" behindDoc="0" locked="0" layoutInCell="1" allowOverlap="1">
+            <wp:simplePos x="0" y="0"/>
+            <wp:positionH relativeFrom="column">
+              <wp:align>center</wp:align>
+            </wp:positionH>
+            <wp:positionV relativeFrom="paragraph">
+              <wp:posOffset>0</wp:posOffset>
+            </wp:positionV>
             <wp:extent cx="5486400" cy="4091553"/>
+            <wp:wrapTopAndBottom/>
             <wp:docPr id="35" name="Picture 35"/>
-            <wp:cNvGraphicFramePr>
+            <wp:cNvGraphicFramePr xmlns:a="http://schemas.openxmlformats.org/drawingml/2006/main">
               <a:graphicFrameLocks noChangeAspect="1"/>
             </wp:cNvGraphicFramePr>
-            <a:graphic>
+            <a:graphic xmlns:a="http://schemas.openxmlformats.org/drawingml/2006/main" xmlns:pic="http://schemas.openxmlformats.org/drawingml/2006/picture">
               <a:graphicData uri="http://schemas.openxmlformats.org/drawingml/2006/picture">
                 <pic:pic>
                   <pic:nvPicPr>
@@ -12593,7 +12730,7 @@
                 </pic:pic>
               </a:graphicData>
             </a:graphic>
-          </wp:inline>
+          </wp:anchor>
         </w:drawing>
       </w:r>
     </w:p>
@@ -12618,13 +12755,21 @@
       </w:pPr>
       <w:r>
         <w:drawing>
-          <wp:inline xmlns:a="http://schemas.openxmlformats.org/drawingml/2006/main" xmlns:pic="http://schemas.openxmlformats.org/drawingml/2006/picture">
+          <wp:anchor simplePos="0" relativeHeight="251658260" behindDoc="0" locked="0" layoutInCell="1" allowOverlap="1">
+            <wp:simplePos x="0" y="0"/>
+            <wp:positionH relativeFrom="column">
+              <wp:align>center</wp:align>
+            </wp:positionH>
+            <wp:positionV relativeFrom="paragraph">
+              <wp:posOffset>0</wp:posOffset>
+            </wp:positionV>
             <wp:extent cx="5486400" cy="4091553"/>
+            <wp:wrapTopAndBottom/>
             <wp:docPr id="36" name="Picture 36"/>
-            <wp:cNvGraphicFramePr>
+            <wp:cNvGraphicFramePr xmlns:a="http://schemas.openxmlformats.org/drawingml/2006/main">
               <a:graphicFrameLocks noChangeAspect="1"/>
             </wp:cNvGraphicFramePr>
-            <a:graphic>
+            <a:graphic xmlns:a="http://schemas.openxmlformats.org/drawingml/2006/main" xmlns:pic="http://schemas.openxmlformats.org/drawingml/2006/picture">
               <a:graphicData uri="http://schemas.openxmlformats.org/drawingml/2006/picture">
                 <pic:pic>
                   <pic:nvPicPr>
@@ -12647,7 +12792,7 @@
                 </pic:pic>
               </a:graphicData>
             </a:graphic>
-          </wp:inline>
+          </wp:anchor>
         </w:drawing>
       </w:r>
     </w:p>
@@ -12746,9 +12891,17 @@
       </w:pPr>
       <w:r>
         <w:drawing>
-          <wp:inline distT="0" distB="0" distL="0" distR="0" wp14:anchorId="7F4C505F" wp14:editId="2DB44F0A">
+          <wp:anchor distT="0" distB="0" distL="0" distR="0" wp14:anchorId="7F4C505F" wp14:editId="2DB44F0A" simplePos="0" relativeHeight="251658261" behindDoc="0" locked="0" layoutInCell="1" allowOverlap="1">
+            <wp:simplePos x="0" y="0"/>
+            <wp:positionH relativeFrom="column">
+              <wp:align>center</wp:align>
+            </wp:positionH>
+            <wp:positionV relativeFrom="paragraph">
+              <wp:posOffset>0</wp:posOffset>
+            </wp:positionV>
             <wp:extent cx="5486400" cy="4048616"/>
             <wp:effectExtent l="0" t="0" r="0" b="0"/>
+            <wp:wrapTopAndBottom/>
             <wp:docPr id="10" name="Picture 10"/>
             <wp:cNvGraphicFramePr>
               <a:graphicFrameLocks xmlns:a="http://schemas.openxmlformats.org/drawingml/2006/main" noChangeAspect="1"/>
@@ -12778,7 +12931,7 @@
                 </pic:pic>
               </a:graphicData>
             </a:graphic>
-          </wp:inline>
+          </wp:anchor>
         </w:drawing>
       </w:r>
     </w:p>
@@ -13196,13 +13349,21 @@
       </w:pPr>
       <w:r>
         <w:drawing>
-          <wp:inline xmlns:a="http://schemas.openxmlformats.org/drawingml/2006/main" xmlns:pic="http://schemas.openxmlformats.org/drawingml/2006/picture">
+          <wp:anchor simplePos="0" relativeHeight="251658262" behindDoc="0" locked="0" layoutInCell="1" allowOverlap="1">
+            <wp:simplePos x="0" y="0"/>
+            <wp:positionH relativeFrom="column">
+              <wp:align>center</wp:align>
+            </wp:positionH>
+            <wp:positionV relativeFrom="paragraph">
+              <wp:posOffset>0</wp:posOffset>
+            </wp:positionV>
             <wp:extent cx="5486400" cy="4234970"/>
+            <wp:wrapTopAndBottom/>
             <wp:docPr id="29" name="Picture 29"/>
-            <wp:cNvGraphicFramePr>
+            <wp:cNvGraphicFramePr xmlns:a="http://schemas.openxmlformats.org/drawingml/2006/main">
               <a:graphicFrameLocks noChangeAspect="1"/>
             </wp:cNvGraphicFramePr>
-            <a:graphic>
+            <a:graphic xmlns:a="http://schemas.openxmlformats.org/drawingml/2006/main" xmlns:pic="http://schemas.openxmlformats.org/drawingml/2006/picture">
               <a:graphicData uri="http://schemas.openxmlformats.org/drawingml/2006/picture">
                 <pic:pic>
                   <pic:nvPicPr>
@@ -13225,7 +13386,7 @@
                 </pic:pic>
               </a:graphicData>
             </a:graphic>
-          </wp:inline>
+          </wp:anchor>
         </w:drawing>
       </w:r>
     </w:p>
@@ -13250,13 +13411,21 @@
       </w:pPr>
       <w:r>
         <w:drawing>
-          <wp:inline xmlns:a="http://schemas.openxmlformats.org/drawingml/2006/main" xmlns:pic="http://schemas.openxmlformats.org/drawingml/2006/picture">
+          <wp:anchor simplePos="0" relativeHeight="251658263" behindDoc="0" locked="0" layoutInCell="1" allowOverlap="1">
+            <wp:simplePos x="0" y="0"/>
+            <wp:positionH relativeFrom="column">
+              <wp:align>center</wp:align>
+            </wp:positionH>
+            <wp:positionV relativeFrom="paragraph">
+              <wp:posOffset>0</wp:posOffset>
+            </wp:positionV>
             <wp:extent cx="5486400" cy="4234970"/>
+            <wp:wrapTopAndBottom/>
             <wp:docPr id="30" name="Picture 30"/>
-            <wp:cNvGraphicFramePr>
+            <wp:cNvGraphicFramePr xmlns:a="http://schemas.openxmlformats.org/drawingml/2006/main">
               <a:graphicFrameLocks noChangeAspect="1"/>
             </wp:cNvGraphicFramePr>
-            <a:graphic>
+            <a:graphic xmlns:a="http://schemas.openxmlformats.org/drawingml/2006/main" xmlns:pic="http://schemas.openxmlformats.org/drawingml/2006/picture">
               <a:graphicData uri="http://schemas.openxmlformats.org/drawingml/2006/picture">
                 <pic:pic>
                   <pic:nvPicPr>
@@ -13279,7 +13448,7 @@
                 </pic:pic>
               </a:graphicData>
             </a:graphic>
-          </wp:inline>
+          </wp:anchor>
         </w:drawing>
       </w:r>
     </w:p>
@@ -13304,13 +13473,21 @@
       </w:pPr>
       <w:r>
         <w:drawing>
-          <wp:inline xmlns:a="http://schemas.openxmlformats.org/drawingml/2006/main" xmlns:pic="http://schemas.openxmlformats.org/drawingml/2006/picture">
+          <wp:anchor simplePos="0" relativeHeight="251658264" behindDoc="0" locked="0" layoutInCell="1" allowOverlap="1">
+            <wp:simplePos x="0" y="0"/>
+            <wp:positionH relativeFrom="column">
+              <wp:align>center</wp:align>
+            </wp:positionH>
+            <wp:positionV relativeFrom="paragraph">
+              <wp:posOffset>0</wp:posOffset>
+            </wp:positionV>
             <wp:extent cx="5486400" cy="4234970"/>
+            <wp:wrapTopAndBottom/>
             <wp:docPr id="31" name="Picture 31"/>
-            <wp:cNvGraphicFramePr>
+            <wp:cNvGraphicFramePr xmlns:a="http://schemas.openxmlformats.org/drawingml/2006/main">
               <a:graphicFrameLocks noChangeAspect="1"/>
             </wp:cNvGraphicFramePr>
-            <a:graphic>
+            <a:graphic xmlns:a="http://schemas.openxmlformats.org/drawingml/2006/main" xmlns:pic="http://schemas.openxmlformats.org/drawingml/2006/picture">
               <a:graphicData uri="http://schemas.openxmlformats.org/drawingml/2006/picture">
                 <pic:pic>
                   <pic:nvPicPr>
@@ -13333,7 +13510,7 @@
                 </pic:pic>
               </a:graphicData>
             </a:graphic>
-          </wp:inline>
+          </wp:anchor>
         </w:drawing>
       </w:r>
     </w:p>
@@ -13358,13 +13535,21 @@
       </w:pPr>
       <w:r>
         <w:drawing>
-          <wp:inline xmlns:a="http://schemas.openxmlformats.org/drawingml/2006/main" xmlns:pic="http://schemas.openxmlformats.org/drawingml/2006/picture">
+          <wp:anchor simplePos="0" relativeHeight="251658265" behindDoc="0" locked="0" layoutInCell="1" allowOverlap="1">
+            <wp:simplePos x="0" y="0"/>
+            <wp:positionH relativeFrom="column">
+              <wp:align>center</wp:align>
+            </wp:positionH>
+            <wp:positionV relativeFrom="paragraph">
+              <wp:posOffset>0</wp:posOffset>
+            </wp:positionV>
             <wp:extent cx="5486400" cy="4234970"/>
+            <wp:wrapTopAndBottom/>
             <wp:docPr id="32" name="Picture 32"/>
-            <wp:cNvGraphicFramePr>
+            <wp:cNvGraphicFramePr xmlns:a="http://schemas.openxmlformats.org/drawingml/2006/main">
               <a:graphicFrameLocks noChangeAspect="1"/>
             </wp:cNvGraphicFramePr>
-            <a:graphic>
+            <a:graphic xmlns:a="http://schemas.openxmlformats.org/drawingml/2006/main" xmlns:pic="http://schemas.openxmlformats.org/drawingml/2006/picture">
               <a:graphicData uri="http://schemas.openxmlformats.org/drawingml/2006/picture">
                 <pic:pic>
                   <pic:nvPicPr>
@@ -13387,7 +13572,7 @@
                 </pic:pic>
               </a:graphicData>
             </a:graphic>
-          </wp:inline>
+          </wp:anchor>
         </w:drawing>
       </w:r>
     </w:p>
@@ -14137,13 +14322,21 @@
       </w:pPr>
       <w:r>
         <w:drawing>
-          <wp:inline xmlns:a="http://schemas.openxmlformats.org/drawingml/2006/main" xmlns:pic="http://schemas.openxmlformats.org/drawingml/2006/picture">
+          <wp:anchor simplePos="0" relativeHeight="251658266" behindDoc="0" locked="0" layoutInCell="1" allowOverlap="1">
+            <wp:simplePos x="0" y="0"/>
+            <wp:positionH relativeFrom="column">
+              <wp:align>center</wp:align>
+            </wp:positionH>
+            <wp:positionV relativeFrom="paragraph">
+              <wp:posOffset>0</wp:posOffset>
+            </wp:positionV>
             <wp:extent cx="5486400" cy="3527766"/>
+            <wp:wrapTopAndBottom/>
             <wp:docPr id="27" name="Picture 27"/>
-            <wp:cNvGraphicFramePr>
+            <wp:cNvGraphicFramePr xmlns:a="http://schemas.openxmlformats.org/drawingml/2006/main">
               <a:graphicFrameLocks noChangeAspect="1"/>
             </wp:cNvGraphicFramePr>
-            <a:graphic>
+            <a:graphic xmlns:a="http://schemas.openxmlformats.org/drawingml/2006/main" xmlns:pic="http://schemas.openxmlformats.org/drawingml/2006/picture">
               <a:graphicData uri="http://schemas.openxmlformats.org/drawingml/2006/picture">
                 <pic:pic>
                   <pic:nvPicPr>
@@ -14166,7 +14359,7 @@
                 </pic:pic>
               </a:graphicData>
             </a:graphic>
-          </wp:inline>
+          </wp:anchor>
         </w:drawing>
       </w:r>
     </w:p>
@@ -14191,13 +14384,21 @@
       </w:pPr>
       <w:r>
         <w:drawing>
-          <wp:inline xmlns:a="http://schemas.openxmlformats.org/drawingml/2006/main" xmlns:pic="http://schemas.openxmlformats.org/drawingml/2006/picture">
+          <wp:anchor simplePos="0" relativeHeight="251658267" behindDoc="0" locked="0" layoutInCell="1" allowOverlap="1">
+            <wp:simplePos x="0" y="0"/>
+            <wp:positionH relativeFrom="column">
+              <wp:align>center</wp:align>
+            </wp:positionH>
+            <wp:positionV relativeFrom="paragraph">
+              <wp:posOffset>0</wp:posOffset>
+            </wp:positionV>
             <wp:extent cx="5486400" cy="3532543"/>
+            <wp:wrapTopAndBottom/>
             <wp:docPr id="28" name="Picture 28"/>
-            <wp:cNvGraphicFramePr>
+            <wp:cNvGraphicFramePr xmlns:a="http://schemas.openxmlformats.org/drawingml/2006/main">
               <a:graphicFrameLocks noChangeAspect="1"/>
             </wp:cNvGraphicFramePr>
-            <a:graphic>
+            <a:graphic xmlns:a="http://schemas.openxmlformats.org/drawingml/2006/main" xmlns:pic="http://schemas.openxmlformats.org/drawingml/2006/picture">
               <a:graphicData uri="http://schemas.openxmlformats.org/drawingml/2006/picture">
                 <pic:pic>
                   <pic:nvPicPr>
@@ -14220,7 +14421,7 @@
                 </pic:pic>
               </a:graphicData>
             </a:graphic>
-          </wp:inline>
+          </wp:anchor>
         </w:drawing>
       </w:r>
     </w:p>
@@ -15789,13 +15990,21 @@
       </w:pPr>
       <w:r>
         <w:drawing>
-          <wp:inline xmlns:a="http://schemas.openxmlformats.org/drawingml/2006/main" xmlns:pic="http://schemas.openxmlformats.org/drawingml/2006/picture">
+          <wp:anchor simplePos="0" relativeHeight="251658268" behindDoc="0" locked="0" layoutInCell="1" allowOverlap="1">
+            <wp:simplePos x="0" y="0"/>
+            <wp:positionH relativeFrom="column">
+              <wp:align>center</wp:align>
+            </wp:positionH>
+            <wp:positionV relativeFrom="paragraph">
+              <wp:posOffset>0</wp:posOffset>
+            </wp:positionV>
             <wp:extent cx="5486400" cy="4091553"/>
+            <wp:wrapTopAndBottom/>
             <wp:docPr id="24" name="Picture 24"/>
-            <wp:cNvGraphicFramePr>
+            <wp:cNvGraphicFramePr xmlns:a="http://schemas.openxmlformats.org/drawingml/2006/main">
               <a:graphicFrameLocks noChangeAspect="1"/>
             </wp:cNvGraphicFramePr>
-            <a:graphic>
+            <a:graphic xmlns:a="http://schemas.openxmlformats.org/drawingml/2006/main" xmlns:pic="http://schemas.openxmlformats.org/drawingml/2006/picture">
               <a:graphicData uri="http://schemas.openxmlformats.org/drawingml/2006/picture">
                 <pic:pic>
                   <pic:nvPicPr>
@@ -15818,7 +16027,7 @@
                 </pic:pic>
               </a:graphicData>
             </a:graphic>
-          </wp:inline>
+          </wp:anchor>
         </w:drawing>
       </w:r>
     </w:p>
@@ -15843,13 +16052,21 @@
       </w:pPr>
       <w:r>
         <w:drawing>
-          <wp:inline xmlns:a="http://schemas.openxmlformats.org/drawingml/2006/main" xmlns:pic="http://schemas.openxmlformats.org/drawingml/2006/picture">
+          <wp:anchor simplePos="0" relativeHeight="251658269" behindDoc="0" locked="0" layoutInCell="1" allowOverlap="1">
+            <wp:simplePos x="0" y="0"/>
+            <wp:positionH relativeFrom="column">
+              <wp:align>center</wp:align>
+            </wp:positionH>
+            <wp:positionV relativeFrom="paragraph">
+              <wp:posOffset>0</wp:posOffset>
+            </wp:positionV>
             <wp:extent cx="5486400" cy="4367561"/>
+            <wp:wrapTopAndBottom/>
             <wp:docPr id="25" name="Picture 25"/>
-            <wp:cNvGraphicFramePr>
+            <wp:cNvGraphicFramePr xmlns:a="http://schemas.openxmlformats.org/drawingml/2006/main">
               <a:graphicFrameLocks noChangeAspect="1"/>
             </wp:cNvGraphicFramePr>
-            <a:graphic>
+            <a:graphic xmlns:a="http://schemas.openxmlformats.org/drawingml/2006/main" xmlns:pic="http://schemas.openxmlformats.org/drawingml/2006/picture">
               <a:graphicData uri="http://schemas.openxmlformats.org/drawingml/2006/picture">
                 <pic:pic>
                   <pic:nvPicPr>
@@ -15872,7 +16089,7 @@
                 </pic:pic>
               </a:graphicData>
             </a:graphic>
-          </wp:inline>
+          </wp:anchor>
         </w:drawing>
       </w:r>
     </w:p>
@@ -15897,13 +16114,21 @@
       </w:pPr>
       <w:r>
         <w:drawing>
-          <wp:inline xmlns:a="http://schemas.openxmlformats.org/drawingml/2006/main" xmlns:pic="http://schemas.openxmlformats.org/drawingml/2006/picture">
+          <wp:anchor simplePos="0" relativeHeight="251658270" behindDoc="0" locked="0" layoutInCell="1" allowOverlap="1">
+            <wp:simplePos x="0" y="0"/>
+            <wp:positionH relativeFrom="column">
+              <wp:align>center</wp:align>
+            </wp:positionH>
+            <wp:positionV relativeFrom="paragraph">
+              <wp:posOffset>0</wp:posOffset>
+            </wp:positionV>
             <wp:extent cx="5486400" cy="4376456"/>
+            <wp:wrapTopAndBottom/>
             <wp:docPr id="26" name="Picture 26"/>
-            <wp:cNvGraphicFramePr>
+            <wp:cNvGraphicFramePr xmlns:a="http://schemas.openxmlformats.org/drawingml/2006/main">
               <a:graphicFrameLocks noChangeAspect="1"/>
             </wp:cNvGraphicFramePr>
-            <a:graphic>
+            <a:graphic xmlns:a="http://schemas.openxmlformats.org/drawingml/2006/main" xmlns:pic="http://schemas.openxmlformats.org/drawingml/2006/picture">
               <a:graphicData uri="http://schemas.openxmlformats.org/drawingml/2006/picture">
                 <pic:pic>
                   <pic:nvPicPr>
@@ -15926,7 +16151,7 @@
                 </pic:pic>
               </a:graphicData>
             </a:graphic>
-          </wp:inline>
+          </wp:anchor>
         </w:drawing>
       </w:r>
     </w:p>
@@ -15951,9 +16176,17 @@
       </w:pPr>
       <w:r>
         <w:drawing>
-          <wp:inline distT="0" distB="0" distL="0" distR="0" wp14:anchorId="0584614A" wp14:editId="4294F646">
+          <wp:anchor distT="0" distB="0" distL="0" distR="0" wp14:anchorId="0584614A" wp14:editId="4294F646" simplePos="0" relativeHeight="251658271" behindDoc="0" locked="0" layoutInCell="1" allowOverlap="1">
+            <wp:simplePos x="0" y="0"/>
+            <wp:positionH relativeFrom="column">
+              <wp:align>center</wp:align>
+            </wp:positionH>
+            <wp:positionV relativeFrom="paragraph">
+              <wp:posOffset>0</wp:posOffset>
+            </wp:positionV>
             <wp:extent cx="5486400" cy="2964991"/>
             <wp:effectExtent l="0" t="0" r="0" b="0"/>
+            <wp:wrapTopAndBottom/>
             <wp:docPr id="14" name="Picture 14"/>
             <wp:cNvGraphicFramePr>
               <a:graphicFrameLocks xmlns:a="http://schemas.openxmlformats.org/drawingml/2006/main" noChangeAspect="1"/>
@@ -15983,7 +16216,7 @@
                 </pic:pic>
               </a:graphicData>
             </a:graphic>
-          </wp:inline>
+          </wp:anchor>
         </w:drawing>
       </w:r>
     </w:p>
@@ -16574,9 +16807,17 @@
       <w:r>
         <w:lastRenderedPageBreak/>
         <w:drawing>
-          <wp:inline distT="0" distB="0" distL="0" distR="0" wp14:anchorId="67B8C394" wp14:editId="3633F10A">
+          <wp:anchor distT="0" distB="0" distL="0" distR="0" wp14:anchorId="67B8C394" wp14:editId="3633F10A" simplePos="0" relativeHeight="251658272" behindDoc="0" locked="0" layoutInCell="1" allowOverlap="1">
+            <wp:simplePos x="0" y="0"/>
+            <wp:positionH relativeFrom="column">
+              <wp:align>center</wp:align>
+            </wp:positionH>
+            <wp:positionV relativeFrom="paragraph">
+              <wp:posOffset>0</wp:posOffset>
+            </wp:positionV>
             <wp:extent cx="5486400" cy="1899468"/>
             <wp:effectExtent l="0" t="0" r="0" b="0"/>
+            <wp:wrapTopAndBottom/>
             <wp:docPr id="15" name="Picture 15"/>
             <wp:cNvGraphicFramePr>
               <a:graphicFrameLocks xmlns:a="http://schemas.openxmlformats.org/drawingml/2006/main" noChangeAspect="1"/>
@@ -16606,7 +16847,7 @@
                 </pic:pic>
               </a:graphicData>
             </a:graphic>
-          </wp:inline>
+          </wp:anchor>
         </w:drawing>
       </w:r>
     </w:p>
@@ -17897,9 +18138,17 @@
       </w:pPr>
       <w:r>
         <w:drawing>
-          <wp:inline distT="0" distB="0" distL="0" distR="0" wp14:anchorId="60EBA1C8" wp14:editId="4AAA57D0">
+          <wp:anchor distT="0" distB="0" distL="0" distR="0" wp14:anchorId="60EBA1C8" wp14:editId="4AAA57D0" simplePos="0" relativeHeight="251658273" behindDoc="0" locked="0" layoutInCell="1" allowOverlap="1">
+            <wp:simplePos x="0" y="0"/>
+            <wp:positionH relativeFrom="column">
+              <wp:align>center</wp:align>
+            </wp:positionH>
+            <wp:positionV relativeFrom="paragraph">
+              <wp:posOffset>0</wp:posOffset>
+            </wp:positionV>
             <wp:extent cx="5486400" cy="2111790"/>
             <wp:effectExtent l="0" t="0" r="0" b="0"/>
+            <wp:wrapTopAndBottom/>
             <wp:docPr id="18" name="Picture 18"/>
             <wp:cNvGraphicFramePr>
               <a:graphicFrameLocks xmlns:a="http://schemas.openxmlformats.org/drawingml/2006/main" noChangeAspect="1"/>
@@ -17929,7 +18178,7 @@
                 </pic:pic>
               </a:graphicData>
             </a:graphic>
-          </wp:inline>
+          </wp:anchor>
         </w:drawing>
       </w:r>
     </w:p>
@@ -18741,6 +18990,12 @@
       </w:r>
     </w:p>
     <w:p>
+      <w:pPr/>
+      <w:r>
+        <w:br w:type="page"/>
+      </w:r>
+    </w:p>
+    <w:p>
       <w:pPr>
         <w:pStyle w:val="Ttulo1"/>
         <w:rPr>
@@ -19303,6 +19558,12 @@
       </w:r>
       <w:r>
         <w:t xml:space="preserve"> y diagnosticar a fondo el solapamiento fit/validación de M2.</w:t>
+      </w:r>
+    </w:p>
+    <w:p>
+      <w:pPr/>
+      <w:r>
+        <w:br w:type="page"/>
       </w:r>
     </w:p>
     <w:p>
@@ -20327,6 +20588,12 @@
       <w:bookmarkEnd w:id="197"/>
       <w:r>
         <w:t>[51]WHO (2025). WHO TAG-VE Risk Evaluation for SARS-CoV-2 Variant Under Monitoring: XFG. Junio 2025.</w:t>
+      </w:r>
+    </w:p>
+    <w:p>
+      <w:pPr/>
+      <w:r>
+        <w:br w:type="page"/>
       </w:r>
     </w:p>
     <w:p>
@@ -20500,123 +20767,11 @@
 </file>
 
 <file path=word/comments.xml><?xml version="1.0" encoding="utf-8"?>
-<w:comments xmlns:wpc="http://schemas.microsoft.com/office/word/2010/wordprocessingCanvas" xmlns:cx="http://schemas.microsoft.com/office/drawing/2014/chartex" xmlns:cx1="http://schemas.microsoft.com/office/drawing/2015/9/8/chartex" xmlns:cx2="http://schemas.microsoft.com/office/drawing/2015/10/21/chartex" xmlns:cx3="http://schemas.microsoft.com/office/drawing/2016/5/9/chartex" xmlns:cx4="http://schemas.microsoft.com/office/drawing/2016/5/10/chartex" xmlns:cx5="http://schemas.microsoft.com/office/drawing/2016/5/11/chartex" xmlns:cx6="http://schemas.microsoft.com/office/drawing/2016/5/12/chartex" xmlns:cx7="http://schemas.microsoft.com/office/drawing/2016/5/13/chartex" xmlns:cx8="http://schemas.microsoft.com/office/drawing/2016/5/14/chartex" xmlns:mc="http://schemas.openxmlformats.org/markup-compatibility/2006" xmlns:aink="http://schemas.microsoft.com/office/drawing/2016/ink" xmlns:am3d="http://schemas.microsoft.com/office/drawing/2017/model3d" xmlns:o="urn:schemas-microsoft-com:office:office" xmlns:oel="http://schemas.microsoft.com/office/2019/extlst" xmlns:r="http://schemas.openxmlformats.org/officeDocument/2006/relationships" xmlns:m="http://schemas.openxmlformats.org/officeDocument/2006/math" xmlns:v="urn:schemas-microsoft-com:vml" xmlns:wp14="http://schemas.microsoft.com/office/word/2010/wordprocessingDrawing" xmlns:wp="http://schemas.openxmlformats.org/drawingml/2006/wordprocessingDrawing" xmlns:w10="urn:schemas-microsoft-com:office:word" xmlns:w="http://schemas.openxmlformats.org/wordprocessingml/2006/main" xmlns:w14="http://schemas.microsoft.com/office/word/2010/wordml" xmlns:w15="http://schemas.microsoft.com/office/word/2012/wordml" xmlns:w16cex="http://schemas.microsoft.com/office/word/2018/wordml/cex" xmlns:w16cid="http://schemas.microsoft.com/office/word/2016/wordml/cid" xmlns:w16="http://schemas.microsoft.com/office/word/2018/wordml" xmlns:w16du="http://schemas.microsoft.com/office/word/2023/wordml/word16du" xmlns:w16sdtdh="http://schemas.microsoft.com/office/word/2020/wordml/sdtdatahash" xmlns:w16sdtfl="http://schemas.microsoft.com/office/word/2024/wordml/sdtformatlock" xmlns:w16se="http://schemas.microsoft.com/office/word/2015/wordml/symex" xmlns:wpg="http://schemas.microsoft.com/office/word/2010/wordprocessingGroup" xmlns:wpi="http://schemas.microsoft.com/office/word/2010/wordprocessingInk" xmlns:wne="http://schemas.microsoft.com/office/word/2006/wordml" xmlns:wps="http://schemas.microsoft.com/office/word/2010/wordprocessingShape" mc:Ignorable="w14 w15 w16se w16cid w16 w16cex w16sdtdh w16sdtfl w16du wp14">
-  <w:comment w:id="4" w:author="Manuel Antonio Sanchez-montañes Isla" w:date="2026-08-13T21:34:00Z" w:initials="MI">
-    <w:p>
-      <w:r>
-        <w:annotationRef/>
-      </w:r>
-      <w:r>
-        <w:t>Volverlo a redactar teniendo en cuenta los cambios de la versión en español</w:t>
-      </w:r>
-    </w:p>
-  </w:comment>
-  <w:comment w:id="9" w:author="Manuel Antonio Sanchez-montañes Isla" w:date="2026-08-15T13:55:00Z" w:initials="MI">
-    <w:p>
-      <w:r>
-        <w:annotationRef/>
-      </w:r>
-      <w:r>
-        <w:t>Esto aparte de sonar a chatgpt, habría que explicarlo</w:t>
-      </w:r>
-    </w:p>
-  </w:comment>
-  <w:comment w:id="26" w:author="Manuel Antonio Sanchez-montañes Isla" w:date="2026-08-15T14:22:00Z" w:initials="MI">
-    <w:p>
-      <w:r>
-        <w:annotationRef/>
-      </w:r>
-      <w:r>
-        <w:t>qué quiere decir esto en cristiano?</w:t>
-      </w:r>
-    </w:p>
-  </w:comment>
-  <w:comment w:id="27" w:author="Manuel Antonio Sanchez-montañes Isla" w:date="2026-08-15T14:23:00Z" w:initials="MI">
-    <w:p>
-      <w:r>
-        <w:annotationRef/>
-      </w:r>
-      <w:r>
-        <w:t>Igual, tienes que intentar escribirlo para una audiencia que no serán biólogos moleculares especializados en SARS-CoV-2</w:t>
-      </w:r>
-    </w:p>
-  </w:comment>
-  <w:comment w:id="30" w:author="Manuel Antonio Sanchez-montañes Isla" w:date="2026-08-15T14:24:00Z" w:initials="MI">
-    <w:p>
-      <w:r>
-        <w:annotationRef/>
-      </w:r>
-      <w:r>
-        <w:t>Puedes copiar alguna figura, incluso si es de un paper (citándolo) que aclare esto?</w:t>
-      </w:r>
-    </w:p>
-  </w:comment>
-  <w:comment w:id="31" w:author="Manuel Antonio Sanchez-montañes Isla" w:date="2026-08-15T14:25:00Z" w:initials="MI">
-    <w:p>
-      <w:r>
-        <w:annotationRef/>
-      </w:r>
-      <w:r>
-        <w:t>En ningún momento explicas qué es un clado. Como norma general, todas las palabras hipertécnicas deben ser explicadas</w:t>
-      </w:r>
-    </w:p>
-  </w:comment>
-  <w:comment w:id="36" w:author="Manuel Antonio Sanchez-montañes Isla" w:date="2026-08-15T14:26:00Z" w:initials="MI">
-    <w:p>
-      <w:r>
-        <w:annotationRef/>
-      </w:r>
-      <w:r>
-        <w:t>aunque lo has definido antes, no está de más recordarlo</w:t>
-      </w:r>
-    </w:p>
-  </w:comment>
-  <w:comment w:id="37" w:author="Manuel Antonio Sanchez-montañes Isla" w:date="2026-08-15T14:26:00Z" w:initials="MI">
-    <w:p>
-      <w:r>
-        <w:annotationRef/>
-      </w:r>
-      <w:r>
-        <w:t>qué es eso?</w:t>
-      </w:r>
-    </w:p>
-  </w:comment>
-  <w:comment w:id="42" w:author="Manuel Antonio Sanchez-montañes Isla" w:date="2026-08-15T14:31:00Z" w:initials="MI">
-    <w:p>
-      <w:r>
-        <w:annotationRef/>
-      </w:r>
-      <w:r>
-        <w:t>Explicar antes de manera clara que tienes varios datasets M1, M2, ... diciendo en qué consiste cada uno</w:t>
-      </w:r>
-    </w:p>
-  </w:comment>
-  <w:comment w:id="43" w:author="Manuel Antonio Sanchez-montañes Isla" w:date="2026-08-15T14:33:00Z" w:initials="MI">
-    <w:p>
-      <w:r>
-        <w:annotationRef/>
-      </w:r>
-      <w:r>
-        <w:t>censura?</w:t>
-      </w:r>
-    </w:p>
-  </w:comment>
-</w:comments>
+<w:comments xmlns:wpc="http://schemas.microsoft.com/office/word/2010/wordprocessingCanvas" xmlns:cx="http://schemas.microsoft.com/office/drawing/2014/chartex" xmlns:cx1="http://schemas.microsoft.com/office/drawing/2015/9/8/chartex" xmlns:cx2="http://schemas.microsoft.com/office/drawing/2015/10/21/chartex" xmlns:cx3="http://schemas.microsoft.com/office/drawing/2016/5/9/chartex" xmlns:cx4="http://schemas.microsoft.com/office/drawing/2016/5/10/chartex" xmlns:cx5="http://schemas.microsoft.com/office/drawing/2016/5/11/chartex" xmlns:cx6="http://schemas.microsoft.com/office/drawing/2016/5/12/chartex" xmlns:cx7="http://schemas.microsoft.com/office/drawing/2016/5/13/chartex" xmlns:cx8="http://schemas.microsoft.com/office/drawing/2016/5/14/chartex" xmlns:mc="http://schemas.openxmlformats.org/markup-compatibility/2006" xmlns:aink="http://schemas.microsoft.com/office/drawing/2016/ink" xmlns:am3d="http://schemas.microsoft.com/office/drawing/2017/model3d" xmlns:o="urn:schemas-microsoft-com:office:office" xmlns:oel="http://schemas.microsoft.com/office/2019/extlst" xmlns:r="http://schemas.openxmlformats.org/officeDocument/2006/relationships" xmlns:m="http://schemas.openxmlformats.org/officeDocument/2006/math" xmlns:v="urn:schemas-microsoft-com:vml" xmlns:wp14="http://schemas.microsoft.com/office/word/2010/wordprocessingDrawing" xmlns:wp="http://schemas.openxmlformats.org/drawingml/2006/wordprocessingDrawing" xmlns:w10="urn:schemas-microsoft-com:office:word" xmlns:w="http://schemas.openxmlformats.org/wordprocessingml/2006/main" xmlns:w14="http://schemas.microsoft.com/office/word/2010/wordml" xmlns:w15="http://schemas.microsoft.com/office/word/2012/wordml" xmlns:w16cex="http://schemas.microsoft.com/office/word/2018/wordml/cex" xmlns:w16cid="http://schemas.microsoft.com/office/word/2016/wordml/cid" xmlns:w16="http://schemas.microsoft.com/office/word/2018/wordml" xmlns:w16du="http://schemas.microsoft.com/office/word/2023/wordml/word16du" xmlns:w16sdtdh="http://schemas.microsoft.com/office/word/2020/wordml/sdtdatahash" xmlns:w16sdtfl="http://schemas.microsoft.com/office/word/2024/wordml/sdtformatlock" xmlns:w16se="http://schemas.microsoft.com/office/word/2015/wordml/symex" xmlns:wpg="http://schemas.microsoft.com/office/word/2010/wordprocessingGroup" xmlns:wpi="http://schemas.microsoft.com/office/word/2010/wordprocessingInk" xmlns:wne="http://schemas.microsoft.com/office/word/2006/wordml" xmlns:wps="http://schemas.microsoft.com/office/word/2010/wordprocessingShape" mc:Ignorable="w14 w15 w16se w16cid w16 w16cex w16sdtdh w16sdtfl w16du wp14"/>
 </file>
 
 <file path=word/commentsExtended.xml><?xml version="1.0" encoding="utf-8"?>
-<w15:commentsEx xmlns:wpc="http://schemas.microsoft.com/office/word/2010/wordprocessingCanvas" xmlns:cx="http://schemas.microsoft.com/office/drawing/2014/chartex" xmlns:cx1="http://schemas.microsoft.com/office/drawing/2015/9/8/chartex" xmlns:cx2="http://schemas.microsoft.com/office/drawing/2015/10/21/chartex" xmlns:cx3="http://schemas.microsoft.com/office/drawing/2016/5/9/chartex" xmlns:cx4="http://schemas.microsoft.com/office/drawing/2016/5/10/chartex" xmlns:cx5="http://schemas.microsoft.com/office/drawing/2016/5/11/chartex" xmlns:cx6="http://schemas.microsoft.com/office/drawing/2016/5/12/chartex" xmlns:cx7="http://schemas.microsoft.com/office/drawing/2016/5/13/chartex" xmlns:cx8="http://schemas.microsoft.com/office/drawing/2016/5/14/chartex" xmlns:mc="http://schemas.openxmlformats.org/markup-compatibility/2006" xmlns:aink="http://schemas.microsoft.com/office/drawing/2016/ink" xmlns:am3d="http://schemas.microsoft.com/office/drawing/2017/model3d" xmlns:o="urn:schemas-microsoft-com:office:office" xmlns:oel="http://schemas.microsoft.com/office/2019/extlst" xmlns:r="http://schemas.openxmlformats.org/officeDocument/2006/relationships" xmlns:m="http://schemas.openxmlformats.org/officeDocument/2006/math" xmlns:v="urn:schemas-microsoft-com:vml" xmlns:wp14="http://schemas.microsoft.com/office/word/2010/wordprocessingDrawing" xmlns:wp="http://schemas.openxmlformats.org/drawingml/2006/wordprocessingDrawing" xmlns:w10="urn:schemas-microsoft-com:office:word" xmlns:w="http://schemas.openxmlformats.org/wordprocessingml/2006/main" xmlns:w14="http://schemas.microsoft.com/office/word/2010/wordml" xmlns:w15="http://schemas.microsoft.com/office/word/2012/wordml" xmlns:w16cex="http://schemas.microsoft.com/office/word/2018/wordml/cex" xmlns:w16cid="http://schemas.microsoft.com/office/word/2016/wordml/cid" xmlns:w16="http://schemas.microsoft.com/office/word/2018/wordml" xmlns:w16du="http://schemas.microsoft.com/office/word/2023/wordml/word16du" xmlns:w16sdtdh="http://schemas.microsoft.com/office/word/2020/wordml/sdtdatahash" xmlns:w16sdtfl="http://schemas.microsoft.com/office/word/2024/wordml/sdtformatlock" xmlns:w16se="http://schemas.microsoft.com/office/word/2015/wordml/symex" xmlns:wpg="http://schemas.microsoft.com/office/word/2010/wordprocessingGroup" xmlns:wpi="http://schemas.microsoft.com/office/word/2010/wordprocessingInk" xmlns:wne="http://schemas.microsoft.com/office/word/2006/wordml" xmlns:wps="http://schemas.microsoft.com/office/word/2010/wordprocessingShape" mc:Ignorable="w14 w15 w16se w16cid w16 w16cex w16sdtdh w16sdtfl w16du wp14">
-  <w15:commentEx w15:paraId="3C68EE57" w15:done="1"/>
-  <w15:commentEx w15:paraId="70535920" w15:done="1"/>
-  <w15:commentEx w15:paraId="4E131543" w15:done="1"/>
-  <w15:commentEx w15:paraId="446869AD" w15:done="1"/>
-  <w15:commentEx w15:paraId="03E2022F" w15:done="1"/>
-  <w15:commentEx w15:paraId="4AC6C7EB" w15:done="1"/>
-  <w15:commentEx w15:paraId="56E3335F" w15:done="1"/>
-  <w15:commentEx w15:paraId="4150EA4E" w15:done="1"/>
-  <w15:commentEx w15:paraId="7CBE8FA0" w15:done="1"/>
-  <w15:commentEx w15:paraId="4EDEC91C" w15:done="1"/>
-</w15:commentsEx>
+<w15:commentsEx xmlns:wpc="http://schemas.microsoft.com/office/word/2010/wordprocessingCanvas" xmlns:cx="http://schemas.microsoft.com/office/drawing/2014/chartex" xmlns:cx1="http://schemas.microsoft.com/office/drawing/2015/9/8/chartex" xmlns:cx2="http://schemas.microsoft.com/office/drawing/2015/10/21/chartex" xmlns:cx3="http://schemas.microsoft.com/office/drawing/2016/5/9/chartex" xmlns:cx4="http://schemas.microsoft.com/office/drawing/2016/5/10/chartex" xmlns:cx5="http://schemas.microsoft.com/office/drawing/2016/5/11/chartex" xmlns:cx6="http://schemas.microsoft.com/office/drawing/2016/5/12/chartex" xmlns:cx7="http://schemas.microsoft.com/office/drawing/2016/5/13/chartex" xmlns:cx8="http://schemas.microsoft.com/office/drawing/2016/5/14/chartex" xmlns:mc="http://schemas.openxmlformats.org/markup-compatibility/2006" xmlns:aink="http://schemas.microsoft.com/office/drawing/2016/ink" xmlns:am3d="http://schemas.microsoft.com/office/drawing/2017/model3d" xmlns:o="urn:schemas-microsoft-com:office:office" xmlns:oel="http://schemas.microsoft.com/office/2019/extlst" xmlns:r="http://schemas.openxmlformats.org/officeDocument/2006/relationships" xmlns:m="http://schemas.openxmlformats.org/officeDocument/2006/math" xmlns:v="urn:schemas-microsoft-com:vml" xmlns:wp14="http://schemas.microsoft.com/office/word/2010/wordprocessingDrawing" xmlns:wp="http://schemas.openxmlformats.org/drawingml/2006/wordprocessingDrawing" xmlns:w10="urn:schemas-microsoft-com:office:word" xmlns:w="http://schemas.openxmlformats.org/wordprocessingml/2006/main" xmlns:w14="http://schemas.microsoft.com/office/word/2010/wordml" xmlns:w15="http://schemas.microsoft.com/office/word/2012/wordml" xmlns:w16cex="http://schemas.microsoft.com/office/word/2018/wordml/cex" xmlns:w16cid="http://schemas.microsoft.com/office/word/2016/wordml/cid" xmlns:w16="http://schemas.microsoft.com/office/word/2018/wordml" xmlns:w16du="http://schemas.microsoft.com/office/word/2023/wordml/word16du" xmlns:w16sdtdh="http://schemas.microsoft.com/office/word/2020/wordml/sdtdatahash" xmlns:w16sdtfl="http://schemas.microsoft.com/office/word/2024/wordml/sdtformatlock" xmlns:w16se="http://schemas.microsoft.com/office/word/2015/wordml/symex" xmlns:wpg="http://schemas.microsoft.com/office/word/2010/wordprocessingGroup" xmlns:wpi="http://schemas.microsoft.com/office/word/2010/wordprocessingInk" xmlns:wne="http://schemas.microsoft.com/office/word/2006/wordml" xmlns:wps="http://schemas.microsoft.com/office/word/2010/wordprocessingShape" mc:Ignorable="w14 w15 w16se w16cid w16 w16cex w16sdtdh w16sdtfl w16du wp14"/>
 </file>
 
 <file path=word/commentsExtensible.xml><?xml version="1.0" encoding="utf-8"?>
